--- a/templates/docx/program.docx
+++ b/templates/docx/program.docx
@@ -115,11 +115,10 @@
           <w:rFonts w:eastAsia="Times New Roman" w:cs="Times New Roman"/>
           <w:sz w:val="28"/>
           <w:szCs w:val="28"/>
-          <w:lang w:val="ru-RU" w:eastAsia="ar-SA" w:bidi="ar-SA"/>
-        </w:rPr>
-        <w:t>{</w:t>
-      </w:r>
-      <w:proofErr w:type="spellStart"/>
+          <w:lang w:eastAsia="ar-SA" w:bidi="ar-SA"/>
+        </w:rPr>
+        <w:t>$</w:t>
+      </w:r>
       <w:r>
         <w:rPr>
           <w:rFonts w:eastAsia="Times New Roman" w:cs="Times New Roman"/>
@@ -127,9 +126,9 @@
           <w:szCs w:val="28"/>
           <w:lang w:val="ru-RU" w:eastAsia="ar-SA" w:bidi="ar-SA"/>
         </w:rPr>
-        <w:t>faculty</w:t>
-      </w:r>
-      <w:proofErr w:type="spellEnd"/>
+        <w:t>{</w:t>
+      </w:r>
+      <w:proofErr w:type="spellStart"/>
       <w:r>
         <w:rPr>
           <w:rFonts w:eastAsia="Times New Roman" w:cs="Times New Roman"/>
@@ -137,21 +136,40 @@
           <w:szCs w:val="28"/>
           <w:lang w:val="ru-RU" w:eastAsia="ar-SA" w:bidi="ar-SA"/>
         </w:rPr>
-        <w:t>}</w:t>
-      </w:r>
-    </w:p>
-    <w:p>
-      <w:pPr>
-        <w:pStyle w:val="ae"/>
-        <w:spacing w:after="0"/>
-        <w:jc w:val="center"/>
+        <w:t>faculty</w:t>
+      </w:r>
+      <w:proofErr w:type="spellEnd"/>
+      <w:r>
         <w:rPr>
           <w:rFonts w:eastAsia="Times New Roman" w:cs="Times New Roman"/>
           <w:sz w:val="28"/>
           <w:szCs w:val="28"/>
           <w:lang w:val="ru-RU" w:eastAsia="ar-SA" w:bidi="ar-SA"/>
         </w:rPr>
-      </w:pPr>
+        <w:t>}</w:t>
+      </w:r>
+    </w:p>
+    <w:p>
+      <w:pPr>
+        <w:pStyle w:val="ae"/>
+        <w:spacing w:after="0"/>
+        <w:jc w:val="center"/>
+        <w:rPr>
+          <w:rFonts w:eastAsia="Times New Roman" w:cs="Times New Roman"/>
+          <w:sz w:val="28"/>
+          <w:szCs w:val="28"/>
+          <w:lang w:val="ru-RU" w:eastAsia="ar-SA" w:bidi="ar-SA"/>
+        </w:rPr>
+      </w:pPr>
+      <w:r>
+        <w:rPr>
+          <w:rFonts w:eastAsia="Times New Roman" w:cs="Times New Roman"/>
+          <w:sz w:val="28"/>
+          <w:szCs w:val="28"/>
+          <w:lang w:eastAsia="ar-SA" w:bidi="ar-SA"/>
+        </w:rPr>
+        <w:t>$</w:t>
+      </w:r>
       <w:r>
         <w:rPr>
           <w:rFonts w:eastAsia="Times New Roman" w:cs="Times New Roman"/>
@@ -435,7 +453,6 @@
               <w:rPr>
                 <w:sz w:val="48"/>
                 <w:szCs w:val="48"/>
-                <w:lang w:val="en-US"/>
               </w:rPr>
               <w:t>$</w:t>
             </w:r>
@@ -509,6 +526,14 @@
               <w:rPr>
                 <w:b w:val="0"/>
                 <w:szCs w:val="28"/>
+                <w:lang w:val="en-US"/>
+              </w:rPr>
+              <w:t>$</w:t>
+            </w:r>
+            <w:r>
+              <w:rPr>
+                <w:b w:val="0"/>
+                <w:szCs w:val="28"/>
               </w:rPr>
               <w:t>{</w:t>
             </w:r>
@@ -533,6 +558,14 @@
                 <w:szCs w:val="28"/>
               </w:rPr>
               <w:br/>
+            </w:r>
+            <w:r>
+              <w:rPr>
+                <w:b w:val="0"/>
+                <w:szCs w:val="28"/>
+                <w:lang w:val="en-US"/>
+              </w:rPr>
+              <w:t>$</w:t>
             </w:r>
             <w:r>
               <w:rPr>
@@ -589,6 +622,15 @@
                 <w:b w:val="0"/>
                 <w:i/>
                 <w:szCs w:val="28"/>
+                <w:lang w:val="en-US"/>
+              </w:rPr>
+              <w:t>$</w:t>
+            </w:r>
+            <w:r>
+              <w:rPr>
+                <w:b w:val="0"/>
+                <w:i/>
+                <w:szCs w:val="28"/>
               </w:rPr>
               <w:t>{</w:t>
             </w:r>
@@ -912,7 +954,7 @@
       </w:r>
       <w:r>
         <w:rPr>
-          <w:lang w:val="en-US" w:eastAsia="ar-SA"/>
+          <w:lang w:eastAsia="ar-SA"/>
         </w:rPr>
         <w:t>020</w:t>
       </w:r>
@@ -1297,7 +1339,7 @@
       </w:r>
       <w:r>
         <w:rPr>
-          <w:lang w:val="en-US" w:eastAsia="ar-SA"/>
+          <w:lang w:eastAsia="ar-SA"/>
         </w:rPr>
         <w:t>20</w:t>
       </w:r>
@@ -1438,7 +1480,7 @@
       </w:r>
       <w:r>
         <w:rPr>
-          <w:lang w:val="en-US" w:eastAsia="ar-SA"/>
+          <w:lang w:eastAsia="ar-SA"/>
         </w:rPr>
         <w:t>20</w:t>
       </w:r>
@@ -2114,45 +2156,74 @@
         <w:ind w:left="0"/>
       </w:pPr>
       <w:r>
+        <w:t>$</w:t>
+      </w:r>
+      <w:r>
+        <w:t>{</w:t>
+      </w:r>
+      <w:proofErr w:type="spellStart"/>
+      <w:r>
+        <w:t>author</w:t>
+      </w:r>
+      <w:proofErr w:type="spellEnd"/>
+      <w:r>
         <w:rPr>
           <w:lang w:val="en-US"/>
         </w:rPr>
+        <w:t>s</w:t>
+      </w:r>
+      <w:r>
+        <w:t>}</w:t>
+      </w:r>
+    </w:p>
+    <w:p>
+      <w:pPr>
+        <w:tabs>
+          <w:tab w:val="left" w:pos="9214"/>
+        </w:tabs>
+        <w:rPr>
+          <w:lang w:eastAsia="ar-SA"/>
+        </w:rPr>
+      </w:pPr>
+    </w:p>
+    <w:p>
+      <w:pPr>
+        <w:tabs>
+          <w:tab w:val="left" w:pos="9214"/>
+        </w:tabs>
+      </w:pPr>
+      <w:r>
+        <w:t xml:space="preserve">Программа дисциплины </w:t>
+      </w:r>
+      <w:r>
+        <w:t>«</w:t>
+      </w:r>
+      <w:r>
         <w:t>$</w:t>
       </w:r>
       <w:r>
-        <w:t>{author</w:t>
+        <w:t>{</w:t>
       </w:r>
       <w:r>
         <w:rPr>
           <w:lang w:val="en-US"/>
         </w:rPr>
-        <w:t>s</w:t>
+        <w:t>name</w:t>
       </w:r>
       <w:r>
         <w:t>}</w:t>
       </w:r>
-    </w:p>
-    <w:p>
-      <w:pPr>
-        <w:tabs>
-          <w:tab w:val="left" w:pos="9214"/>
-        </w:tabs>
-        <w:rPr>
-          <w:lang w:eastAsia="ar-SA"/>
-        </w:rPr>
-      </w:pPr>
-    </w:p>
-    <w:p>
-      <w:pPr>
-        <w:tabs>
-          <w:tab w:val="left" w:pos="9214"/>
-        </w:tabs>
-      </w:pPr>
-      <w:r>
-        <w:t xml:space="preserve">Программа дисциплины </w:t>
-      </w:r>
-      <w:r>
-        <w:t>«</w:t>
+      <w:r>
+        <w:t xml:space="preserve">» </w:t>
+      </w:r>
+      <w:r>
+        <w:t>соответств</w:t>
+      </w:r>
+      <w:r>
+        <w:t>ует</w:t>
+      </w:r>
+      <w:r>
+        <w:t xml:space="preserve"> требованиям </w:t>
       </w:r>
       <w:r>
         <w:rPr>
@@ -2162,27 +2233,6 @@
       </w:r>
       <w:r>
         <w:t>{</w:t>
-      </w:r>
-      <w:r>
-        <w:rPr>
-          <w:lang w:val="en-US"/>
-        </w:rPr>
-        <w:t>name</w:t>
-      </w:r>
-      <w:r>
-        <w:t>}</w:t>
-      </w:r>
-      <w:r>
-        <w:t xml:space="preserve">» </w:t>
-      </w:r>
-      <w:r>
-        <w:t>соответств</w:t>
-      </w:r>
-      <w:r>
-        <w:t>ует</w:t>
-      </w:r>
-      <w:r>
-        <w:t xml:space="preserve"> требованиям {</w:t>
       </w:r>
       <w:proofErr w:type="spellStart"/>
       <w:r>
@@ -2254,9 +2304,6 @@
         <w:jc w:val="both"/>
       </w:pPr>
       <w:r>
-        <w:rPr>
-          <w:lang w:val="en-US"/>
-        </w:rPr>
         <w:t>$</w:t>
       </w:r>
       <w:r>
@@ -2320,76 +2367,41 @@
           <w:color w:val="000000"/>
           <w:lang w:val="en-US"/>
         </w:rPr>
-        <w:t>{</w:t>
-      </w:r>
-      <w:proofErr w:type="spellStart"/>
+        <w:t>$</w:t>
+      </w:r>
       <w:r>
         <w:rPr>
           <w:color w:val="000000"/>
           <w:lang w:val="en-US"/>
         </w:rPr>
-        <w:t>course_place</w:t>
-      </w:r>
-      <w:proofErr w:type="spellEnd"/>
-      <w:r>
-        <w:rPr>
-          <w:color w:val="000000"/>
+        <w:t>{place}</w:t>
+      </w:r>
+    </w:p>
+    <w:p>
+      <w:pPr>
+        <w:ind w:firstLine="709"/>
+        <w:rPr>
           <w:lang w:val="en-US"/>
         </w:rPr>
-        <w:t>}</w:t>
-      </w:r>
-    </w:p>
-    <w:p>
-      <w:pPr>
-        <w:ind w:firstLine="709"/>
+      </w:pPr>
+      <w:r>
         <w:rPr>
           <w:lang w:val="en-US"/>
         </w:rPr>
-      </w:pPr>
+        <w:t>$</w:t>
+      </w:r>
       <w:r>
         <w:rPr>
           <w:lang w:val="en-US"/>
         </w:rPr>
-        <w:t>{course_ careers}</w:t>
-      </w:r>
-    </w:p>
-    <w:p>
-      <w:pPr>
-        <w:ind w:firstLine="709"/>
+        <w:t>{</w:t>
+      </w:r>
+      <w:proofErr w:type="spellStart"/>
+      <w:r>
         <w:rPr>
           <w:lang w:val="en-US"/>
         </w:rPr>
-      </w:pPr>
-      <w:r>
-        <w:rPr>
-          <w:lang w:val="en-US"/>
-        </w:rPr>
-        <w:t>{</w:t>
-      </w:r>
-      <w:proofErr w:type="spellStart"/>
-      <w:r>
-        <w:rPr>
-          <w:lang w:val="en-US"/>
-        </w:rPr>
-        <w:t>pr</w:t>
-      </w:r>
-      <w:r>
-        <w:rPr>
-          <w:lang w:val="en-US"/>
-        </w:rPr>
-        <w:t>ogram</w:t>
-      </w:r>
-      <w:r>
-        <w:rPr>
-          <w:lang w:val="en-US"/>
-        </w:rPr>
-        <w:t>_</w:t>
-      </w:r>
-      <w:r>
-        <w:rPr>
-          <w:lang w:val="en-US"/>
-        </w:rPr>
-        <w:t>course_prev_next</w:t>
+        <w:t>prev_next</w:t>
       </w:r>
       <w:proofErr w:type="spellEnd"/>
       <w:r>
@@ -2477,7 +2489,6 @@
         <w:rPr>
           <w:bCs/>
           <w:iCs/>
-          <w:lang w:val="en-US"/>
         </w:rPr>
         <w:t>$</w:t>
       </w:r>
@@ -2497,13 +2508,20 @@
         <w:t>cmp</w:t>
       </w:r>
       <w:proofErr w:type="spellEnd"/>
+      <w:r>
+        <w:rPr>
+          <w:bCs/>
+          <w:iCs/>
+        </w:rPr>
+        <w:t>_</w:t>
+      </w:r>
       <w:r>
         <w:rPr>
           <w:bCs/>
           <w:iCs/>
           <w:lang w:val="en-US"/>
         </w:rPr>
-        <w:t>_</w:t>
+        <w:t>tot</w:t>
       </w:r>
       <w:r>
         <w:rPr>
@@ -2511,7 +2529,127 @@
           <w:iCs/>
           <w:lang w:val="en-US"/>
         </w:rPr>
-        <w:t>tot</w:t>
+        <w:t>al</w:t>
+      </w:r>
+      <w:r>
+        <w:rPr>
+          <w:bCs/>
+          <w:iCs/>
+        </w:rPr>
+        <w:t>}</w:t>
+      </w:r>
+    </w:p>
+    <w:p>
+      <w:pPr>
+        <w:ind w:firstLine="709"/>
+        <w:jc w:val="both"/>
+        <w:rPr>
+          <w:bCs/>
+          <w:iCs/>
+        </w:rPr>
+      </w:pPr>
+    </w:p>
+    <w:p>
+      <w:pPr>
+        <w:ind w:firstLine="709"/>
+        <w:jc w:val="both"/>
+        <w:rPr>
+          <w:b/>
+          <w:bCs/>
+          <w:iCs/>
+        </w:rPr>
+      </w:pPr>
+      <w:r>
+        <w:rPr>
+          <w:b/>
+          <w:bCs/>
+          <w:iCs/>
+        </w:rPr>
+        <w:t xml:space="preserve">В результате изучения дисциплины </w:t>
+      </w:r>
+      <w:r>
+        <w:rPr>
+          <w:b/>
+          <w:bCs/>
+          <w:iCs/>
+        </w:rPr>
+        <w:t>обучающийся</w:t>
+      </w:r>
+      <w:r>
+        <w:rPr>
+          <w:b/>
+          <w:bCs/>
+          <w:iCs/>
+        </w:rPr>
+        <w:t xml:space="preserve"> должен:</w:t>
+      </w:r>
+    </w:p>
+    <w:p>
+      <w:pPr>
+        <w:rPr>
+          <w:b/>
+          <w:bCs/>
+          <w:i/>
+          <w:iCs/>
+        </w:rPr>
+      </w:pPr>
+    </w:p>
+    <w:p>
+      <w:pPr>
+        <w:ind w:firstLine="708"/>
+        <w:rPr>
+          <w:b/>
+          <w:bCs/>
+          <w:i/>
+          <w:iCs/>
+        </w:rPr>
+      </w:pPr>
+      <w:r>
+        <w:rPr>
+          <w:b/>
+          <w:bCs/>
+          <w:i/>
+          <w:iCs/>
+        </w:rPr>
+        <w:t>знать</w:t>
+      </w:r>
+    </w:p>
+    <w:p>
+      <w:pPr>
+        <w:rPr>
+          <w:bCs/>
+          <w:iCs/>
+        </w:rPr>
+      </w:pPr>
+      <w:r>
+        <w:rPr>
+          <w:bCs/>
+          <w:iCs/>
+        </w:rPr>
+        <w:t>$</w:t>
+      </w:r>
+      <w:r>
+        <w:rPr>
+          <w:bCs/>
+          <w:iCs/>
+        </w:rPr>
+        <w:t>{</w:t>
+      </w:r>
+      <w:proofErr w:type="spellStart"/>
+      <w:r>
+        <w:rPr>
+          <w:bCs/>
+          <w:iCs/>
+        </w:rPr>
+        <w:t>outcomes</w:t>
+      </w:r>
+      <w:proofErr w:type="spellEnd"/>
+      <w:r>
+        <w:rPr>
+          <w:bCs/>
+          <w:iCs/>
+        </w:rPr>
+        <w:t>_</w:t>
       </w:r>
       <w:r>
         <w:rPr>
@@ -2519,59 +2657,29 @@
           <w:iCs/>
           <w:lang w:val="en-US"/>
         </w:rPr>
-        <w:t>al</w:t>
+        <w:t>z</w:t>
       </w:r>
       <w:r>
         <w:rPr>
           <w:bCs/>
           <w:iCs/>
         </w:rPr>
-        <w:t>}</w:t>
-      </w:r>
-    </w:p>
-    <w:p>
-      <w:pPr>
-        <w:ind w:firstLine="709"/>
-        <w:jc w:val="both"/>
+        <w:t>_</w:t>
+      </w:r>
+      <w:r>
         <w:rPr>
           <w:bCs/>
           <w:iCs/>
-        </w:rPr>
-      </w:pPr>
-    </w:p>
-    <w:p>
-      <w:pPr>
-        <w:ind w:firstLine="709"/>
-        <w:jc w:val="both"/>
-        <w:rPr>
-          <w:b/>
+          <w:lang w:val="en-US"/>
+        </w:rPr>
+        <w:t>total</w:t>
+      </w:r>
+      <w:r>
+        <w:rPr>
           <w:bCs/>
           <w:iCs/>
         </w:rPr>
-      </w:pPr>
-      <w:r>
-        <w:rPr>
-          <w:b/>
-          <w:bCs/>
-          <w:iCs/>
-        </w:rPr>
-        <w:t xml:space="preserve">В результате изучения дисциплины </w:t>
-      </w:r>
-      <w:r>
-        <w:rPr>
-          <w:b/>
-          <w:bCs/>
-          <w:iCs/>
-        </w:rPr>
-        <w:t>обучающийся</w:t>
-      </w:r>
-      <w:r>
-        <w:rPr>
-          <w:b/>
-          <w:bCs/>
-          <w:iCs/>
-        </w:rPr>
-        <w:t xml:space="preserve"> должен:</w:t>
+        <w:t>}</w:t>
       </w:r>
     </w:p>
     <w:p>
@@ -2592,7 +2700,6 @@
           <w:bCs/>
           <w:i/>
           <w:iCs/>
-          <w:lang w:val="en-US"/>
         </w:rPr>
       </w:pPr>
       <w:r>
@@ -2602,24 +2709,138 @@
           <w:i/>
           <w:iCs/>
         </w:rPr>
-        <w:t>знать</w:t>
-      </w:r>
-    </w:p>
-    <w:p>
-      <w:pPr>
+        <w:t>уметь</w:t>
+      </w:r>
+    </w:p>
+    <w:p>
+      <w:pPr>
+        <w:rPr>
+          <w:bCs/>
+          <w:iCs/>
+        </w:rPr>
+      </w:pPr>
+      <w:r>
+        <w:rPr>
+          <w:bCs/>
+          <w:iCs/>
+        </w:rPr>
+        <w:t>${</w:t>
+      </w:r>
+      <w:proofErr w:type="spellStart"/>
+      <w:r>
+        <w:rPr>
+          <w:bCs/>
+          <w:iCs/>
+        </w:rPr>
+        <w:t>outcomes</w:t>
+      </w:r>
+      <w:proofErr w:type="spellEnd"/>
+      <w:r>
+        <w:rPr>
+          <w:bCs/>
+          <w:iCs/>
+        </w:rPr>
+        <w:t>_</w:t>
+      </w:r>
+      <w:r>
         <w:rPr>
           <w:bCs/>
           <w:iCs/>
           <w:lang w:val="en-US"/>
         </w:rPr>
-      </w:pPr>
+        <w:t>u</w:t>
+      </w:r>
+      <w:r>
+        <w:rPr>
+          <w:bCs/>
+          <w:iCs/>
+        </w:rPr>
+        <w:t>_</w:t>
+      </w:r>
       <w:r>
         <w:rPr>
           <w:bCs/>
           <w:iCs/>
           <w:lang w:val="en-US"/>
         </w:rPr>
-        <w:t>$</w:t>
+        <w:t>total</w:t>
+      </w:r>
+      <w:r>
+        <w:rPr>
+          <w:bCs/>
+          <w:iCs/>
+        </w:rPr>
+        <w:t>}</w:t>
+      </w:r>
+    </w:p>
+    <w:p>
+      <w:pPr>
+        <w:rPr>
+          <w:b/>
+          <w:bCs/>
+          <w:i/>
+          <w:iCs/>
+        </w:rPr>
+      </w:pPr>
+    </w:p>
+    <w:p>
+      <w:pPr>
+        <w:ind w:firstLine="708"/>
+        <w:rPr>
+          <w:b/>
+          <w:bCs/>
+          <w:i/>
+          <w:iCs/>
+        </w:rPr>
+      </w:pPr>
+      <w:r>
+        <w:rPr>
+          <w:b/>
+          <w:bCs/>
+          <w:i/>
+          <w:iCs/>
+        </w:rPr>
+        <w:t>владеть</w:t>
+      </w:r>
+      <w:r>
+        <w:rPr>
+          <w:b/>
+          <w:bCs/>
+          <w:i/>
+          <w:iCs/>
+        </w:rPr>
+        <w:t xml:space="preserve"> </w:t>
+      </w:r>
+    </w:p>
+    <w:p>
+      <w:pPr>
+        <w:rPr>
+          <w:bCs/>
+          <w:iCs/>
+        </w:rPr>
+      </w:pPr>
+      <w:r>
+        <w:rPr>
+          <w:bCs/>
+          <w:iCs/>
+        </w:rPr>
+        <w:t>${</w:t>
+      </w:r>
+      <w:proofErr w:type="spellStart"/>
+      <w:r>
+        <w:rPr>
+          <w:bCs/>
+          <w:iCs/>
+        </w:rPr>
+        <w:t>outcomes</w:t>
+      </w:r>
+      <w:proofErr w:type="spellEnd"/>
+      <w:r>
+        <w:rPr>
+          <w:bCs/>
+          <w:iCs/>
+        </w:rPr>
+        <w:t>_</w:t>
       </w:r>
       <w:r>
         <w:rPr>
@@ -2627,390 +2848,152 @@
           <w:iCs/>
           <w:lang w:val="en-US"/>
         </w:rPr>
-        <w:t>{</w:t>
-      </w:r>
-      <w:proofErr w:type="spellStart"/>
+        <w:t>v</w:t>
+      </w:r>
       <w:r>
         <w:rPr>
           <w:bCs/>
           <w:iCs/>
         </w:rPr>
-        <w:t>outcomes</w:t>
-      </w:r>
-      <w:proofErr w:type="spellEnd"/>
+        <w:t>_</w:t>
+      </w:r>
       <w:r>
         <w:rPr>
           <w:bCs/>
           <w:iCs/>
           <w:lang w:val="en-US"/>
         </w:rPr>
-        <w:t>_</w:t>
-      </w:r>
-      <w:proofErr w:type="spellStart"/>
+        <w:t>total</w:t>
+      </w:r>
       <w:r>
         <w:rPr>
           <w:bCs/>
           <w:iCs/>
-          <w:lang w:val="en-US"/>
-        </w:rPr>
-        <w:t>z_</w:t>
-      </w:r>
-      <w:r>
+        </w:rPr>
+        <w:t>}</w:t>
+      </w:r>
+    </w:p>
+    <w:p>
+      <w:pPr>
+        <w:ind w:firstLine="709"/>
+        <w:jc w:val="both"/>
         <w:rPr>
           <w:bCs/>
           <w:iCs/>
-          <w:lang w:val="en-US"/>
-        </w:rPr>
-        <w:t>total</w:t>
-      </w:r>
-      <w:proofErr w:type="spellEnd"/>
-      <w:r>
-        <w:rPr>
-          <w:bCs/>
-          <w:iCs/>
-          <w:lang w:val="en-US"/>
-        </w:rPr>
-        <w:t>}</w:t>
-      </w:r>
-    </w:p>
-    <w:p>
-      <w:pPr>
-        <w:rPr>
-          <w:b/>
-          <w:bCs/>
-          <w:i/>
-          <w:iCs/>
-          <w:lang w:val="en-US"/>
-        </w:rPr>
-      </w:pPr>
-    </w:p>
-    <w:p>
-      <w:pPr>
-        <w:ind w:firstLine="708"/>
-        <w:rPr>
-          <w:b/>
-          <w:bCs/>
-          <w:i/>
-          <w:iCs/>
-          <w:lang w:val="en-US"/>
-        </w:rPr>
-      </w:pPr>
-      <w:r>
-        <w:rPr>
-          <w:b/>
-          <w:bCs/>
-          <w:i/>
-          <w:iCs/>
-        </w:rPr>
-        <w:t>уметь</w:t>
-      </w:r>
-    </w:p>
-    <w:p>
-      <w:pPr>
-        <w:rPr>
-          <w:bCs/>
-          <w:iCs/>
-          <w:lang w:val="en-US"/>
-        </w:rPr>
-      </w:pPr>
-      <w:r>
-        <w:rPr>
-          <w:bCs/>
-          <w:iCs/>
-          <w:lang w:val="en-US"/>
-        </w:rPr>
-        <w:t>$</w:t>
-      </w:r>
-      <w:r>
-        <w:rPr>
-          <w:bCs/>
-          <w:iCs/>
-          <w:lang w:val="en-US"/>
-        </w:rPr>
-        <w:t>{</w:t>
-      </w:r>
-      <w:proofErr w:type="spellStart"/>
-      <w:r>
-        <w:rPr>
-          <w:bCs/>
-          <w:iCs/>
-        </w:rPr>
-        <w:t>outcomes</w:t>
-      </w:r>
-      <w:proofErr w:type="spellEnd"/>
-      <w:r>
-        <w:rPr>
-          <w:bCs/>
-          <w:iCs/>
-          <w:lang w:val="en-US"/>
-        </w:rPr>
-        <w:t>_</w:t>
-      </w:r>
-      <w:proofErr w:type="spellStart"/>
-      <w:r>
-        <w:rPr>
-          <w:bCs/>
-          <w:iCs/>
-          <w:lang w:val="en-US"/>
-        </w:rPr>
-        <w:t>u</w:t>
-      </w:r>
-      <w:r>
-        <w:rPr>
-          <w:bCs/>
-          <w:iCs/>
-          <w:lang w:val="en-US"/>
-        </w:rPr>
-        <w:t>_total</w:t>
-      </w:r>
-      <w:proofErr w:type="spellEnd"/>
-      <w:r>
-        <w:rPr>
-          <w:bCs/>
-          <w:iCs/>
-          <w:lang w:val="en-US"/>
-        </w:rPr>
-        <w:t>}</w:t>
-      </w:r>
-    </w:p>
-    <w:p>
-      <w:pPr>
-        <w:rPr>
-          <w:b/>
-          <w:bCs/>
-          <w:i/>
-          <w:iCs/>
-          <w:lang w:val="en-US"/>
-        </w:rPr>
-      </w:pPr>
-    </w:p>
-    <w:p>
-      <w:pPr>
-        <w:ind w:firstLine="708"/>
-        <w:rPr>
-          <w:b/>
-          <w:bCs/>
-          <w:i/>
-          <w:iCs/>
-          <w:lang w:val="en-US"/>
-        </w:rPr>
-      </w:pPr>
-      <w:r>
-        <w:rPr>
-          <w:b/>
-          <w:bCs/>
-          <w:i/>
-          <w:iCs/>
-        </w:rPr>
-        <w:t>владеть</w:t>
-      </w:r>
-      <w:r>
-        <w:rPr>
-          <w:b/>
-          <w:bCs/>
-          <w:i/>
-          <w:iCs/>
-          <w:lang w:val="en-US"/>
+        </w:rPr>
+      </w:pPr>
+    </w:p>
+    <w:p>
+      <w:pPr>
+        <w:tabs>
+          <w:tab w:val="left" w:pos="851"/>
+          <w:tab w:val="right" w:leader="underscore" w:pos="8505"/>
+        </w:tabs>
+        <w:ind w:left="567"/>
+      </w:pPr>
+    </w:p>
+    <w:p>
+      <w:pPr>
+        <w:ind w:firstLine="709"/>
+        <w:rPr>
+          <w:b/>
+        </w:rPr>
+      </w:pPr>
+      <w:r>
+        <w:rPr>
+          <w:b/>
+        </w:rPr>
+        <w:t>4</w:t>
+      </w:r>
+      <w:r>
+        <w:rPr>
+          <w:b/>
+        </w:rPr>
+        <w:t xml:space="preserve">. </w:t>
+      </w:r>
+      <w:r>
+        <w:rPr>
+          <w:b/>
+        </w:rPr>
+        <w:t>Объ</w:t>
+      </w:r>
+      <w:r>
+        <w:rPr>
+          <w:b/>
+        </w:rPr>
+        <w:t>ё</w:t>
+      </w:r>
+      <w:r>
+        <w:rPr>
+          <w:b/>
+        </w:rPr>
+        <w:t>м</w:t>
+      </w:r>
+      <w:r>
+        <w:rPr>
+          <w:b/>
         </w:rPr>
         <w:t xml:space="preserve"> </w:t>
       </w:r>
-    </w:p>
-    <w:p>
-      <w:pPr>
-        <w:rPr>
-          <w:bCs/>
-          <w:iCs/>
-          <w:lang w:val="en-US"/>
-        </w:rPr>
-      </w:pPr>
-      <w:r>
-        <w:rPr>
-          <w:bCs/>
-          <w:iCs/>
-          <w:lang w:val="en-US"/>
-        </w:rPr>
-        <w:t>$</w:t>
-      </w:r>
-      <w:r>
-        <w:rPr>
-          <w:bCs/>
-          <w:iCs/>
-          <w:lang w:val="en-US"/>
-        </w:rPr>
-        <w:t>{</w:t>
-      </w:r>
-      <w:proofErr w:type="spellStart"/>
-      <w:r>
-        <w:rPr>
-          <w:bCs/>
-          <w:iCs/>
-        </w:rPr>
-        <w:t>outcomes</w:t>
-      </w:r>
-      <w:proofErr w:type="spellEnd"/>
-      <w:r>
-        <w:rPr>
-          <w:bCs/>
-          <w:iCs/>
-          <w:lang w:val="en-US"/>
-        </w:rPr>
-        <w:t>_</w:t>
-      </w:r>
-      <w:proofErr w:type="spellStart"/>
-      <w:r>
-        <w:rPr>
-          <w:bCs/>
-          <w:iCs/>
-          <w:lang w:val="en-US"/>
-        </w:rPr>
-        <w:t>v_total</w:t>
-      </w:r>
-      <w:proofErr w:type="spellEnd"/>
-      <w:r>
-        <w:rPr>
-          <w:bCs/>
-          <w:iCs/>
-          <w:lang w:val="en-US"/>
-        </w:rPr>
-        <w:t>}</w:t>
+      <w:r>
+        <w:rPr>
+          <w:b/>
+        </w:rPr>
+        <w:t>дисциплины</w:t>
+      </w:r>
+      <w:r>
+        <w:rPr>
+          <w:b/>
+        </w:rPr>
+        <w:t xml:space="preserve"> </w:t>
+      </w:r>
+      <w:r>
+        <w:rPr>
+          <w:b/>
+        </w:rPr>
+        <w:t>и</w:t>
+      </w:r>
+      <w:r>
+        <w:rPr>
+          <w:b/>
+        </w:rPr>
+        <w:t xml:space="preserve"> </w:t>
+      </w:r>
+      <w:r>
+        <w:rPr>
+          <w:b/>
+        </w:rPr>
+        <w:t>виды</w:t>
+      </w:r>
+      <w:r>
+        <w:rPr>
+          <w:b/>
+        </w:rPr>
+        <w:t xml:space="preserve"> </w:t>
+      </w:r>
+      <w:r>
+        <w:rPr>
+          <w:b/>
+        </w:rPr>
+        <w:t>учебной</w:t>
+      </w:r>
+      <w:r>
+        <w:rPr>
+          <w:b/>
+        </w:rPr>
+        <w:t xml:space="preserve"> </w:t>
+      </w:r>
+      <w:r>
+        <w:rPr>
+          <w:b/>
+        </w:rPr>
+        <w:t>работы</w:t>
       </w:r>
     </w:p>
     <w:p>
       <w:pPr>
         <w:ind w:firstLine="709"/>
         <w:jc w:val="both"/>
-        <w:rPr>
-          <w:bCs/>
-          <w:iCs/>
-          <w:lang w:val="en-US"/>
-        </w:rPr>
-      </w:pPr>
-    </w:p>
-    <w:p>
-      <w:pPr>
-        <w:tabs>
-          <w:tab w:val="left" w:pos="851"/>
-          <w:tab w:val="right" w:leader="underscore" w:pos="8505"/>
-        </w:tabs>
-        <w:ind w:left="567"/>
-        <w:rPr>
-          <w:lang w:val="en-US"/>
-        </w:rPr>
-      </w:pPr>
-    </w:p>
-    <w:p>
-      <w:pPr>
-        <w:ind w:firstLine="709"/>
-        <w:rPr>
-          <w:b/>
-          <w:lang w:val="en-US"/>
-        </w:rPr>
-      </w:pPr>
-      <w:r>
-        <w:rPr>
-          <w:b/>
-          <w:lang w:val="en-US"/>
-        </w:rPr>
-        <w:t>4</w:t>
-      </w:r>
-      <w:r>
-        <w:rPr>
-          <w:b/>
-          <w:lang w:val="en-US"/>
-        </w:rPr>
-        <w:t xml:space="preserve">. </w:t>
-      </w:r>
-      <w:r>
-        <w:rPr>
-          <w:b/>
-        </w:rPr>
-        <w:t>Объ</w:t>
-      </w:r>
-      <w:r>
-        <w:rPr>
-          <w:b/>
-        </w:rPr>
-        <w:t>ё</w:t>
-      </w:r>
-      <w:r>
-        <w:rPr>
-          <w:b/>
-        </w:rPr>
-        <w:t>м</w:t>
-      </w:r>
-      <w:r>
-        <w:rPr>
-          <w:b/>
-          <w:lang w:val="en-US"/>
-        </w:rPr>
-        <w:t xml:space="preserve"> </w:t>
-      </w:r>
-      <w:r>
-        <w:rPr>
-          <w:b/>
-        </w:rPr>
-        <w:t>дисциплины</w:t>
-      </w:r>
-      <w:r>
-        <w:rPr>
-          <w:b/>
-          <w:lang w:val="en-US"/>
-        </w:rPr>
-        <w:t xml:space="preserve"> </w:t>
-      </w:r>
-      <w:r>
-        <w:rPr>
-          <w:b/>
-        </w:rPr>
-        <w:t>и</w:t>
-      </w:r>
-      <w:r>
-        <w:rPr>
-          <w:b/>
-          <w:lang w:val="en-US"/>
-        </w:rPr>
-        <w:t xml:space="preserve"> </w:t>
-      </w:r>
-      <w:r>
-        <w:rPr>
-          <w:b/>
-        </w:rPr>
-        <w:t>виды</w:t>
-      </w:r>
-      <w:r>
-        <w:rPr>
-          <w:b/>
-          <w:lang w:val="en-US"/>
-        </w:rPr>
-        <w:t xml:space="preserve"> </w:t>
-      </w:r>
-      <w:r>
-        <w:rPr>
-          <w:b/>
-        </w:rPr>
-        <w:t>учебной</w:t>
-      </w:r>
-      <w:r>
-        <w:rPr>
-          <w:b/>
-          <w:lang w:val="en-US"/>
-        </w:rPr>
-        <w:t xml:space="preserve"> </w:t>
-      </w:r>
-      <w:r>
-        <w:rPr>
-          <w:b/>
-        </w:rPr>
-        <w:t>работы</w:t>
-      </w:r>
-    </w:p>
-    <w:p>
-      <w:pPr>
-        <w:ind w:firstLine="709"/>
-        <w:jc w:val="both"/>
-        <w:rPr>
-          <w:lang w:val="en-US"/>
-        </w:rPr>
       </w:pPr>
     </w:p>
     <w:tbl>
@@ -3887,7 +3870,6 @@
               <w:rPr>
                 <w:bCs/>
               </w:rPr>
-              <w:lastRenderedPageBreak/>
               <w:t>№</w:t>
             </w:r>
           </w:p>
@@ -3899,6 +3881,7 @@
               <w:rPr>
                 <w:bCs/>
               </w:rPr>
+              <w:lastRenderedPageBreak/>
               <w:t>п/п</w:t>
             </w:r>
           </w:p>
@@ -3912,12 +3895,14 @@
               <w:jc w:val="center"/>
             </w:pPr>
             <w:r>
+              <w:lastRenderedPageBreak/>
               <w:t>Наименование раздела</w:t>
             </w:r>
             <w:r>
               <w:t xml:space="preserve"> </w:t>
             </w:r>
             <w:r>
+              <w:lastRenderedPageBreak/>
               <w:t>дисциплины</w:t>
             </w:r>
           </w:p>
@@ -3931,6 +3916,7 @@
               <w:jc w:val="center"/>
             </w:pPr>
             <w:r>
+              <w:lastRenderedPageBreak/>
               <w:t>Содержание раздела дисциплины</w:t>
             </w:r>
           </w:p>
@@ -3959,7 +3945,7 @@
             </w:r>
             <w:proofErr w:type="spellStart"/>
             <w:r>
-              <w:t>parts_n</w:t>
+              <w:t>parts_content</w:t>
             </w:r>
             <w:proofErr w:type="spellEnd"/>
             <w:r>
@@ -4019,11 +4005,12 @@
             <w:r>
               <w:t>{</w:t>
             </w:r>
-            <w:proofErr w:type="spellStart"/>
-            <w:r>
-              <w:t>parts_content</w:t>
-            </w:r>
-            <w:proofErr w:type="spellEnd"/>
+            <w:r>
+              <w:rPr>
+                <w:lang w:val="en-US"/>
+              </w:rPr>
+              <w:t>data</w:t>
+            </w:r>
             <w:r>
               <w:t>}</w:t>
             </w:r>
@@ -4058,7 +4045,7 @@
     <w:p/>
     <w:tbl>
       <w:tblPr>
-        <w:tblW w:w="9639" w:type="dxa"/>
+        <w:tblW w:w="9781" w:type="dxa"/>
         <w:tblInd w:w="108" w:type="dxa"/>
         <w:tblBorders>
           <w:top w:val="single" w:sz="4" w:space="0" w:color="auto"/>
@@ -4073,12 +4060,13 @@
       </w:tblPr>
       <w:tblGrid>
         <w:gridCol w:w="709"/>
-        <w:gridCol w:w="3544"/>
-        <w:gridCol w:w="1077"/>
-        <w:gridCol w:w="1077"/>
-        <w:gridCol w:w="1077"/>
-        <w:gridCol w:w="1077"/>
-        <w:gridCol w:w="1078"/>
+        <w:gridCol w:w="3119"/>
+        <w:gridCol w:w="992"/>
+        <w:gridCol w:w="992"/>
+        <w:gridCol w:w="992"/>
+        <w:gridCol w:w="992"/>
+        <w:gridCol w:w="992"/>
+        <w:gridCol w:w="993"/>
       </w:tblGrid>
       <w:tr>
         <w:tc>
@@ -4099,7 +4087,7 @@
         </w:tc>
         <w:tc>
           <w:tcPr>
-            <w:tcW w:w="3544" w:type="dxa"/>
+            <w:tcW w:w="3119" w:type="dxa"/>
           </w:tcPr>
           <w:p>
             <w:pPr>
@@ -4115,7 +4103,7 @@
         </w:tc>
         <w:tc>
           <w:tcPr>
-            <w:tcW w:w="1077" w:type="dxa"/>
+            <w:tcW w:w="992" w:type="dxa"/>
           </w:tcPr>
           <w:p>
             <w:pPr>
@@ -4133,7 +4121,7 @@
         </w:tc>
         <w:tc>
           <w:tcPr>
-            <w:tcW w:w="1077" w:type="dxa"/>
+            <w:tcW w:w="992" w:type="dxa"/>
           </w:tcPr>
           <w:p>
             <w:pPr>
@@ -4159,7 +4147,7 @@
         </w:tc>
         <w:tc>
           <w:tcPr>
-            <w:tcW w:w="1077" w:type="dxa"/>
+            <w:tcW w:w="992" w:type="dxa"/>
           </w:tcPr>
           <w:p>
             <w:pPr>
@@ -4185,7 +4173,7 @@
         </w:tc>
         <w:tc>
           <w:tcPr>
-            <w:tcW w:w="1077" w:type="dxa"/>
+            <w:tcW w:w="992" w:type="dxa"/>
           </w:tcPr>
           <w:p>
             <w:pPr>
@@ -4198,7 +4186,38 @@
         </w:tc>
         <w:tc>
           <w:tcPr>
-            <w:tcW w:w="1078" w:type="dxa"/>
+            <w:tcW w:w="992" w:type="dxa"/>
+          </w:tcPr>
+          <w:p>
+            <w:pPr>
+              <w:jc w:val="center"/>
+              <w:rPr>
+                <w:bCs/>
+              </w:rPr>
+            </w:pPr>
+            <w:r>
+              <w:rPr>
+                <w:bCs/>
+              </w:rPr>
+              <w:t>К</w:t>
+            </w:r>
+            <w:r>
+              <w:rPr>
+                <w:bCs/>
+              </w:rPr>
+              <w:t>онт</w:t>
+            </w:r>
+            <w:r>
+              <w:rPr>
+                <w:bCs/>
+              </w:rPr>
+              <w:t>.</w:t>
+            </w:r>
+          </w:p>
+        </w:tc>
+        <w:tc>
+          <w:tcPr>
+            <w:tcW w:w="993" w:type="dxa"/>
           </w:tcPr>
           <w:p>
             <w:pPr>
@@ -4239,9 +4258,16 @@
             </w:r>
             <w:proofErr w:type="spellStart"/>
             <w:r>
-              <w:t>parts_n</w:t>
+              <w:t>parts_hours</w:t>
             </w:r>
             <w:proofErr w:type="spellEnd"/>
+          </w:p>
+          <w:p>
+            <w:pPr>
+              <w:tabs>
+                <w:tab w:val="left" w:pos="708"/>
+              </w:tabs>
+            </w:pPr>
             <w:r>
               <w:t>}</w:t>
             </w:r>
@@ -4249,7 +4275,7 @@
         </w:tc>
         <w:tc>
           <w:tcPr>
-            <w:tcW w:w="3544" w:type="dxa"/>
+            <w:tcW w:w="3119" w:type="dxa"/>
           </w:tcPr>
           <w:p>
             <w:pPr>
@@ -4287,7 +4313,7 @@
         </w:tc>
         <w:tc>
           <w:tcPr>
-            <w:tcW w:w="1077" w:type="dxa"/>
+            <w:tcW w:w="992" w:type="dxa"/>
           </w:tcPr>
           <w:p>
             <w:pPr>
@@ -4307,7 +4333,7 @@
             </w:r>
             <w:proofErr w:type="spellStart"/>
             <w:r>
-              <w:t>parts_lec</w:t>
+              <w:t>lec</w:t>
             </w:r>
             <w:proofErr w:type="spellEnd"/>
             <w:r>
@@ -4317,7 +4343,7 @@
         </w:tc>
         <w:tc>
           <w:tcPr>
-            <w:tcW w:w="1077" w:type="dxa"/>
+            <w:tcW w:w="992" w:type="dxa"/>
           </w:tcPr>
           <w:p>
             <w:pPr>
@@ -4337,10 +4363,7 @@
             </w:r>
             <w:proofErr w:type="spellStart"/>
             <w:r>
-              <w:t>parts_p</w:t>
-            </w:r>
-            <w:r>
-              <w:t>rac</w:t>
+              <w:t>prac</w:t>
             </w:r>
             <w:proofErr w:type="spellEnd"/>
             <w:r>
@@ -4350,7 +4373,7 @@
         </w:tc>
         <w:tc>
           <w:tcPr>
-            <w:tcW w:w="1077" w:type="dxa"/>
+            <w:tcW w:w="992" w:type="dxa"/>
           </w:tcPr>
           <w:p>
             <w:pPr>
@@ -4370,7 +4393,7 @@
             </w:r>
             <w:proofErr w:type="spellStart"/>
             <w:r>
-              <w:t>parts_lab</w:t>
+              <w:t>lab</w:t>
             </w:r>
             <w:proofErr w:type="spellEnd"/>
             <w:r>
@@ -4380,7 +4403,7 @@
         </w:tc>
         <w:tc>
           <w:tcPr>
-            <w:tcW w:w="1077" w:type="dxa"/>
+            <w:tcW w:w="992" w:type="dxa"/>
           </w:tcPr>
           <w:p>
             <w:pPr>
@@ -4400,7 +4423,7 @@
             </w:r>
             <w:proofErr w:type="spellStart"/>
             <w:r>
-              <w:t>parts_srs</w:t>
+              <w:t>srs</w:t>
             </w:r>
             <w:proofErr w:type="spellEnd"/>
             <w:r>
@@ -4410,7 +4433,41 @@
         </w:tc>
         <w:tc>
           <w:tcPr>
-            <w:tcW w:w="1078" w:type="dxa"/>
+            <w:tcW w:w="992" w:type="dxa"/>
+          </w:tcPr>
+          <w:p>
+            <w:pPr>
+              <w:tabs>
+                <w:tab w:val="left" w:pos="708"/>
+              </w:tabs>
+              <w:jc w:val="center"/>
+              <w:rPr>
+                <w:lang w:val="en-US"/>
+              </w:rPr>
+            </w:pPr>
+            <w:r>
+              <w:rPr>
+                <w:lang w:val="en-US"/>
+              </w:rPr>
+              <w:t>$</w:t>
+            </w:r>
+            <w:r>
+              <w:t>{</w:t>
+            </w:r>
+            <w:r>
+              <w:rPr>
+                <w:lang w:val="en-US"/>
+              </w:rPr>
+              <w:t>exam</w:t>
+            </w:r>
+            <w:r>
+              <w:t>}</w:t>
+            </w:r>
+          </w:p>
+        </w:tc>
+        <w:tc>
+          <w:tcPr>
+            <w:tcW w:w="993" w:type="dxa"/>
           </w:tcPr>
           <w:p>
             <w:pPr>
@@ -4430,7 +4487,7 @@
             </w:r>
             <w:proofErr w:type="spellStart"/>
             <w:r>
-              <w:t>parts_all</w:t>
+              <w:t>all</w:t>
             </w:r>
             <w:proofErr w:type="spellEnd"/>
             <w:r>
@@ -4483,220 +4540,218 @@
     </w:p>
     <w:p>
       <w:r>
+        <w:t>$</w:t>
+      </w:r>
+      <w:r>
+        <w:t>{</w:t>
+      </w:r>
+      <w:proofErr w:type="spellStart"/>
+      <w:r>
+        <w:t>biblio_</w:t>
+      </w:r>
+      <w:r>
+        <w:t>basic</w:t>
+      </w:r>
+      <w:proofErr w:type="spellEnd"/>
+      <w:r>
+        <w:t>}</w:t>
+      </w:r>
+    </w:p>
+    <w:p>
+      <w:pPr>
+        <w:ind w:firstLine="709"/>
+      </w:pPr>
+    </w:p>
+    <w:p>
+      <w:pPr>
+        <w:ind w:firstLine="709"/>
+        <w:rPr>
+          <w:b/>
+        </w:rPr>
+      </w:pPr>
+      <w:r>
+        <w:rPr>
+          <w:b/>
+        </w:rPr>
+        <w:t>6.2. Дополнительная литература</w:t>
+      </w:r>
+    </w:p>
+    <w:p>
+      <w:pPr>
+        <w:ind w:firstLine="709"/>
+      </w:pPr>
+    </w:p>
+    <w:p>
+      <w:r>
+        <w:t>$</w:t>
+      </w:r>
+      <w:r>
+        <w:t>{</w:t>
+      </w:r>
+      <w:proofErr w:type="spellStart"/>
+      <w:r>
+        <w:t>biblio_</w:t>
+      </w:r>
+      <w:r>
+        <w:t>additional</w:t>
+      </w:r>
+      <w:proofErr w:type="spellEnd"/>
+      <w:r>
+        <w:t>}</w:t>
+      </w:r>
+    </w:p>
+    <w:p>
+      <w:pPr>
+        <w:ind w:firstLine="709"/>
+      </w:pPr>
+    </w:p>
+    <w:p>
+      <w:pPr>
+        <w:ind w:firstLine="709"/>
+        <w:rPr>
+          <w:b/>
+        </w:rPr>
+      </w:pPr>
+      <w:r>
+        <w:rPr>
+          <w:b/>
+        </w:rPr>
+        <w:t>7.</w:t>
+      </w:r>
+      <w:r>
+        <w:rPr>
+          <w:b/>
+        </w:rPr>
+        <w:t xml:space="preserve"> </w:t>
+      </w:r>
+      <w:r>
+        <w:rPr>
+          <w:b/>
+        </w:rPr>
+        <w:t>Ресурсы Интернета</w:t>
+      </w:r>
+    </w:p>
+    <w:p>
+      <w:pPr>
+        <w:ind w:firstLine="709"/>
+      </w:pPr>
+    </w:p>
+    <w:p>
+      <w:pPr>
+        <w:ind w:firstLine="709"/>
+      </w:pPr>
+      <w:r>
+        <w:t>Перечень ресурсов Интернета, необходимых для освоения дисциплины:</w:t>
+      </w:r>
+    </w:p>
+    <w:p>
+      <w:r>
+        <w:t>$</w:t>
+      </w:r>
+      <w:r>
+        <w:t>{</w:t>
+      </w:r>
+      <w:proofErr w:type="spellStart"/>
+      <w:r>
+        <w:t>it</w:t>
+      </w:r>
+      <w:proofErr w:type="spellEnd"/>
+      <w:r>
+        <w:t>_</w:t>
+      </w:r>
+      <w:proofErr w:type="spellStart"/>
+      <w:r>
         <w:rPr>
           <w:lang w:val="en-US"/>
         </w:rPr>
+        <w:t>i</w:t>
+      </w:r>
+      <w:r>
+        <w:rPr>
+          <w:lang w:val="en-US"/>
+        </w:rPr>
+        <w:t>n</w:t>
+      </w:r>
+      <w:r>
+        <w:rPr>
+          <w:lang w:val="en-US"/>
+        </w:rPr>
+        <w:t>et</w:t>
+      </w:r>
+      <w:proofErr w:type="spellEnd"/>
+      <w:r>
+        <w:t>}</w:t>
+      </w:r>
+    </w:p>
+    <w:p>
+      <w:pPr>
+        <w:ind w:firstLine="709"/>
+        <w:rPr>
+          <w:i/>
+        </w:rPr>
+      </w:pPr>
+    </w:p>
+    <w:p>
+      <w:pPr>
+        <w:ind w:firstLine="709"/>
+        <w:rPr>
+          <w:b/>
+        </w:rPr>
+      </w:pPr>
+      <w:r>
+        <w:rPr>
+          <w:b/>
+        </w:rPr>
+        <w:t>8. Информационные технологии и программное обеспечение</w:t>
+      </w:r>
+      <w:r>
+        <w:rPr>
+          <w:b/>
+        </w:rPr>
+        <w:t xml:space="preserve"> </w:t>
+      </w:r>
+    </w:p>
+    <w:p>
+      <w:pPr>
+        <w:ind w:firstLine="709"/>
+      </w:pPr>
+    </w:p>
+    <w:p>
+      <w:pPr>
+        <w:ind w:firstLine="709"/>
+      </w:pPr>
+      <w:r>
+        <w:t>Перечень информационных технологий, используемых при осуществлении образовательного процесса по дисциплине, включая перечень программного обеспечения и информационных справочных систем</w:t>
+      </w:r>
+      <w:r>
+        <w:t xml:space="preserve"> (при необходимости)</w:t>
+      </w:r>
+      <w:r>
+        <w:t>:</w:t>
+      </w:r>
+    </w:p>
+    <w:p>
+      <w:r>
         <w:t>$</w:t>
       </w:r>
       <w:r>
         <w:t>{</w:t>
       </w:r>
-      <w:proofErr w:type="spellStart"/>
-      <w:r>
-        <w:t>biblio_base</w:t>
-      </w:r>
-      <w:proofErr w:type="spellEnd"/>
-      <w:r>
-        <w:t>}</w:t>
-      </w:r>
-    </w:p>
-    <w:p>
-      <w:pPr>
-        <w:ind w:firstLine="709"/>
-      </w:pPr>
-    </w:p>
-    <w:p>
-      <w:pPr>
-        <w:ind w:firstLine="709"/>
-        <w:rPr>
-          <w:b/>
-        </w:rPr>
-      </w:pPr>
-      <w:r>
-        <w:rPr>
-          <w:b/>
-        </w:rPr>
-        <w:t>6.2. Дополнительная литература</w:t>
-      </w:r>
-    </w:p>
-    <w:p>
-      <w:pPr>
-        <w:ind w:firstLine="709"/>
-      </w:pPr>
-    </w:p>
-    <w:p>
       <w:r>
         <w:rPr>
           <w:lang w:val="en-US"/>
         </w:rPr>
-        <w:t>$</w:t>
-      </w:r>
-      <w:r>
-        <w:t>{</w:t>
-      </w:r>
-      <w:proofErr w:type="spellStart"/>
-      <w:r>
-        <w:t>biblio_</w:t>
-      </w:r>
-      <w:r>
-        <w:t>additional</w:t>
-      </w:r>
-      <w:proofErr w:type="spellEnd"/>
-      <w:r>
-        <w:t>}</w:t>
-      </w:r>
-    </w:p>
-    <w:p>
-      <w:pPr>
-        <w:ind w:firstLine="709"/>
-      </w:pPr>
-    </w:p>
-    <w:p>
-      <w:pPr>
-        <w:ind w:firstLine="709"/>
-        <w:rPr>
-          <w:b/>
-        </w:rPr>
-      </w:pPr>
-      <w:r>
-        <w:rPr>
-          <w:b/>
-        </w:rPr>
-        <w:t>7.</w:t>
-      </w:r>
-      <w:r>
-        <w:rPr>
-          <w:b/>
-        </w:rPr>
-        <w:t xml:space="preserve"> </w:t>
-      </w:r>
-      <w:r>
-        <w:rPr>
-          <w:b/>
-        </w:rPr>
-        <w:t>Ресурсы Интернета</w:t>
-      </w:r>
-    </w:p>
-    <w:p>
-      <w:pPr>
-        <w:ind w:firstLine="709"/>
-      </w:pPr>
-    </w:p>
-    <w:p>
-      <w:pPr>
-        <w:ind w:firstLine="709"/>
-      </w:pPr>
-      <w:r>
-        <w:t>Перечень ресурсов Интернета, необходимых для освоения дисциплины:</w:t>
-      </w:r>
-    </w:p>
-    <w:p>
+        <w:t>it</w:t>
+      </w:r>
+      <w:r>
+        <w:t>_</w:t>
+      </w:r>
       <w:r>
         <w:rPr>
           <w:lang w:val="en-US"/>
         </w:rPr>
-        <w:t>$</w:t>
-      </w:r>
-      <w:r>
-        <w:t>{</w:t>
-      </w:r>
-      <w:proofErr w:type="spellStart"/>
-      <w:r>
-        <w:t>it</w:t>
-      </w:r>
-      <w:proofErr w:type="spellEnd"/>
-      <w:r>
-        <w:t>_</w:t>
-      </w:r>
-      <w:proofErr w:type="spellStart"/>
-      <w:r>
-        <w:rPr>
-          <w:lang w:val="en-US"/>
-        </w:rPr>
-        <w:t>i</w:t>
-      </w:r>
-      <w:r>
-        <w:rPr>
-          <w:lang w:val="en-US"/>
-        </w:rPr>
-        <w:t>n</w:t>
-      </w:r>
-      <w:r>
-        <w:rPr>
-          <w:lang w:val="en-US"/>
-        </w:rPr>
-        <w:t>et</w:t>
-      </w:r>
-      <w:proofErr w:type="spellEnd"/>
-      <w:r>
-        <w:t>}</w:t>
-      </w:r>
-    </w:p>
-    <w:p>
-      <w:pPr>
-        <w:ind w:firstLine="709"/>
-        <w:rPr>
-          <w:i/>
-        </w:rPr>
-      </w:pPr>
-    </w:p>
-    <w:p>
-      <w:pPr>
-        <w:ind w:firstLine="709"/>
-        <w:rPr>
-          <w:b/>
-        </w:rPr>
-      </w:pPr>
-      <w:r>
-        <w:rPr>
-          <w:b/>
-        </w:rPr>
-        <w:t>8. Информационные технологии и программное обеспечение</w:t>
-      </w:r>
-      <w:r>
-        <w:rPr>
-          <w:b/>
-        </w:rPr>
-        <w:t xml:space="preserve"> </w:t>
-      </w:r>
-    </w:p>
-    <w:p>
-      <w:pPr>
-        <w:ind w:firstLine="709"/>
-      </w:pPr>
-    </w:p>
-    <w:p>
-      <w:pPr>
-        <w:ind w:firstLine="709"/>
-      </w:pPr>
-      <w:r>
-        <w:t>Перечень информационных технологий, используемых при осуществлении образовательного процесса по дисциплине, включая перечень программного обеспечения и информационных справочных систем</w:t>
-      </w:r>
-      <w:r>
-        <w:t xml:space="preserve"> (при необходимости)</w:t>
-      </w:r>
-      <w:r>
-        <w:t>:</w:t>
-      </w:r>
-    </w:p>
-    <w:p>
-      <w:r>
-        <w:rPr>
-          <w:lang w:val="en-US"/>
-        </w:rPr>
-        <w:t>$</w:t>
-      </w:r>
-      <w:r>
-        <w:t>{</w:t>
-      </w:r>
-      <w:proofErr w:type="spellStart"/>
-      <w:r>
-        <w:rPr>
-          <w:lang w:val="en-US"/>
-        </w:rPr>
-        <w:t>it_app</w:t>
-      </w:r>
-      <w:proofErr w:type="spellEnd"/>
+        <w:t>app</w:t>
+      </w:r>
       <w:r>
         <w:t>}</w:t>
       </w:r>
@@ -4735,18 +4790,15 @@
         <w:t>Для проведения учебных занятий по дисциплине «</w:t>
       </w:r>
       <w:r>
+        <w:t>$</w:t>
+      </w:r>
+      <w:r>
+        <w:t>{</w:t>
+      </w:r>
+      <w:r>
         <w:rPr>
           <w:lang w:val="en-US"/>
         </w:rPr>
-        <w:t>$</w:t>
-      </w:r>
-      <w:r>
-        <w:t>{</w:t>
-      </w:r>
-      <w:r>
-        <w:rPr>
-          <w:lang w:val="en-US"/>
-        </w:rPr>
         <w:t>name</w:t>
       </w:r>
       <w:r>
@@ -4758,9 +4810,6 @@
     </w:p>
     <w:p>
       <w:r>
-        <w:rPr>
-          <w:lang w:val="en-US"/>
-        </w:rPr>
         <w:t>$</w:t>
       </w:r>
       <w:r>
@@ -4942,7 +4991,6 @@
         <w:ind w:firstLine="709"/>
       </w:pPr>
       <w:r>
-        <w:lastRenderedPageBreak/>
         <w:t>Фонд оценочных средств, включающий перечень компетенций с указанием этапов их формирования, описание показателей и критериев оценивания компетенций на различных этапах их формирования, описание шкал оценивания, типовые контрольные задания</w:t>
       </w:r>
       <w:r>

--- a/templates/docx/program.docx
+++ b/templates/docx/program.docx
@@ -115,7 +115,7 @@
           <w:rFonts w:eastAsia="Times New Roman" w:cs="Times New Roman"/>
           <w:sz w:val="28"/>
           <w:szCs w:val="28"/>
-          <w:lang w:eastAsia="ar-SA" w:bidi="ar-SA"/>
+          <w:lang w:val="ru-RU" w:eastAsia="ar-SA" w:bidi="ar-SA"/>
         </w:rPr>
         <w:t>$</w:t>
       </w:r>
@@ -126,19 +126,21 @@
           <w:szCs w:val="28"/>
           <w:lang w:val="ru-RU" w:eastAsia="ar-SA" w:bidi="ar-SA"/>
         </w:rPr>
-        <w:t>{</w:t>
-      </w:r>
-      <w:proofErr w:type="spellStart"/>
-      <w:r>
+        <w:t>{faculty}</w:t>
+      </w:r>
+    </w:p>
+    <w:p>
+      <w:pPr>
+        <w:pStyle w:val="ae"/>
+        <w:spacing w:after="0"/>
+        <w:jc w:val="center"/>
         <w:rPr>
           <w:rFonts w:eastAsia="Times New Roman" w:cs="Times New Roman"/>
           <w:sz w:val="28"/>
           <w:szCs w:val="28"/>
           <w:lang w:val="ru-RU" w:eastAsia="ar-SA" w:bidi="ar-SA"/>
         </w:rPr>
-        <w:t>faculty</w:t>
-      </w:r>
-      <w:proofErr w:type="spellEnd"/>
+      </w:pPr>
       <w:r>
         <w:rPr>
           <w:rFonts w:eastAsia="Times New Roman" w:cs="Times New Roman"/>
@@ -146,71 +148,29 @@
           <w:szCs w:val="28"/>
           <w:lang w:val="ru-RU" w:eastAsia="ar-SA" w:bidi="ar-SA"/>
         </w:rPr>
-        <w:t>}</w:t>
-      </w:r>
-    </w:p>
-    <w:p>
-      <w:pPr>
-        <w:pStyle w:val="ae"/>
-        <w:spacing w:after="0"/>
-        <w:jc w:val="center"/>
+        <w:t>$</w:t>
+      </w:r>
+      <w:r>
         <w:rPr>
           <w:rFonts w:eastAsia="Times New Roman" w:cs="Times New Roman"/>
           <w:sz w:val="28"/>
           <w:szCs w:val="28"/>
           <w:lang w:val="ru-RU" w:eastAsia="ar-SA" w:bidi="ar-SA"/>
         </w:rPr>
-      </w:pPr>
-      <w:r>
-        <w:rPr>
-          <w:rFonts w:eastAsia="Times New Roman" w:cs="Times New Roman"/>
-          <w:sz w:val="28"/>
-          <w:szCs w:val="28"/>
-          <w:lang w:eastAsia="ar-SA" w:bidi="ar-SA"/>
-        </w:rPr>
-        <w:t>$</w:t>
-      </w:r>
-      <w:r>
+        <w:t>{departament}</w:t>
+      </w:r>
+    </w:p>
+    <w:p>
+      <w:pPr>
+        <w:pStyle w:val="ae"/>
+        <w:spacing w:after="0"/>
+        <w:jc w:val="center"/>
         <w:rPr>
           <w:rFonts w:eastAsia="Times New Roman" w:cs="Times New Roman"/>
           <w:sz w:val="28"/>
           <w:szCs w:val="28"/>
           <w:lang w:val="ru-RU" w:eastAsia="ar-SA" w:bidi="ar-SA"/>
         </w:rPr>
-        <w:t>{</w:t>
-      </w:r>
-      <w:proofErr w:type="spellStart"/>
-      <w:r>
-        <w:rPr>
-          <w:rFonts w:eastAsia="Times New Roman" w:cs="Times New Roman"/>
-          <w:sz w:val="28"/>
-          <w:szCs w:val="28"/>
-          <w:lang w:val="ru-RU" w:eastAsia="ar-SA" w:bidi="ar-SA"/>
-        </w:rPr>
-        <w:t>departament</w:t>
-      </w:r>
-      <w:proofErr w:type="spellEnd"/>
-      <w:r>
-        <w:rPr>
-          <w:rFonts w:eastAsia="Times New Roman" w:cs="Times New Roman"/>
-          <w:sz w:val="28"/>
-          <w:szCs w:val="28"/>
-          <w:lang w:val="ru-RU" w:eastAsia="ar-SA" w:bidi="ar-SA"/>
-        </w:rPr>
-        <w:t>}</w:t>
-      </w:r>
-    </w:p>
-    <w:p>
-      <w:pPr>
-        <w:pStyle w:val="ae"/>
-        <w:spacing w:after="0"/>
-        <w:jc w:val="center"/>
-        <w:rPr>
-          <w:rFonts w:eastAsia="Times New Roman" w:cs="Times New Roman"/>
-          <w:sz w:val="28"/>
-          <w:szCs w:val="28"/>
-          <w:lang w:val="ru-RU" w:eastAsia="ar-SA" w:bidi="ar-SA"/>
-        </w:rPr>
       </w:pPr>
     </w:p>
     <w:p>
@@ -285,37 +245,34 @@
           <w:szCs w:val="28"/>
           <w:lang w:eastAsia="ar-SA"/>
         </w:rPr>
-        <w:t xml:space="preserve">Ю. А. </w:t>
-      </w:r>
-      <w:proofErr w:type="spellStart"/>
-      <w:r>
+        <w:t>Ю. А. Жадаев</w:t>
+      </w:r>
+    </w:p>
+    <w:p>
+      <w:pPr>
+        <w:spacing w:line="360" w:lineRule="auto"/>
+        <w:ind w:left="5670"/>
         <w:rPr>
           <w:sz w:val="28"/>
           <w:szCs w:val="28"/>
           <w:lang w:eastAsia="ar-SA"/>
         </w:rPr>
-        <w:t>Жадаев</w:t>
-      </w:r>
-      <w:proofErr w:type="spellEnd"/>
-    </w:p>
-    <w:p>
-      <w:pPr>
-        <w:spacing w:line="360" w:lineRule="auto"/>
-        <w:ind w:left="5670"/>
+      </w:pPr>
+      <w:r>
         <w:rPr>
           <w:sz w:val="28"/>
           <w:szCs w:val="28"/>
           <w:lang w:eastAsia="ar-SA"/>
         </w:rPr>
-      </w:pPr>
-      <w:proofErr w:type="gramStart"/>
+        <w:t xml:space="preserve">« </w:t>
+      </w:r>
       <w:r>
         <w:rPr>
           <w:sz w:val="28"/>
           <w:szCs w:val="28"/>
           <w:lang w:eastAsia="ar-SA"/>
         </w:rPr>
-        <w:t xml:space="preserve">« </w:t>
+        <w:t>___</w:t>
       </w:r>
       <w:r>
         <w:rPr>
@@ -323,42 +280,7 @@
           <w:szCs w:val="28"/>
           <w:lang w:eastAsia="ar-SA"/>
         </w:rPr>
-        <w:t>_</w:t>
-      </w:r>
-      <w:proofErr w:type="gramEnd"/>
-      <w:r>
-        <w:rPr>
-          <w:sz w:val="28"/>
-          <w:szCs w:val="28"/>
-          <w:lang w:eastAsia="ar-SA"/>
-        </w:rPr>
-        <w:t>_</w:t>
-      </w:r>
-      <w:proofErr w:type="gramStart"/>
-      <w:r>
-        <w:rPr>
-          <w:sz w:val="28"/>
-          <w:szCs w:val="28"/>
-          <w:lang w:eastAsia="ar-SA"/>
-        </w:rPr>
-        <w:t>_</w:t>
-      </w:r>
-      <w:r>
-        <w:rPr>
-          <w:sz w:val="28"/>
-          <w:szCs w:val="28"/>
-          <w:lang w:eastAsia="ar-SA"/>
-        </w:rPr>
-        <w:t xml:space="preserve"> »</w:t>
-      </w:r>
-      <w:proofErr w:type="gramEnd"/>
-      <w:r>
-        <w:rPr>
-          <w:sz w:val="28"/>
-          <w:szCs w:val="28"/>
-          <w:lang w:eastAsia="ar-SA"/>
-        </w:rPr>
-        <w:t xml:space="preserve"> </w:t>
+        <w:t xml:space="preserve"> » </w:t>
       </w:r>
       <w:r>
         <w:rPr>
@@ -463,7 +385,6 @@
               </w:rPr>
               <w:t>{</w:t>
             </w:r>
-            <w:proofErr w:type="spellStart"/>
             <w:r>
               <w:rPr>
                 <w:sz w:val="48"/>
@@ -471,7 +392,6 @@
               </w:rPr>
               <w:t>name</w:t>
             </w:r>
-            <w:proofErr w:type="spellEnd"/>
             <w:r>
               <w:rPr>
                 <w:sz w:val="48"/>
@@ -526,7 +446,6 @@
               <w:rPr>
                 <w:b w:val="0"/>
                 <w:szCs w:val="28"/>
-                <w:lang w:val="en-US"/>
               </w:rPr>
               <w:t>$</w:t>
             </w:r>
@@ -535,60 +454,27 @@
                 <w:b w:val="0"/>
                 <w:szCs w:val="28"/>
               </w:rPr>
-              <w:t>{</w:t>
-            </w:r>
-            <w:proofErr w:type="spellStart"/>
+              <w:t>{direction}</w:t>
+            </w:r>
+            <w:r>
+              <w:rPr>
+                <w:szCs w:val="28"/>
+              </w:rPr>
+              <w:br/>
+            </w:r>
             <w:r>
               <w:rPr>
                 <w:b w:val="0"/>
                 <w:szCs w:val="28"/>
               </w:rPr>
-              <w:t>direction</w:t>
-            </w:r>
-            <w:proofErr w:type="spellEnd"/>
+              <w:t>$</w:t>
+            </w:r>
             <w:r>
               <w:rPr>
                 <w:b w:val="0"/>
                 <w:szCs w:val="28"/>
               </w:rPr>
-              <w:t>}</w:t>
-            </w:r>
-            <w:r>
-              <w:rPr>
-                <w:szCs w:val="28"/>
-              </w:rPr>
-              <w:br/>
-            </w:r>
-            <w:r>
-              <w:rPr>
-                <w:b w:val="0"/>
-                <w:szCs w:val="28"/>
-                <w:lang w:val="en-US"/>
-              </w:rPr>
-              <w:t>$</w:t>
-            </w:r>
-            <w:r>
-              <w:rPr>
-                <w:b w:val="0"/>
-                <w:szCs w:val="28"/>
-              </w:rPr>
-              <w:t>{</w:t>
-            </w:r>
-            <w:proofErr w:type="spellStart"/>
-            <w:r>
-              <w:rPr>
-                <w:b w:val="0"/>
-                <w:szCs w:val="28"/>
-              </w:rPr>
-              <w:t>profile</w:t>
-            </w:r>
-            <w:proofErr w:type="spellEnd"/>
-            <w:r>
-              <w:rPr>
-                <w:b w:val="0"/>
-                <w:szCs w:val="28"/>
-              </w:rPr>
-              <w:t>}</w:t>
+              <w:t>{profile}</w:t>
             </w:r>
           </w:p>
           <w:p>
@@ -632,25 +518,7 @@
                 <w:i/>
                 <w:szCs w:val="28"/>
               </w:rPr>
-              <w:t>{</w:t>
-            </w:r>
-            <w:proofErr w:type="spellStart"/>
-            <w:r>
-              <w:rPr>
-                <w:b w:val="0"/>
-                <w:i/>
-                <w:szCs w:val="28"/>
-              </w:rPr>
-              <w:t>formes</w:t>
-            </w:r>
-            <w:proofErr w:type="spellEnd"/>
-            <w:r>
-              <w:rPr>
-                <w:b w:val="0"/>
-                <w:i/>
-                <w:szCs w:val="28"/>
-              </w:rPr>
-              <w:t>}</w:t>
+              <w:t>{formes}</w:t>
             </w:r>
           </w:p>
           <w:p>
@@ -794,14 +662,7 @@
         <w:rPr>
           <w:lang w:eastAsia="ar-SA"/>
         </w:rPr>
-        <w:t>_</w:t>
-      </w:r>
-      <w:proofErr w:type="gramStart"/>
-      <w:r>
-        <w:rPr>
-          <w:lang w:eastAsia="ar-SA"/>
-        </w:rPr>
-        <w:t>_</w:t>
+        <w:t>__</w:t>
       </w:r>
       <w:r>
         <w:rPr>
@@ -809,7 +670,6 @@
         </w:rPr>
         <w:t> »</w:t>
       </w:r>
-      <w:proofErr w:type="gramEnd"/>
       <w:r>
         <w:rPr>
           <w:lang w:eastAsia="ar-SA"/>
@@ -838,27 +698,13 @@
         <w:rPr>
           <w:lang w:eastAsia="ar-SA"/>
         </w:rPr>
-        <w:t xml:space="preserve">г., протокол </w:t>
-      </w:r>
-      <w:proofErr w:type="gramStart"/>
-      <w:r>
-        <w:rPr>
-          <w:lang w:eastAsia="ar-SA"/>
-        </w:rPr>
-        <w:t>№  </w:t>
-      </w:r>
-      <w:r>
-        <w:rPr>
-          <w:lang w:eastAsia="ar-SA"/>
-        </w:rPr>
-        <w:t>_</w:t>
-      </w:r>
-      <w:proofErr w:type="gramEnd"/>
-      <w:r>
-        <w:rPr>
-          <w:lang w:eastAsia="ar-SA"/>
-        </w:rPr>
-        <w:t>_</w:t>
+        <w:t>г., протокол №  </w:t>
+      </w:r>
+      <w:r>
+        <w:rPr>
+          <w:lang w:eastAsia="ar-SA"/>
+        </w:rPr>
+        <w:t>__</w:t>
       </w:r>
       <w:r>
         <w:rPr>
@@ -916,41 +762,13 @@
         <w:rPr>
           <w:lang w:eastAsia="ar-SA"/>
         </w:rPr>
-        <w:t> </w:t>
-      </w:r>
-      <w:proofErr w:type="gramStart"/>
-      <w:r>
-        <w:rPr>
-          <w:lang w:eastAsia="ar-SA"/>
-        </w:rPr>
-        <w:t>   </w:t>
-      </w:r>
-      <w:r>
-        <w:rPr>
-          <w:lang w:eastAsia="ar-SA"/>
-        </w:rPr>
-        <w:t>«</w:t>
-      </w:r>
-      <w:proofErr w:type="gramEnd"/>
-      <w:r>
-        <w:rPr>
-          <w:lang w:eastAsia="ar-SA"/>
-        </w:rPr>
-        <w:t> _</w:t>
-      </w:r>
-      <w:proofErr w:type="gramStart"/>
-      <w:r>
-        <w:rPr>
-          <w:lang w:eastAsia="ar-SA"/>
-        </w:rPr>
-        <w:t>_ »</w:t>
-      </w:r>
-      <w:proofErr w:type="gramEnd"/>
-      <w:r>
-        <w:rPr>
-          <w:lang w:eastAsia="ar-SA"/>
-        </w:rPr>
-        <w:t> ________ 2</w:t>
+        <w:t>    </w:t>
+      </w:r>
+      <w:r>
+        <w:rPr>
+          <w:lang w:eastAsia="ar-SA"/>
+        </w:rPr>
+        <w:t>« __ » ________ 2</w:t>
       </w:r>
       <w:r>
         <w:rPr>
@@ -984,103 +802,39 @@
           <w:szCs w:val="20"/>
           <w:lang w:eastAsia="ar-SA"/>
         </w:rPr>
-        <w:t>       </w:t>
-      </w:r>
-      <w:proofErr w:type="gramStart"/>
+        <w:t>          (подпись)                   (зав.</w:t>
+      </w:r>
       <w:r>
         <w:rPr>
           <w:sz w:val="20"/>
           <w:szCs w:val="20"/>
           <w:lang w:eastAsia="ar-SA"/>
         </w:rPr>
-        <w:t>   (подпись)   </w:t>
-      </w:r>
-      <w:proofErr w:type="gramEnd"/>
+        <w:t xml:space="preserve"> </w:t>
+      </w:r>
       <w:r>
         <w:rPr>
           <w:sz w:val="20"/>
           <w:szCs w:val="20"/>
           <w:lang w:eastAsia="ar-SA"/>
         </w:rPr>
-        <w:t xml:space="preserve">             </w:t>
-      </w:r>
-      <w:proofErr w:type="gramStart"/>
+        <w:t xml:space="preserve">кафедрой)                  </w:t>
+      </w:r>
       <w:r>
         <w:rPr>
           <w:sz w:val="20"/>
           <w:szCs w:val="20"/>
           <w:lang w:eastAsia="ar-SA"/>
         </w:rPr>
-        <w:t xml:space="preserve">   (</w:t>
-      </w:r>
-      <w:proofErr w:type="gramEnd"/>
+        <w:t xml:space="preserve">   </w:t>
+      </w:r>
       <w:r>
         <w:rPr>
           <w:sz w:val="20"/>
           <w:szCs w:val="20"/>
           <w:lang w:eastAsia="ar-SA"/>
         </w:rPr>
-        <w:t>зав.</w:t>
-      </w:r>
-      <w:r>
-        <w:rPr>
-          <w:sz w:val="20"/>
-          <w:szCs w:val="20"/>
-          <w:lang w:eastAsia="ar-SA"/>
-        </w:rPr>
-        <w:t xml:space="preserve"> </w:t>
-      </w:r>
-      <w:proofErr w:type="gramStart"/>
-      <w:r>
-        <w:rPr>
-          <w:sz w:val="20"/>
-          <w:szCs w:val="20"/>
-          <w:lang w:eastAsia="ar-SA"/>
-        </w:rPr>
-        <w:t>кафедрой)   </w:t>
-      </w:r>
-      <w:proofErr w:type="gramEnd"/>
-      <w:r>
-        <w:rPr>
-          <w:sz w:val="20"/>
-          <w:szCs w:val="20"/>
-          <w:lang w:eastAsia="ar-SA"/>
-        </w:rPr>
-        <w:t xml:space="preserve">               </w:t>
-      </w:r>
-      <w:r>
-        <w:rPr>
-          <w:sz w:val="20"/>
-          <w:szCs w:val="20"/>
-          <w:lang w:eastAsia="ar-SA"/>
-        </w:rPr>
-        <w:t xml:space="preserve">   </w:t>
-      </w:r>
-      <w:r>
-        <w:rPr>
-          <w:sz w:val="20"/>
-          <w:szCs w:val="20"/>
-          <w:lang w:eastAsia="ar-SA"/>
-        </w:rPr>
-        <w:t xml:space="preserve">  </w:t>
-      </w:r>
-      <w:proofErr w:type="gramStart"/>
-      <w:r>
-        <w:rPr>
-          <w:sz w:val="20"/>
-          <w:szCs w:val="20"/>
-          <w:lang w:eastAsia="ar-SA"/>
-        </w:rPr>
-        <w:t xml:space="preserve">   (</w:t>
-      </w:r>
-      <w:proofErr w:type="gramEnd"/>
-      <w:r>
-        <w:rPr>
-          <w:sz w:val="20"/>
-          <w:szCs w:val="20"/>
-          <w:lang w:eastAsia="ar-SA"/>
-        </w:rPr>
-        <w:t>дата)</w:t>
+        <w:t xml:space="preserve">     (дата)</w:t>
       </w:r>
     </w:p>
     <w:p>
@@ -1169,7 +923,6 @@
         </w:rPr>
         <w:t xml:space="preserve"> </w:t>
       </w:r>
-      <w:proofErr w:type="gramStart"/>
       <w:r>
         <w:rPr>
           <w:b w:val="0"/>
@@ -1178,9 +931,8 @@
           <w:szCs w:val="24"/>
           <w:lang w:eastAsia="ar-SA"/>
         </w:rPr>
-        <w:t>« __ »</w:t>
-      </w:r>
-      <w:proofErr w:type="gramEnd"/>
+        <w:t>« __ » ________ 20</w:t>
+      </w:r>
       <w:r>
         <w:rPr>
           <w:b w:val="0"/>
@@ -1189,7 +941,7 @@
           <w:szCs w:val="24"/>
           <w:lang w:eastAsia="ar-SA"/>
         </w:rPr>
-        <w:t> ________ 20</w:t>
+        <w:t>20</w:t>
       </w:r>
       <w:r>
         <w:rPr>
@@ -1199,7 +951,7 @@
           <w:szCs w:val="24"/>
           <w:lang w:eastAsia="ar-SA"/>
         </w:rPr>
-        <w:t>20</w:t>
+        <w:t> г</w:t>
       </w:r>
       <w:r>
         <w:rPr>
@@ -1209,70 +961,211 @@
           <w:szCs w:val="24"/>
           <w:lang w:eastAsia="ar-SA"/>
         </w:rPr>
-        <w:t> </w:t>
-      </w:r>
-      <w:proofErr w:type="gramStart"/>
-      <w:r>
-        <w:rPr>
-          <w:b w:val="0"/>
+        <w:t>. , протокол №  __</w:t>
+      </w:r>
+    </w:p>
+    <w:p>
+      <w:pPr>
+        <w:tabs>
+          <w:tab w:val="left" w:pos="9214"/>
+        </w:tabs>
+        <w:rPr>
+          <w:lang w:eastAsia="ar-SA"/>
+        </w:rPr>
+      </w:pPr>
+    </w:p>
+    <w:p>
+      <w:pPr>
+        <w:pStyle w:val="a8"/>
+        <w:spacing w:after="0"/>
+        <w:ind w:left="0"/>
+        <w:rPr>
+          <w:lang w:eastAsia="ar-SA"/>
+        </w:rPr>
+      </w:pPr>
+    </w:p>
+    <w:p>
+      <w:pPr>
+        <w:pStyle w:val="a8"/>
+        <w:spacing w:after="0"/>
+        <w:ind w:left="0"/>
+        <w:rPr>
+          <w:sz w:val="20"/>
+          <w:szCs w:val="20"/>
+          <w:lang w:eastAsia="ar-SA"/>
+        </w:rPr>
+      </w:pPr>
+      <w:r>
+        <w:rPr>
+          <w:lang w:eastAsia="ar-SA"/>
+        </w:rPr>
+        <w:t xml:space="preserve">Председатель учёного совета </w:t>
+      </w:r>
+      <w:r>
+        <w:rPr>
+          <w:lang w:eastAsia="ar-SA"/>
+        </w:rPr>
+        <w:t>_____________    ___________    « __ » ________ 20</w:t>
+      </w:r>
+      <w:r>
+        <w:rPr>
+          <w:lang w:eastAsia="ar-SA"/>
+        </w:rPr>
+        <w:t>20</w:t>
+      </w:r>
+      <w:r>
+        <w:rPr>
+          <w:lang w:eastAsia="ar-SA"/>
+        </w:rPr>
+        <w:t> г.</w:t>
+      </w:r>
+      <w:r>
+        <w:rPr>
+          <w:lang w:eastAsia="ar-SA"/>
+        </w:rPr>
+        <w:br/>
+      </w:r>
+      <w:r>
+        <w:rPr>
+          <w:sz w:val="20"/>
+          <w:szCs w:val="20"/>
+          <w:lang w:eastAsia="ar-SA"/>
+        </w:rPr>
+        <w:t>                                           </w:t>
+      </w:r>
+      <w:r>
+        <w:rPr>
+          <w:sz w:val="20"/>
+          <w:szCs w:val="20"/>
+          <w:lang w:eastAsia="ar-SA"/>
+        </w:rPr>
+        <w:t>                                                   </w:t>
+      </w:r>
+      <w:r>
+        <w:rPr>
+          <w:sz w:val="20"/>
+          <w:szCs w:val="20"/>
+          <w:lang w:eastAsia="ar-SA"/>
+        </w:rPr>
+        <w:t>        (подпись)                           (дата)</w:t>
+      </w:r>
+    </w:p>
+    <w:p>
+      <w:pPr>
+        <w:pStyle w:val="a8"/>
+        <w:spacing w:after="0"/>
+        <w:ind w:left="0"/>
+        <w:rPr>
+          <w:lang w:eastAsia="ar-SA"/>
+        </w:rPr>
+      </w:pPr>
+    </w:p>
+    <w:p>
+      <w:pPr>
+        <w:pStyle w:val="a8"/>
+        <w:spacing w:after="0"/>
+        <w:ind w:left="0"/>
+        <w:rPr>
+          <w:lang w:eastAsia="ar-SA"/>
+        </w:rPr>
+      </w:pPr>
+      <w:r>
+        <w:rPr>
+          <w:lang w:eastAsia="ar-SA"/>
+        </w:rPr>
+        <w:t xml:space="preserve">                                                                </w:t>
+      </w:r>
+    </w:p>
+    <w:p>
+      <w:pPr>
+        <w:tabs>
+          <w:tab w:val="left" w:pos="9214"/>
+        </w:tabs>
+        <w:rPr>
+          <w:lang w:eastAsia="ar-SA"/>
+        </w:rPr>
+      </w:pPr>
+      <w:r>
+        <w:rPr>
+          <w:lang w:eastAsia="ar-SA"/>
+        </w:rPr>
+        <w:t>Утверждена на заседании учёного совета ФГБОУ ВО «ВГСПУ»</w:t>
+      </w:r>
+      <w:r>
+        <w:rPr>
+          <w:lang w:eastAsia="ar-SA"/>
+        </w:rPr>
+        <w:br/>
+        <w:t>« __ » ________ 20</w:t>
+      </w:r>
+      <w:r>
+        <w:rPr>
+          <w:lang w:eastAsia="ar-SA"/>
+        </w:rPr>
+        <w:t>20</w:t>
+      </w:r>
+      <w:r>
+        <w:rPr>
+          <w:lang w:eastAsia="ar-SA"/>
+        </w:rPr>
+        <w:t> г. , протокол №  __</w:t>
+      </w:r>
+    </w:p>
+    <w:p/>
+    <w:p>
+      <w:pPr>
+        <w:ind w:firstLine="709"/>
+        <w:jc w:val="both"/>
+        <w:rPr>
+          <w:b/>
+        </w:rPr>
+      </w:pPr>
+    </w:p>
+    <w:p>
+      <w:pPr>
+        <w:ind w:firstLine="709"/>
+        <w:jc w:val="both"/>
+        <w:rPr>
+          <w:b/>
+        </w:rPr>
+      </w:pPr>
+    </w:p>
+    <w:p>
+      <w:pPr>
+        <w:pStyle w:val="5"/>
+        <w:tabs>
+          <w:tab w:val="left" w:pos="0"/>
+        </w:tabs>
+        <w:rPr>
           <w:i w:val="0"/>
           <w:sz w:val="24"/>
           <w:szCs w:val="24"/>
-          <w:lang w:eastAsia="ar-SA"/>
-        </w:rPr>
-        <w:t>г</w:t>
-      </w:r>
-      <w:r>
-        <w:rPr>
-          <w:b w:val="0"/>
+        </w:rPr>
+      </w:pPr>
+      <w:r>
+        <w:rPr>
           <w:i w:val="0"/>
           <w:sz w:val="24"/>
           <w:szCs w:val="24"/>
-          <w:lang w:eastAsia="ar-SA"/>
-        </w:rPr>
-        <w:t>. ,</w:t>
-      </w:r>
-      <w:proofErr w:type="gramEnd"/>
-      <w:r>
-        <w:rPr>
-          <w:b w:val="0"/>
-          <w:i w:val="0"/>
-          <w:sz w:val="24"/>
-          <w:szCs w:val="24"/>
-          <w:lang w:eastAsia="ar-SA"/>
-        </w:rPr>
-        <w:t xml:space="preserve"> протокол </w:t>
-      </w:r>
-      <w:proofErr w:type="gramStart"/>
-      <w:r>
-        <w:rPr>
-          <w:b w:val="0"/>
-          <w:i w:val="0"/>
-          <w:sz w:val="24"/>
-          <w:szCs w:val="24"/>
-          <w:lang w:eastAsia="ar-SA"/>
-        </w:rPr>
-        <w:t>№  _</w:t>
-      </w:r>
-      <w:proofErr w:type="gramEnd"/>
-      <w:r>
-        <w:rPr>
-          <w:b w:val="0"/>
-          <w:i w:val="0"/>
-          <w:sz w:val="24"/>
-          <w:szCs w:val="24"/>
-          <w:lang w:eastAsia="ar-SA"/>
-        </w:rPr>
-        <w:t>_</w:t>
-      </w:r>
-    </w:p>
-    <w:p>
-      <w:pPr>
-        <w:tabs>
-          <w:tab w:val="left" w:pos="9214"/>
-        </w:tabs>
-        <w:rPr>
-          <w:lang w:eastAsia="ar-SA"/>
+        </w:rPr>
+        <w:t>Отметки о внесении изменений в программу:</w:t>
+      </w:r>
+    </w:p>
+    <w:p>
+      <w:pPr>
+        <w:ind w:firstLine="709"/>
+        <w:jc w:val="both"/>
+        <w:rPr>
+          <w:b/>
+        </w:rPr>
+      </w:pPr>
+    </w:p>
+    <w:p>
+      <w:pPr>
+        <w:ind w:firstLine="709"/>
+        <w:jc w:val="both"/>
+        <w:rPr>
+          <w:b/>
         </w:rPr>
       </w:pPr>
     </w:p>
@@ -1282,9 +1175,93 @@
         <w:spacing w:after="0"/>
         <w:ind w:left="0"/>
         <w:rPr>
-          <w:lang w:eastAsia="ar-SA"/>
-        </w:rPr>
-      </w:pPr>
+          <w:sz w:val="20"/>
+          <w:szCs w:val="20"/>
+          <w:lang w:eastAsia="ar-SA"/>
+        </w:rPr>
+      </w:pPr>
+      <w:r>
+        <w:rPr>
+          <w:lang w:eastAsia="ar-SA"/>
+        </w:rPr>
+        <w:t>Лист изменений № _____</w:t>
+      </w:r>
+      <w:r>
+        <w:rPr>
+          <w:lang w:eastAsia="ar-SA"/>
+        </w:rPr>
+        <w:tab/>
+      </w:r>
+      <w:r>
+        <w:rPr>
+          <w:lang w:eastAsia="ar-SA"/>
+        </w:rPr>
+        <w:tab/>
+        <w:t>_____________    ________________    ___________</w:t>
+      </w:r>
+      <w:r>
+        <w:rPr>
+          <w:lang w:eastAsia="ar-SA"/>
+        </w:rPr>
+        <w:br/>
+      </w:r>
+      <w:r>
+        <w:rPr>
+          <w:sz w:val="20"/>
+          <w:szCs w:val="20"/>
+          <w:lang w:eastAsia="ar-SA"/>
+        </w:rPr>
+        <w:tab/>
+      </w:r>
+      <w:r>
+        <w:rPr>
+          <w:sz w:val="20"/>
+          <w:szCs w:val="20"/>
+          <w:lang w:eastAsia="ar-SA"/>
+        </w:rPr>
+        <w:tab/>
+      </w:r>
+      <w:r>
+        <w:rPr>
+          <w:sz w:val="20"/>
+          <w:szCs w:val="20"/>
+          <w:lang w:eastAsia="ar-SA"/>
+        </w:rPr>
+        <w:tab/>
+      </w:r>
+      <w:r>
+        <w:rPr>
+          <w:sz w:val="20"/>
+          <w:szCs w:val="20"/>
+          <w:lang w:eastAsia="ar-SA"/>
+        </w:rPr>
+        <w:tab/>
+      </w:r>
+      <w:r>
+        <w:rPr>
+          <w:sz w:val="20"/>
+          <w:szCs w:val="20"/>
+          <w:lang w:eastAsia="ar-SA"/>
+        </w:rPr>
+        <w:tab/>
+        <w:t>        (подпись)            (руководитель О</w:t>
+      </w:r>
+      <w:r>
+        <w:rPr>
+          <w:sz w:val="20"/>
+          <w:szCs w:val="20"/>
+          <w:lang w:eastAsia="ar-SA"/>
+        </w:rPr>
+        <w:t>П</w:t>
+      </w:r>
+      <w:r>
+        <w:rPr>
+          <w:sz w:val="20"/>
+          <w:szCs w:val="20"/>
+          <w:lang w:eastAsia="ar-SA"/>
+        </w:rPr>
+        <w:t>ОП)             (дата)</w:t>
+      </w:r>
     </w:p>
     <w:p>
       <w:pPr>
@@ -1292,129 +1269,9 @@
         <w:spacing w:after="0"/>
         <w:ind w:left="0"/>
         <w:rPr>
-          <w:sz w:val="20"/>
-          <w:szCs w:val="20"/>
-          <w:lang w:eastAsia="ar-SA"/>
-        </w:rPr>
-      </w:pPr>
-      <w:r>
-        <w:rPr>
-          <w:lang w:eastAsia="ar-SA"/>
-        </w:rPr>
-        <w:t xml:space="preserve">Председатель учёного совета </w:t>
-      </w:r>
-      <w:r>
-        <w:rPr>
-          <w:lang w:eastAsia="ar-SA"/>
-        </w:rPr>
-        <w:t>_____________    ___________ </w:t>
-      </w:r>
-      <w:proofErr w:type="gramStart"/>
-      <w:r>
-        <w:rPr>
-          <w:lang w:eastAsia="ar-SA"/>
-        </w:rPr>
-        <w:t>   «</w:t>
-      </w:r>
-      <w:proofErr w:type="gramEnd"/>
-      <w:r>
-        <w:rPr>
-          <w:lang w:eastAsia="ar-SA"/>
-        </w:rPr>
-        <w:t> _</w:t>
-      </w:r>
-      <w:proofErr w:type="gramStart"/>
-      <w:r>
-        <w:rPr>
-          <w:lang w:eastAsia="ar-SA"/>
-        </w:rPr>
-        <w:t>_ »</w:t>
-      </w:r>
-      <w:proofErr w:type="gramEnd"/>
-      <w:r>
-        <w:rPr>
-          <w:lang w:eastAsia="ar-SA"/>
-        </w:rPr>
-        <w:t> ________ 20</w:t>
-      </w:r>
-      <w:r>
-        <w:rPr>
-          <w:lang w:eastAsia="ar-SA"/>
-        </w:rPr>
-        <w:t>20</w:t>
-      </w:r>
-      <w:r>
-        <w:rPr>
-          <w:lang w:eastAsia="ar-SA"/>
-        </w:rPr>
-        <w:t> г.</w:t>
-      </w:r>
-      <w:r>
-        <w:rPr>
-          <w:lang w:eastAsia="ar-SA"/>
-        </w:rPr>
-        <w:br/>
-      </w:r>
-      <w:r>
-        <w:rPr>
-          <w:sz w:val="20"/>
-          <w:szCs w:val="20"/>
-          <w:lang w:eastAsia="ar-SA"/>
-        </w:rPr>
-        <w:t>                                           </w:t>
-      </w:r>
-      <w:r>
-        <w:rPr>
-          <w:sz w:val="20"/>
-          <w:szCs w:val="20"/>
-          <w:lang w:eastAsia="ar-SA"/>
-        </w:rPr>
-        <w:t>                                                   </w:t>
-      </w:r>
-      <w:r>
-        <w:rPr>
-          <w:sz w:val="20"/>
-          <w:szCs w:val="20"/>
-          <w:lang w:eastAsia="ar-SA"/>
-        </w:rPr>
-        <w:t>     </w:t>
-      </w:r>
-      <w:proofErr w:type="gramStart"/>
-      <w:r>
-        <w:rPr>
-          <w:sz w:val="20"/>
-          <w:szCs w:val="20"/>
-          <w:lang w:eastAsia="ar-SA"/>
-        </w:rPr>
-        <w:t>   (подпись)   </w:t>
-      </w:r>
-      <w:proofErr w:type="gramEnd"/>
-      <w:r>
-        <w:rPr>
-          <w:sz w:val="20"/>
-          <w:szCs w:val="20"/>
-          <w:lang w:eastAsia="ar-SA"/>
-        </w:rPr>
-        <w:t>                     </w:t>
-      </w:r>
-      <w:proofErr w:type="gramStart"/>
-      <w:r>
-        <w:rPr>
-          <w:sz w:val="20"/>
-          <w:szCs w:val="20"/>
-          <w:lang w:eastAsia="ar-SA"/>
-        </w:rPr>
-        <w:t>   (</w:t>
-      </w:r>
-      <w:proofErr w:type="gramEnd"/>
-      <w:r>
-        <w:rPr>
-          <w:sz w:val="20"/>
-          <w:szCs w:val="20"/>
-          <w:lang w:eastAsia="ar-SA"/>
-        </w:rPr>
-        <w:t>дата)</w:t>
-      </w:r>
+          <w:lang w:eastAsia="ar-SA"/>
+        </w:rPr>
+      </w:pPr>
     </w:p>
     <w:p>
       <w:pPr>
@@ -1422,9 +1279,93 @@
         <w:spacing w:after="0"/>
         <w:ind w:left="0"/>
         <w:rPr>
-          <w:lang w:eastAsia="ar-SA"/>
-        </w:rPr>
-      </w:pPr>
+          <w:sz w:val="20"/>
+          <w:szCs w:val="20"/>
+          <w:lang w:eastAsia="ar-SA"/>
+        </w:rPr>
+      </w:pPr>
+      <w:r>
+        <w:rPr>
+          <w:lang w:eastAsia="ar-SA"/>
+        </w:rPr>
+        <w:t>Лист изменений № _____</w:t>
+      </w:r>
+      <w:r>
+        <w:rPr>
+          <w:lang w:eastAsia="ar-SA"/>
+        </w:rPr>
+        <w:tab/>
+      </w:r>
+      <w:r>
+        <w:rPr>
+          <w:lang w:eastAsia="ar-SA"/>
+        </w:rPr>
+        <w:tab/>
+        <w:t>_____________    ________________    ___________</w:t>
+      </w:r>
+      <w:r>
+        <w:rPr>
+          <w:lang w:eastAsia="ar-SA"/>
+        </w:rPr>
+        <w:br/>
+      </w:r>
+      <w:r>
+        <w:rPr>
+          <w:sz w:val="20"/>
+          <w:szCs w:val="20"/>
+          <w:lang w:eastAsia="ar-SA"/>
+        </w:rPr>
+        <w:tab/>
+      </w:r>
+      <w:r>
+        <w:rPr>
+          <w:sz w:val="20"/>
+          <w:szCs w:val="20"/>
+          <w:lang w:eastAsia="ar-SA"/>
+        </w:rPr>
+        <w:tab/>
+      </w:r>
+      <w:r>
+        <w:rPr>
+          <w:sz w:val="20"/>
+          <w:szCs w:val="20"/>
+          <w:lang w:eastAsia="ar-SA"/>
+        </w:rPr>
+        <w:tab/>
+      </w:r>
+      <w:r>
+        <w:rPr>
+          <w:sz w:val="20"/>
+          <w:szCs w:val="20"/>
+          <w:lang w:eastAsia="ar-SA"/>
+        </w:rPr>
+        <w:tab/>
+      </w:r>
+      <w:r>
+        <w:rPr>
+          <w:sz w:val="20"/>
+          <w:szCs w:val="20"/>
+          <w:lang w:eastAsia="ar-SA"/>
+        </w:rPr>
+        <w:tab/>
+        <w:t>        (подпись)            (руководитель О</w:t>
+      </w:r>
+      <w:r>
+        <w:rPr>
+          <w:sz w:val="20"/>
+          <w:szCs w:val="20"/>
+          <w:lang w:eastAsia="ar-SA"/>
+        </w:rPr>
+        <w:t>П</w:t>
+      </w:r>
+      <w:r>
+        <w:rPr>
+          <w:sz w:val="20"/>
+          <w:szCs w:val="20"/>
+          <w:lang w:eastAsia="ar-SA"/>
+        </w:rPr>
+        <w:t>ОП)             (дата)</w:t>
+      </w:r>
     </w:p>
     <w:p>
       <w:pPr>
@@ -1435,147 +1376,6 @@
           <w:lang w:eastAsia="ar-SA"/>
         </w:rPr>
       </w:pPr>
-      <w:r>
-        <w:rPr>
-          <w:lang w:eastAsia="ar-SA"/>
-        </w:rPr>
-        <w:t xml:space="preserve">                                                                </w:t>
-      </w:r>
-    </w:p>
-    <w:p>
-      <w:pPr>
-        <w:tabs>
-          <w:tab w:val="left" w:pos="9214"/>
-        </w:tabs>
-        <w:rPr>
-          <w:lang w:eastAsia="ar-SA"/>
-        </w:rPr>
-      </w:pPr>
-      <w:r>
-        <w:rPr>
-          <w:lang w:eastAsia="ar-SA"/>
-        </w:rPr>
-        <w:t>Утверждена на заседании учёного совета ФГБОУ ВО «ВГСПУ»</w:t>
-      </w:r>
-      <w:r>
-        <w:rPr>
-          <w:lang w:eastAsia="ar-SA"/>
-        </w:rPr>
-        <w:br/>
-        <w:t>« _</w:t>
-      </w:r>
-      <w:proofErr w:type="gramStart"/>
-      <w:r>
-        <w:rPr>
-          <w:lang w:eastAsia="ar-SA"/>
-        </w:rPr>
-        <w:t>_ »</w:t>
-      </w:r>
-      <w:proofErr w:type="gramEnd"/>
-      <w:r>
-        <w:rPr>
-          <w:lang w:eastAsia="ar-SA"/>
-        </w:rPr>
-        <w:t> ________ 20</w:t>
-      </w:r>
-      <w:r>
-        <w:rPr>
-          <w:lang w:eastAsia="ar-SA"/>
-        </w:rPr>
-        <w:t>20</w:t>
-      </w:r>
-      <w:r>
-        <w:rPr>
-          <w:lang w:eastAsia="ar-SA"/>
-        </w:rPr>
-        <w:t> </w:t>
-      </w:r>
-      <w:proofErr w:type="gramStart"/>
-      <w:r>
-        <w:rPr>
-          <w:lang w:eastAsia="ar-SA"/>
-        </w:rPr>
-        <w:t>г. ,</w:t>
-      </w:r>
-      <w:proofErr w:type="gramEnd"/>
-      <w:r>
-        <w:rPr>
-          <w:lang w:eastAsia="ar-SA"/>
-        </w:rPr>
-        <w:t xml:space="preserve"> протокол </w:t>
-      </w:r>
-      <w:proofErr w:type="gramStart"/>
-      <w:r>
-        <w:rPr>
-          <w:lang w:eastAsia="ar-SA"/>
-        </w:rPr>
-        <w:t>№  _</w:t>
-      </w:r>
-      <w:proofErr w:type="gramEnd"/>
-      <w:r>
-        <w:rPr>
-          <w:lang w:eastAsia="ar-SA"/>
-        </w:rPr>
-        <w:t>_</w:t>
-      </w:r>
-    </w:p>
-    <w:p/>
-    <w:p>
-      <w:pPr>
-        <w:ind w:firstLine="709"/>
-        <w:jc w:val="both"/>
-        <w:rPr>
-          <w:b/>
-        </w:rPr>
-      </w:pPr>
-    </w:p>
-    <w:p>
-      <w:pPr>
-        <w:ind w:firstLine="709"/>
-        <w:jc w:val="both"/>
-        <w:rPr>
-          <w:b/>
-        </w:rPr>
-      </w:pPr>
-    </w:p>
-    <w:p>
-      <w:pPr>
-        <w:pStyle w:val="5"/>
-        <w:tabs>
-          <w:tab w:val="left" w:pos="0"/>
-        </w:tabs>
-        <w:rPr>
-          <w:i w:val="0"/>
-          <w:sz w:val="24"/>
-          <w:szCs w:val="24"/>
-        </w:rPr>
-      </w:pPr>
-      <w:r>
-        <w:rPr>
-          <w:i w:val="0"/>
-          <w:sz w:val="24"/>
-          <w:szCs w:val="24"/>
-        </w:rPr>
-        <w:t>Отметки о внесении изменений в программу:</w:t>
-      </w:r>
-    </w:p>
-    <w:p>
-      <w:pPr>
-        <w:ind w:firstLine="709"/>
-        <w:jc w:val="both"/>
-        <w:rPr>
-          <w:b/>
-        </w:rPr>
-      </w:pPr>
-    </w:p>
-    <w:p>
-      <w:pPr>
-        <w:ind w:firstLine="709"/>
-        <w:jc w:val="both"/>
-        <w:rPr>
-          <w:b/>
-        </w:rPr>
-      </w:pPr>
     </w:p>
     <w:p>
       <w:pPr>
@@ -1652,95 +1452,77 @@
           <w:lang w:eastAsia="ar-SA"/>
         </w:rPr>
         <w:tab/>
-        <w:t>     </w:t>
-      </w:r>
-      <w:proofErr w:type="gramStart"/>
+        <w:t>        (подпись)            (руководитель О</w:t>
+      </w:r>
       <w:r>
         <w:rPr>
           <w:sz w:val="20"/>
           <w:szCs w:val="20"/>
           <w:lang w:eastAsia="ar-SA"/>
         </w:rPr>
-        <w:t>   (подпись)   </w:t>
-      </w:r>
-      <w:proofErr w:type="gramEnd"/>
+        <w:t>П</w:t>
+      </w:r>
       <w:r>
         <w:rPr>
           <w:sz w:val="20"/>
           <w:szCs w:val="20"/>
           <w:lang w:eastAsia="ar-SA"/>
         </w:rPr>
-        <w:t>      </w:t>
-      </w:r>
-      <w:proofErr w:type="gramStart"/>
-      <w:r>
-        <w:rPr>
-          <w:sz w:val="20"/>
-          <w:szCs w:val="20"/>
-          <w:lang w:eastAsia="ar-SA"/>
-        </w:rPr>
-        <w:t>   (</w:t>
-      </w:r>
-      <w:proofErr w:type="gramEnd"/>
-      <w:r>
-        <w:rPr>
-          <w:sz w:val="20"/>
-          <w:szCs w:val="20"/>
-          <w:lang w:eastAsia="ar-SA"/>
-        </w:rPr>
-        <w:t xml:space="preserve">руководитель </w:t>
-      </w:r>
-      <w:proofErr w:type="gramStart"/>
-      <w:r>
-        <w:rPr>
-          <w:sz w:val="20"/>
-          <w:szCs w:val="20"/>
-          <w:lang w:eastAsia="ar-SA"/>
-        </w:rPr>
-        <w:t>О</w:t>
-      </w:r>
-      <w:r>
-        <w:rPr>
-          <w:sz w:val="20"/>
-          <w:szCs w:val="20"/>
-          <w:lang w:eastAsia="ar-SA"/>
-        </w:rPr>
-        <w:t>П</w:t>
-      </w:r>
-      <w:r>
-        <w:rPr>
-          <w:sz w:val="20"/>
-          <w:szCs w:val="20"/>
-          <w:lang w:eastAsia="ar-SA"/>
-        </w:rPr>
-        <w:t>ОП)   </w:t>
-      </w:r>
-      <w:proofErr w:type="gramEnd"/>
-      <w:r>
-        <w:rPr>
-          <w:sz w:val="20"/>
-          <w:szCs w:val="20"/>
-          <w:lang w:eastAsia="ar-SA"/>
-        </w:rPr>
-        <w:t>       </w:t>
-      </w:r>
-      <w:proofErr w:type="gramStart"/>
-      <w:r>
-        <w:rPr>
-          <w:sz w:val="20"/>
-          <w:szCs w:val="20"/>
-          <w:lang w:eastAsia="ar-SA"/>
-        </w:rPr>
-        <w:t>   (</w:t>
-      </w:r>
-      <w:proofErr w:type="gramEnd"/>
-      <w:r>
-        <w:rPr>
-          <w:sz w:val="20"/>
-          <w:szCs w:val="20"/>
-          <w:lang w:eastAsia="ar-SA"/>
-        </w:rPr>
-        <w:t>дата)</w:t>
+        <w:t>ОП)             (дата)</w:t>
+      </w:r>
+    </w:p>
+    <w:p>
+      <w:pPr>
+        <w:ind w:firstLine="709"/>
+        <w:jc w:val="both"/>
+        <w:rPr>
+          <w:b/>
+        </w:rPr>
+      </w:pPr>
+    </w:p>
+    <w:p>
+      <w:pPr>
+        <w:ind w:firstLine="709"/>
+        <w:jc w:val="both"/>
+        <w:rPr>
+          <w:b/>
+        </w:rPr>
+      </w:pPr>
+    </w:p>
+    <w:p>
+      <w:pPr>
+        <w:tabs>
+          <w:tab w:val="left" w:pos="9214"/>
+        </w:tabs>
+        <w:rPr>
+          <w:b/>
+          <w:bCs/>
+          <w:lang w:eastAsia="ar-SA"/>
+        </w:rPr>
+      </w:pPr>
+      <w:r>
+        <w:rPr>
+          <w:b/>
+          <w:bCs/>
+          <w:lang w:eastAsia="ar-SA"/>
+        </w:rPr>
+        <w:t>Разработчик</w:t>
+      </w:r>
+      <w:r>
+        <w:rPr>
+          <w:b/>
+          <w:bCs/>
+          <w:lang w:eastAsia="ar-SA"/>
+        </w:rPr>
+        <w:t>и</w:t>
+      </w:r>
+      <w:r>
+        <w:rPr>
+          <w:b/>
+          <w:bCs/>
+          <w:lang w:eastAsia="ar-SA"/>
+        </w:rPr>
+        <w:t>:</w:t>
       </w:r>
     </w:p>
     <w:p>
@@ -1748,351 +1530,125 @@
         <w:pStyle w:val="a8"/>
         <w:spacing w:after="0"/>
         <w:ind w:left="0"/>
-        <w:rPr>
-          <w:lang w:eastAsia="ar-SA"/>
-        </w:rPr>
-      </w:pPr>
-    </w:p>
-    <w:p>
-      <w:pPr>
-        <w:pStyle w:val="a8"/>
-        <w:spacing w:after="0"/>
-        <w:ind w:left="0"/>
-        <w:rPr>
-          <w:sz w:val="20"/>
-          <w:szCs w:val="20"/>
-          <w:lang w:eastAsia="ar-SA"/>
-        </w:rPr>
-      </w:pPr>
-      <w:r>
-        <w:rPr>
-          <w:lang w:eastAsia="ar-SA"/>
-        </w:rPr>
-        <w:t>Лист изменений № _____</w:t>
-      </w:r>
-      <w:r>
-        <w:rPr>
-          <w:lang w:eastAsia="ar-SA"/>
-        </w:rPr>
-        <w:tab/>
-      </w:r>
-      <w:r>
-        <w:rPr>
-          <w:lang w:eastAsia="ar-SA"/>
-        </w:rPr>
-        <w:tab/>
-        <w:t>_____________    ________________    ___________</w:t>
-      </w:r>
-      <w:r>
-        <w:rPr>
-          <w:lang w:eastAsia="ar-SA"/>
-        </w:rPr>
-        <w:br/>
-      </w:r>
-      <w:r>
-        <w:rPr>
-          <w:sz w:val="20"/>
-          <w:szCs w:val="20"/>
-          <w:lang w:eastAsia="ar-SA"/>
-        </w:rPr>
-        <w:tab/>
-      </w:r>
-      <w:r>
-        <w:rPr>
-          <w:sz w:val="20"/>
-          <w:szCs w:val="20"/>
-          <w:lang w:eastAsia="ar-SA"/>
-        </w:rPr>
-        <w:tab/>
-      </w:r>
-      <w:r>
-        <w:rPr>
-          <w:sz w:val="20"/>
-          <w:szCs w:val="20"/>
-          <w:lang w:eastAsia="ar-SA"/>
-        </w:rPr>
-        <w:tab/>
-      </w:r>
-      <w:r>
-        <w:rPr>
-          <w:sz w:val="20"/>
-          <w:szCs w:val="20"/>
-          <w:lang w:eastAsia="ar-SA"/>
-        </w:rPr>
-        <w:tab/>
-      </w:r>
-      <w:r>
-        <w:rPr>
-          <w:sz w:val="20"/>
-          <w:szCs w:val="20"/>
-          <w:lang w:eastAsia="ar-SA"/>
-        </w:rPr>
-        <w:tab/>
-        <w:t>     </w:t>
-      </w:r>
-      <w:proofErr w:type="gramStart"/>
-      <w:r>
-        <w:rPr>
-          <w:sz w:val="20"/>
-          <w:szCs w:val="20"/>
-          <w:lang w:eastAsia="ar-SA"/>
-        </w:rPr>
-        <w:t>   (подпись)   </w:t>
-      </w:r>
-      <w:proofErr w:type="gramEnd"/>
-      <w:r>
-        <w:rPr>
-          <w:sz w:val="20"/>
-          <w:szCs w:val="20"/>
-          <w:lang w:eastAsia="ar-SA"/>
-        </w:rPr>
-        <w:t>      </w:t>
-      </w:r>
-      <w:proofErr w:type="gramStart"/>
-      <w:r>
-        <w:rPr>
-          <w:sz w:val="20"/>
-          <w:szCs w:val="20"/>
-          <w:lang w:eastAsia="ar-SA"/>
-        </w:rPr>
-        <w:t>   (</w:t>
-      </w:r>
-      <w:proofErr w:type="gramEnd"/>
-      <w:r>
-        <w:rPr>
-          <w:sz w:val="20"/>
-          <w:szCs w:val="20"/>
-          <w:lang w:eastAsia="ar-SA"/>
-        </w:rPr>
-        <w:t xml:space="preserve">руководитель </w:t>
-      </w:r>
-      <w:proofErr w:type="gramStart"/>
-      <w:r>
-        <w:rPr>
-          <w:sz w:val="20"/>
-          <w:szCs w:val="20"/>
-          <w:lang w:eastAsia="ar-SA"/>
-        </w:rPr>
-        <w:t>О</w:t>
-      </w:r>
-      <w:r>
-        <w:rPr>
-          <w:sz w:val="20"/>
-          <w:szCs w:val="20"/>
-          <w:lang w:eastAsia="ar-SA"/>
-        </w:rPr>
-        <w:t>П</w:t>
-      </w:r>
-      <w:r>
-        <w:rPr>
-          <w:sz w:val="20"/>
-          <w:szCs w:val="20"/>
-          <w:lang w:eastAsia="ar-SA"/>
-        </w:rPr>
-        <w:t>ОП)   </w:t>
-      </w:r>
-      <w:proofErr w:type="gramEnd"/>
-      <w:r>
-        <w:rPr>
-          <w:sz w:val="20"/>
-          <w:szCs w:val="20"/>
-          <w:lang w:eastAsia="ar-SA"/>
-        </w:rPr>
-        <w:t>       </w:t>
-      </w:r>
-      <w:proofErr w:type="gramStart"/>
-      <w:r>
-        <w:rPr>
-          <w:sz w:val="20"/>
-          <w:szCs w:val="20"/>
-          <w:lang w:eastAsia="ar-SA"/>
-        </w:rPr>
-        <w:t>   (</w:t>
-      </w:r>
-      <w:proofErr w:type="gramEnd"/>
-      <w:r>
-        <w:rPr>
-          <w:sz w:val="20"/>
-          <w:szCs w:val="20"/>
-          <w:lang w:eastAsia="ar-SA"/>
-        </w:rPr>
-        <w:t>дата)</w:t>
-      </w:r>
-    </w:p>
-    <w:p>
-      <w:pPr>
-        <w:pStyle w:val="a8"/>
-        <w:spacing w:after="0"/>
-        <w:ind w:left="0"/>
-        <w:rPr>
-          <w:lang w:eastAsia="ar-SA"/>
-        </w:rPr>
-      </w:pPr>
-    </w:p>
-    <w:p>
-      <w:pPr>
-        <w:pStyle w:val="a8"/>
-        <w:spacing w:after="0"/>
-        <w:ind w:left="0"/>
-        <w:rPr>
-          <w:sz w:val="20"/>
-          <w:szCs w:val="20"/>
-          <w:lang w:eastAsia="ar-SA"/>
-        </w:rPr>
-      </w:pPr>
-      <w:r>
-        <w:rPr>
-          <w:lang w:eastAsia="ar-SA"/>
-        </w:rPr>
-        <w:t>Лист изменений № _____</w:t>
-      </w:r>
-      <w:r>
-        <w:rPr>
-          <w:lang w:eastAsia="ar-SA"/>
-        </w:rPr>
-        <w:tab/>
-      </w:r>
-      <w:r>
-        <w:rPr>
-          <w:lang w:eastAsia="ar-SA"/>
-        </w:rPr>
-        <w:tab/>
-        <w:t>_____________    ________________    ___________</w:t>
-      </w:r>
-      <w:r>
-        <w:rPr>
-          <w:lang w:eastAsia="ar-SA"/>
-        </w:rPr>
-        <w:br/>
-      </w:r>
-      <w:r>
-        <w:rPr>
-          <w:sz w:val="20"/>
-          <w:szCs w:val="20"/>
-          <w:lang w:eastAsia="ar-SA"/>
-        </w:rPr>
-        <w:tab/>
-      </w:r>
-      <w:r>
-        <w:rPr>
-          <w:sz w:val="20"/>
-          <w:szCs w:val="20"/>
-          <w:lang w:eastAsia="ar-SA"/>
-        </w:rPr>
-        <w:tab/>
-      </w:r>
-      <w:r>
-        <w:rPr>
-          <w:sz w:val="20"/>
-          <w:szCs w:val="20"/>
-          <w:lang w:eastAsia="ar-SA"/>
-        </w:rPr>
-        <w:tab/>
-      </w:r>
-      <w:r>
-        <w:rPr>
-          <w:sz w:val="20"/>
-          <w:szCs w:val="20"/>
-          <w:lang w:eastAsia="ar-SA"/>
-        </w:rPr>
-        <w:tab/>
-      </w:r>
-      <w:r>
-        <w:rPr>
-          <w:sz w:val="20"/>
-          <w:szCs w:val="20"/>
-          <w:lang w:eastAsia="ar-SA"/>
-        </w:rPr>
-        <w:tab/>
-        <w:t>     </w:t>
-      </w:r>
-      <w:proofErr w:type="gramStart"/>
-      <w:r>
-        <w:rPr>
-          <w:sz w:val="20"/>
-          <w:szCs w:val="20"/>
-          <w:lang w:eastAsia="ar-SA"/>
-        </w:rPr>
-        <w:t>   (подпись)   </w:t>
-      </w:r>
-      <w:proofErr w:type="gramEnd"/>
-      <w:r>
-        <w:rPr>
-          <w:sz w:val="20"/>
-          <w:szCs w:val="20"/>
-          <w:lang w:eastAsia="ar-SA"/>
-        </w:rPr>
-        <w:t>      </w:t>
-      </w:r>
-      <w:proofErr w:type="gramStart"/>
-      <w:r>
-        <w:rPr>
-          <w:sz w:val="20"/>
-          <w:szCs w:val="20"/>
-          <w:lang w:eastAsia="ar-SA"/>
-        </w:rPr>
-        <w:t>   (</w:t>
-      </w:r>
-      <w:proofErr w:type="gramEnd"/>
-      <w:r>
-        <w:rPr>
-          <w:sz w:val="20"/>
-          <w:szCs w:val="20"/>
-          <w:lang w:eastAsia="ar-SA"/>
-        </w:rPr>
-        <w:t xml:space="preserve">руководитель </w:t>
-      </w:r>
-      <w:proofErr w:type="gramStart"/>
-      <w:r>
-        <w:rPr>
-          <w:sz w:val="20"/>
-          <w:szCs w:val="20"/>
-          <w:lang w:eastAsia="ar-SA"/>
-        </w:rPr>
-        <w:t>О</w:t>
-      </w:r>
-      <w:r>
-        <w:rPr>
-          <w:sz w:val="20"/>
-          <w:szCs w:val="20"/>
-          <w:lang w:eastAsia="ar-SA"/>
-        </w:rPr>
-        <w:t>П</w:t>
-      </w:r>
-      <w:r>
-        <w:rPr>
-          <w:sz w:val="20"/>
-          <w:szCs w:val="20"/>
-          <w:lang w:eastAsia="ar-SA"/>
-        </w:rPr>
-        <w:t>ОП)   </w:t>
-      </w:r>
-      <w:proofErr w:type="gramEnd"/>
-      <w:r>
-        <w:rPr>
-          <w:sz w:val="20"/>
-          <w:szCs w:val="20"/>
-          <w:lang w:eastAsia="ar-SA"/>
-        </w:rPr>
-        <w:t>       </w:t>
-      </w:r>
-      <w:proofErr w:type="gramStart"/>
-      <w:r>
-        <w:rPr>
-          <w:sz w:val="20"/>
-          <w:szCs w:val="20"/>
-          <w:lang w:eastAsia="ar-SA"/>
-        </w:rPr>
-        <w:t>   (</w:t>
-      </w:r>
-      <w:proofErr w:type="gramEnd"/>
-      <w:r>
-        <w:rPr>
-          <w:sz w:val="20"/>
-          <w:szCs w:val="20"/>
-          <w:lang w:eastAsia="ar-SA"/>
-        </w:rPr>
-        <w:t>дата)</w:t>
+      </w:pPr>
+      <w:r>
+        <w:t>$</w:t>
+      </w:r>
+      <w:r>
+        <w:t>{author</w:t>
+      </w:r>
+      <w:r>
+        <w:rPr>
+          <w:lang w:val="en-US"/>
+        </w:rPr>
+        <w:t>s</w:t>
+      </w:r>
+      <w:r>
+        <w:t>}</w:t>
+      </w:r>
+    </w:p>
+    <w:p>
+      <w:pPr>
+        <w:tabs>
+          <w:tab w:val="left" w:pos="9214"/>
+        </w:tabs>
+        <w:rPr>
+          <w:lang w:eastAsia="ar-SA"/>
+        </w:rPr>
+      </w:pPr>
+    </w:p>
+    <w:p>
+      <w:pPr>
+        <w:tabs>
+          <w:tab w:val="left" w:pos="9214"/>
+        </w:tabs>
+      </w:pPr>
+      <w:r>
+        <w:t xml:space="preserve">Программа дисциплины </w:t>
+      </w:r>
+      <w:r>
+        <w:t>«</w:t>
+      </w:r>
+      <w:r>
+        <w:t>$</w:t>
+      </w:r>
+      <w:r>
+        <w:t>{</w:t>
+      </w:r>
+      <w:r>
+        <w:rPr>
+          <w:lang w:val="en-US"/>
+        </w:rPr>
+        <w:t>name</w:t>
+      </w:r>
+      <w:r>
+        <w:t>}</w:t>
+      </w:r>
+      <w:r>
+        <w:t xml:space="preserve">» </w:t>
+      </w:r>
+      <w:r>
+        <w:t>соответств</w:t>
+      </w:r>
+      <w:r>
+        <w:t>ует</w:t>
+      </w:r>
+      <w:r>
+        <w:t xml:space="preserve"> требованиям </w:t>
+      </w:r>
+      <w:r>
+        <w:t>$</w:t>
+      </w:r>
+      <w:r>
+        <w:t>{about_</w:t>
+      </w:r>
+      <w:r>
+        <w:t>program</w:t>
+      </w:r>
+      <w:r>
+        <w:t>}</w:t>
+      </w:r>
+    </w:p>
+    <w:p>
+      <w:pPr>
+        <w:tabs>
+          <w:tab w:val="left" w:pos="9214"/>
+        </w:tabs>
+        <w:ind w:firstLine="708"/>
+        <w:rPr>
+          <w:b/>
+        </w:rPr>
+      </w:pPr>
+      <w:r>
+        <w:rPr>
+          <w:b/>
+        </w:rPr>
+        <w:br w:type="page"/>
+      </w:r>
+      <w:r>
+        <w:rPr>
+          <w:b/>
+        </w:rPr>
+        <w:lastRenderedPageBreak/>
+        <w:t>1. Цел</w:t>
+      </w:r>
+      <w:r>
+        <w:rPr>
+          <w:b/>
+        </w:rPr>
+        <w:t xml:space="preserve">ь </w:t>
+      </w:r>
+      <w:r>
+        <w:rPr>
+          <w:b/>
+        </w:rPr>
+        <w:t xml:space="preserve">освоения </w:t>
+      </w:r>
+      <w:r>
+        <w:rPr>
+          <w:b/>
+        </w:rPr>
+        <w:t>дисциплины</w:t>
       </w:r>
     </w:p>
     <w:p>
@@ -2101,6 +1657,7 @@
         <w:jc w:val="both"/>
         <w:rPr>
           <w:b/>
+          <w:i/>
         </w:rPr>
       </w:pPr>
     </w:p>
@@ -2108,52 +1665,6 @@
       <w:pPr>
         <w:ind w:firstLine="709"/>
         <w:jc w:val="both"/>
-        <w:rPr>
-          <w:b/>
-        </w:rPr>
-      </w:pPr>
-    </w:p>
-    <w:p>
-      <w:pPr>
-        <w:tabs>
-          <w:tab w:val="left" w:pos="9214"/>
-        </w:tabs>
-        <w:rPr>
-          <w:b/>
-          <w:bCs/>
-          <w:lang w:eastAsia="ar-SA"/>
-        </w:rPr>
-      </w:pPr>
-      <w:r>
-        <w:rPr>
-          <w:b/>
-          <w:bCs/>
-          <w:lang w:eastAsia="ar-SA"/>
-        </w:rPr>
-        <w:t>Разработчик</w:t>
-      </w:r>
-      <w:r>
-        <w:rPr>
-          <w:b/>
-          <w:bCs/>
-          <w:lang w:eastAsia="ar-SA"/>
-        </w:rPr>
-        <w:t>и</w:t>
-      </w:r>
-      <w:r>
-        <w:rPr>
-          <w:b/>
-          <w:bCs/>
-          <w:lang w:eastAsia="ar-SA"/>
-        </w:rPr>
-        <w:t>:</w:t>
-      </w:r>
-    </w:p>
-    <w:p>
-      <w:pPr>
-        <w:pStyle w:val="a8"/>
-        <w:spacing w:after="0"/>
-        <w:ind w:left="0"/>
       </w:pPr>
       <w:r>
         <w:t>$</w:t>
@@ -2161,16 +1672,8 @@
       <w:r>
         <w:t>{</w:t>
       </w:r>
-      <w:proofErr w:type="spellStart"/>
-      <w:r>
-        <w:t>author</w:t>
-      </w:r>
-      <w:proofErr w:type="spellEnd"/>
-      <w:r>
-        <w:rPr>
-          <w:lang w:val="en-US"/>
-        </w:rPr>
-        <w:t>s</w:t>
+      <w:r>
+        <w:t>target</w:t>
       </w:r>
       <w:r>
         <w:t>}</w:t>
@@ -2178,342 +1681,201 @@
     </w:p>
     <w:p>
       <w:pPr>
-        <w:tabs>
-          <w:tab w:val="left" w:pos="9214"/>
-        </w:tabs>
-        <w:rPr>
-          <w:lang w:eastAsia="ar-SA"/>
-        </w:rPr>
-      </w:pPr>
-    </w:p>
-    <w:p>
-      <w:pPr>
-        <w:tabs>
-          <w:tab w:val="left" w:pos="9214"/>
-        </w:tabs>
-      </w:pPr>
-      <w:r>
-        <w:t xml:space="preserve">Программа дисциплины </w:t>
-      </w:r>
-      <w:r>
-        <w:t>«</w:t>
-      </w:r>
-      <w:r>
-        <w:t>$</w:t>
-      </w:r>
-      <w:r>
-        <w:t>{</w:t>
-      </w:r>
-      <w:r>
-        <w:rPr>
-          <w:lang w:val="en-US"/>
-        </w:rPr>
-        <w:t>name</w:t>
-      </w:r>
-      <w:r>
-        <w:t>}</w:t>
-      </w:r>
-      <w:r>
-        <w:t xml:space="preserve">» </w:t>
-      </w:r>
-      <w:r>
-        <w:t>соответств</w:t>
-      </w:r>
-      <w:r>
-        <w:t>ует</w:t>
-      </w:r>
-      <w:r>
-        <w:t xml:space="preserve"> требованиям </w:t>
-      </w:r>
-      <w:r>
-        <w:rPr>
-          <w:lang w:val="en-US"/>
-        </w:rPr>
-        <w:t>$</w:t>
-      </w:r>
-      <w:r>
-        <w:t>{</w:t>
-      </w:r>
-      <w:proofErr w:type="spellStart"/>
-      <w:r>
-        <w:t>about_</w:t>
-      </w:r>
-      <w:r>
-        <w:t>program</w:t>
-      </w:r>
-      <w:proofErr w:type="spellEnd"/>
-      <w:r>
-        <w:t>}</w:t>
-      </w:r>
-    </w:p>
-    <w:p>
-      <w:pPr>
-        <w:tabs>
-          <w:tab w:val="left" w:pos="9214"/>
-        </w:tabs>
-        <w:ind w:firstLine="708"/>
-        <w:rPr>
-          <w:b/>
-        </w:rPr>
-      </w:pPr>
-      <w:r>
-        <w:rPr>
-          <w:b/>
-        </w:rPr>
-        <w:br w:type="page"/>
-      </w:r>
-      <w:r>
-        <w:rPr>
-          <w:b/>
-        </w:rPr>
-        <w:lastRenderedPageBreak/>
-        <w:t>1. Цел</w:t>
-      </w:r>
-      <w:r>
-        <w:rPr>
-          <w:b/>
-        </w:rPr>
-        <w:t xml:space="preserve">ь </w:t>
-      </w:r>
-      <w:r>
-        <w:rPr>
-          <w:b/>
-        </w:rPr>
-        <w:t xml:space="preserve">освоения </w:t>
-      </w:r>
-      <w:r>
-        <w:rPr>
-          <w:b/>
-        </w:rPr>
-        <w:t>дисциплины</w:t>
+        <w:ind w:firstLine="709"/>
+      </w:pPr>
+    </w:p>
+    <w:p>
+      <w:pPr>
+        <w:ind w:firstLine="709"/>
+        <w:rPr>
+          <w:b/>
+        </w:rPr>
+      </w:pPr>
+      <w:r>
+        <w:rPr>
+          <w:b/>
+        </w:rPr>
+        <w:t>2. Место дисциплины в структуре О</w:t>
+      </w:r>
+      <w:r>
+        <w:rPr>
+          <w:b/>
+        </w:rPr>
+        <w:t>П</w:t>
+      </w:r>
+      <w:r>
+        <w:rPr>
+          <w:b/>
+        </w:rPr>
+        <w:t>ОП</w:t>
       </w:r>
     </w:p>
     <w:p>
       <w:pPr>
         <w:ind w:firstLine="709"/>
         <w:jc w:val="both"/>
-        <w:rPr>
-          <w:b/>
-          <w:i/>
-        </w:rPr>
-      </w:pPr>
+      </w:pPr>
+    </w:p>
+    <w:p>
+      <w:pPr>
+        <w:ind w:firstLine="709"/>
+      </w:pPr>
+      <w:r>
+        <w:rPr>
+          <w:color w:val="000000"/>
+        </w:rPr>
+        <w:t>$</w:t>
+      </w:r>
+      <w:r>
+        <w:rPr>
+          <w:color w:val="000000"/>
+        </w:rPr>
+        <w:t>{</w:t>
+      </w:r>
+      <w:r>
+        <w:rPr>
+          <w:color w:val="000000"/>
+          <w:lang w:val="en-US"/>
+        </w:rPr>
+        <w:t>place</w:t>
+      </w:r>
+      <w:r>
+        <w:rPr>
+          <w:color w:val="000000"/>
+        </w:rPr>
+        <w:t>}</w:t>
+      </w:r>
+    </w:p>
+    <w:p>
+      <w:pPr>
+        <w:ind w:firstLine="709"/>
+      </w:pPr>
+      <w:r>
+        <w:t>$</w:t>
+      </w:r>
+      <w:r>
+        <w:t>{</w:t>
+      </w:r>
+      <w:r>
+        <w:rPr>
+          <w:lang w:val="en-US"/>
+        </w:rPr>
+        <w:t>prev</w:t>
+      </w:r>
+      <w:r>
+        <w:t>_</w:t>
+      </w:r>
+      <w:r>
+        <w:rPr>
+          <w:lang w:val="en-US"/>
+        </w:rPr>
+        <w:t>next</w:t>
+      </w:r>
+      <w:r>
+        <w:t>}</w:t>
+      </w:r>
+    </w:p>
+    <w:p>
+      <w:pPr>
+        <w:ind w:firstLine="709"/>
+        <w:rPr>
+          <w:b/>
+          <w:bCs/>
+          <w:iCs/>
+        </w:rPr>
+      </w:pPr>
+    </w:p>
+    <w:p>
+      <w:pPr>
+        <w:ind w:firstLine="709"/>
+        <w:rPr>
+          <w:b/>
+          <w:bCs/>
+          <w:iCs/>
+        </w:rPr>
+      </w:pPr>
+      <w:r>
+        <w:rPr>
+          <w:b/>
+          <w:bCs/>
+          <w:iCs/>
+        </w:rPr>
+        <w:t xml:space="preserve">3. </w:t>
+      </w:r>
+      <w:r>
+        <w:rPr>
+          <w:b/>
+          <w:bCs/>
+          <w:iCs/>
+        </w:rPr>
+        <w:t>Планируемые результаты обучения</w:t>
+      </w:r>
     </w:p>
     <w:p>
       <w:pPr>
         <w:ind w:firstLine="709"/>
         <w:jc w:val="both"/>
       </w:pPr>
-      <w:r>
+    </w:p>
+    <w:p>
+      <w:pPr>
+        <w:ind w:firstLine="709"/>
+        <w:rPr>
+          <w:bCs/>
+          <w:iCs/>
+        </w:rPr>
+      </w:pPr>
+      <w:r>
+        <w:rPr>
+          <w:bCs/>
+          <w:iCs/>
+        </w:rPr>
+        <w:t>В результате освоения дисциплины выпускник должен обладать следующими компетенциями:</w:t>
+      </w:r>
+    </w:p>
+    <w:p>
+      <w:pPr>
+        <w:rPr>
+          <w:bCs/>
+          <w:iCs/>
+        </w:rPr>
+      </w:pPr>
+    </w:p>
+    <w:p>
+      <w:pPr>
+        <w:rPr>
+          <w:bCs/>
+          <w:iCs/>
+        </w:rPr>
+      </w:pPr>
+      <w:r>
+        <w:rPr>
+          <w:bCs/>
+          <w:iCs/>
+        </w:rPr>
         <w:t>$</w:t>
       </w:r>
       <w:r>
-        <w:t>{</w:t>
-      </w:r>
-      <w:proofErr w:type="spellStart"/>
-      <w:r>
-        <w:t>target</w:t>
-      </w:r>
-      <w:proofErr w:type="spellEnd"/>
-      <w:r>
-        <w:t>}</w:t>
-      </w:r>
-    </w:p>
-    <w:p>
-      <w:pPr>
-        <w:ind w:firstLine="709"/>
-      </w:pPr>
-    </w:p>
-    <w:p>
-      <w:pPr>
-        <w:ind w:firstLine="709"/>
-        <w:rPr>
-          <w:b/>
-        </w:rPr>
-      </w:pPr>
-      <w:r>
-        <w:rPr>
-          <w:b/>
-        </w:rPr>
-        <w:t>2. Место дисциплины в структуре О</w:t>
-      </w:r>
-      <w:r>
-        <w:rPr>
-          <w:b/>
-        </w:rPr>
-        <w:t>П</w:t>
-      </w:r>
-      <w:r>
-        <w:rPr>
-          <w:b/>
-        </w:rPr>
-        <w:t>ОП</w:t>
-      </w:r>
-    </w:p>
-    <w:p>
-      <w:pPr>
-        <w:ind w:firstLine="709"/>
-        <w:jc w:val="both"/>
-      </w:pPr>
-    </w:p>
-    <w:p>
-      <w:pPr>
-        <w:ind w:firstLine="709"/>
-        <w:rPr>
-          <w:lang w:val="en-US"/>
-        </w:rPr>
-      </w:pPr>
-      <w:r>
-        <w:rPr>
-          <w:color w:val="000000"/>
-          <w:lang w:val="en-US"/>
-        </w:rPr>
-        <w:t>$</w:t>
-      </w:r>
-      <w:r>
-        <w:rPr>
-          <w:color w:val="000000"/>
-          <w:lang w:val="en-US"/>
-        </w:rPr>
-        <w:t>{place}</w:t>
-      </w:r>
-    </w:p>
-    <w:p>
-      <w:pPr>
-        <w:ind w:firstLine="709"/>
-        <w:rPr>
-          <w:lang w:val="en-US"/>
-        </w:rPr>
-      </w:pPr>
-      <w:r>
-        <w:rPr>
-          <w:lang w:val="en-US"/>
-        </w:rPr>
-        <w:t>$</w:t>
-      </w:r>
-      <w:r>
-        <w:rPr>
-          <w:lang w:val="en-US"/>
-        </w:rPr>
-        <w:t>{</w:t>
-      </w:r>
-      <w:proofErr w:type="spellStart"/>
-      <w:r>
-        <w:rPr>
-          <w:lang w:val="en-US"/>
-        </w:rPr>
-        <w:t>prev_next</w:t>
-      </w:r>
-      <w:proofErr w:type="spellEnd"/>
-      <w:r>
-        <w:rPr>
-          <w:lang w:val="en-US"/>
-        </w:rPr>
-        <w:t>}</w:t>
-      </w:r>
-    </w:p>
-    <w:p>
-      <w:pPr>
-        <w:ind w:firstLine="709"/>
-        <w:rPr>
-          <w:b/>
+        <w:rPr>
+          <w:bCs/>
+          <w:iCs/>
+        </w:rPr>
+        <w:t>{cmp</w:t>
+      </w:r>
+      <w:r>
+        <w:rPr>
+          <w:bCs/>
+          <w:iCs/>
+        </w:rPr>
+        <w:t>_</w:t>
+      </w:r>
+      <w:r>
+        <w:rPr>
           <w:bCs/>
           <w:iCs/>
           <w:lang w:val="en-US"/>
         </w:rPr>
-      </w:pPr>
-    </w:p>
-    <w:p>
-      <w:pPr>
-        <w:ind w:firstLine="709"/>
-        <w:rPr>
-          <w:b/>
-          <w:bCs/>
-          <w:iCs/>
-        </w:rPr>
-      </w:pPr>
-      <w:r>
-        <w:rPr>
-          <w:b/>
-          <w:bCs/>
-          <w:iCs/>
-        </w:rPr>
-        <w:t xml:space="preserve">3. </w:t>
-      </w:r>
-      <w:r>
-        <w:rPr>
-          <w:b/>
-          <w:bCs/>
-          <w:iCs/>
-        </w:rPr>
-        <w:t>Планируемые результаты обучения</w:t>
-      </w:r>
-    </w:p>
-    <w:p>
-      <w:pPr>
-        <w:ind w:firstLine="709"/>
-        <w:jc w:val="both"/>
-      </w:pPr>
-    </w:p>
-    <w:p>
-      <w:pPr>
-        <w:ind w:firstLine="709"/>
-        <w:rPr>
-          <w:bCs/>
-          <w:iCs/>
-        </w:rPr>
-      </w:pPr>
-      <w:r>
-        <w:rPr>
-          <w:bCs/>
-          <w:iCs/>
-        </w:rPr>
-        <w:t>В результате освоения дисциплины выпускник должен обладать следующими компетенциями:</w:t>
-      </w:r>
-    </w:p>
-    <w:p>
-      <w:pPr>
-        <w:rPr>
-          <w:bCs/>
-          <w:iCs/>
-        </w:rPr>
-      </w:pPr>
-    </w:p>
-    <w:p>
-      <w:pPr>
-        <w:rPr>
-          <w:bCs/>
-          <w:iCs/>
-        </w:rPr>
-      </w:pPr>
-      <w:r>
-        <w:rPr>
-          <w:bCs/>
-          <w:iCs/>
-        </w:rPr>
-        <w:t>$</w:t>
-      </w:r>
-      <w:r>
-        <w:rPr>
-          <w:bCs/>
-          <w:iCs/>
-        </w:rPr>
-        <w:t>{</w:t>
-      </w:r>
-      <w:proofErr w:type="spellStart"/>
-      <w:r>
-        <w:rPr>
-          <w:bCs/>
-          <w:iCs/>
-        </w:rPr>
-        <w:t>cmp</w:t>
-      </w:r>
-      <w:proofErr w:type="spellEnd"/>
-      <w:r>
-        <w:rPr>
-          <w:bCs/>
-          <w:iCs/>
-        </w:rPr>
-        <w:t>_</w:t>
+        <w:t>tot</w:t>
       </w:r>
       <w:r>
         <w:rPr>
@@ -2521,7 +1883,125 @@
           <w:iCs/>
           <w:lang w:val="en-US"/>
         </w:rPr>
-        <w:t>tot</w:t>
+        <w:t>al</w:t>
+      </w:r>
+      <w:r>
+        <w:rPr>
+          <w:bCs/>
+          <w:iCs/>
+        </w:rPr>
+        <w:t>}</w:t>
+      </w:r>
+    </w:p>
+    <w:p>
+      <w:pPr>
+        <w:ind w:firstLine="709"/>
+        <w:jc w:val="both"/>
+        <w:rPr>
+          <w:bCs/>
+          <w:iCs/>
+        </w:rPr>
+      </w:pPr>
+    </w:p>
+    <w:p>
+      <w:pPr>
+        <w:ind w:firstLine="709"/>
+        <w:jc w:val="both"/>
+        <w:rPr>
+          <w:b/>
+          <w:bCs/>
+          <w:iCs/>
+        </w:rPr>
+      </w:pPr>
+      <w:r>
+        <w:rPr>
+          <w:b/>
+          <w:bCs/>
+          <w:iCs/>
+        </w:rPr>
+        <w:t xml:space="preserve">В результате изучения дисциплины </w:t>
+      </w:r>
+      <w:r>
+        <w:rPr>
+          <w:b/>
+          <w:bCs/>
+          <w:iCs/>
+        </w:rPr>
+        <w:t>обучающийся</w:t>
+      </w:r>
+      <w:r>
+        <w:rPr>
+          <w:b/>
+          <w:bCs/>
+          <w:iCs/>
+        </w:rPr>
+        <w:t xml:space="preserve"> должен:</w:t>
+      </w:r>
+    </w:p>
+    <w:p>
+      <w:pPr>
+        <w:rPr>
+          <w:b/>
+          <w:bCs/>
+          <w:i/>
+          <w:iCs/>
+        </w:rPr>
+      </w:pPr>
+    </w:p>
+    <w:p>
+      <w:pPr>
+        <w:ind w:firstLine="708"/>
+        <w:rPr>
+          <w:b/>
+          <w:bCs/>
+          <w:i/>
+          <w:iCs/>
+        </w:rPr>
+      </w:pPr>
+      <w:r>
+        <w:rPr>
+          <w:b/>
+          <w:bCs/>
+          <w:i/>
+          <w:iCs/>
+        </w:rPr>
+        <w:t>знать</w:t>
+      </w:r>
+    </w:p>
+    <w:p>
+      <w:pPr>
+        <w:rPr>
+          <w:bCs/>
+          <w:iCs/>
+        </w:rPr>
+      </w:pPr>
+      <w:r>
+        <w:rPr>
+          <w:bCs/>
+          <w:iCs/>
+        </w:rPr>
+        <w:t>$</w:t>
+      </w:r>
+      <w:r>
+        <w:rPr>
+          <w:bCs/>
+          <w:iCs/>
+        </w:rPr>
+        <w:t>{</w:t>
+      </w:r>
+      <w:r>
+        <w:rPr>
+          <w:bCs/>
+          <w:iCs/>
+        </w:rPr>
+        <w:t>outcomes</w:t>
+      </w:r>
+      <w:r>
+        <w:rPr>
+          <w:bCs/>
+          <w:iCs/>
+        </w:rPr>
+        <w:t>_</w:t>
       </w:r>
       <w:r>
         <w:rPr>
@@ -2529,59 +2009,29 @@
           <w:iCs/>
           <w:lang w:val="en-US"/>
         </w:rPr>
-        <w:t>al</w:t>
+        <w:t>z</w:t>
       </w:r>
       <w:r>
         <w:rPr>
           <w:bCs/>
           <w:iCs/>
         </w:rPr>
-        <w:t>}</w:t>
-      </w:r>
-    </w:p>
-    <w:p>
-      <w:pPr>
-        <w:ind w:firstLine="709"/>
-        <w:jc w:val="both"/>
+        <w:t>_</w:t>
+      </w:r>
+      <w:r>
         <w:rPr>
           <w:bCs/>
           <w:iCs/>
-        </w:rPr>
-      </w:pPr>
-    </w:p>
-    <w:p>
-      <w:pPr>
-        <w:ind w:firstLine="709"/>
-        <w:jc w:val="both"/>
-        <w:rPr>
-          <w:b/>
+          <w:lang w:val="en-US"/>
+        </w:rPr>
+        <w:t>total</w:t>
+      </w:r>
+      <w:r>
+        <w:rPr>
           <w:bCs/>
           <w:iCs/>
         </w:rPr>
-      </w:pPr>
-      <w:r>
-        <w:rPr>
-          <w:b/>
-          <w:bCs/>
-          <w:iCs/>
-        </w:rPr>
-        <w:t xml:space="preserve">В результате изучения дисциплины </w:t>
-      </w:r>
-      <w:r>
-        <w:rPr>
-          <w:b/>
-          <w:bCs/>
-          <w:iCs/>
-        </w:rPr>
-        <w:t>обучающийся</w:t>
-      </w:r>
-      <w:r>
-        <w:rPr>
-          <w:b/>
-          <w:bCs/>
-          <w:iCs/>
-        </w:rPr>
-        <w:t xml:space="preserve"> должен:</w:t>
+        <w:t>}</w:t>
       </w:r>
     </w:p>
     <w:p>
@@ -2611,7 +2061,7 @@
           <w:i/>
           <w:iCs/>
         </w:rPr>
-        <w:t>знать</w:t>
+        <w:t>уметь</w:t>
       </w:r>
     </w:p>
     <w:p>
@@ -2626,24 +2076,15 @@
           <w:bCs/>
           <w:iCs/>
         </w:rPr>
-        <w:t>$</w:t>
+        <w:t>${</w:t>
       </w:r>
       <w:r>
         <w:rPr>
           <w:bCs/>
           <w:iCs/>
         </w:rPr>
-        <w:t>{</w:t>
-      </w:r>
-      <w:proofErr w:type="spellStart"/>
-      <w:r>
-        <w:rPr>
-          <w:bCs/>
-          <w:iCs/>
-        </w:rPr>
         <w:t>outcomes</w:t>
       </w:r>
-      <w:proofErr w:type="spellEnd"/>
       <w:r>
         <w:rPr>
           <w:bCs/>
@@ -2657,7 +2098,7 @@
           <w:iCs/>
           <w:lang w:val="en-US"/>
         </w:rPr>
-        <w:t>z</w:t>
+        <w:t>u</w:t>
       </w:r>
       <w:r>
         <w:rPr>
@@ -2709,106 +2150,15 @@
           <w:i/>
           <w:iCs/>
         </w:rPr>
-        <w:t>уметь</w:t>
-      </w:r>
-    </w:p>
-    <w:p>
-      <w:pPr>
-        <w:rPr>
-          <w:bCs/>
-          <w:iCs/>
-        </w:rPr>
-      </w:pPr>
-      <w:r>
-        <w:rPr>
-          <w:bCs/>
-          <w:iCs/>
-        </w:rPr>
-        <w:t>${</w:t>
-      </w:r>
-      <w:proofErr w:type="spellStart"/>
-      <w:r>
-        <w:rPr>
-          <w:bCs/>
-          <w:iCs/>
-        </w:rPr>
-        <w:t>outcomes</w:t>
-      </w:r>
-      <w:proofErr w:type="spellEnd"/>
-      <w:r>
-        <w:rPr>
-          <w:bCs/>
-          <w:iCs/>
-        </w:rPr>
-        <w:t>_</w:t>
-      </w:r>
-      <w:r>
-        <w:rPr>
-          <w:bCs/>
-          <w:iCs/>
-          <w:lang w:val="en-US"/>
-        </w:rPr>
-        <w:t>u</w:t>
-      </w:r>
-      <w:r>
-        <w:rPr>
-          <w:bCs/>
-          <w:iCs/>
-        </w:rPr>
-        <w:t>_</w:t>
-      </w:r>
-      <w:r>
-        <w:rPr>
-          <w:bCs/>
-          <w:iCs/>
-          <w:lang w:val="en-US"/>
-        </w:rPr>
-        <w:t>total</w:t>
-      </w:r>
-      <w:r>
-        <w:rPr>
-          <w:bCs/>
-          <w:iCs/>
-        </w:rPr>
-        <w:t>}</w:t>
-      </w:r>
-    </w:p>
-    <w:p>
-      <w:pPr>
+        <w:t>владеть</w:t>
+      </w:r>
+      <w:r>
         <w:rPr>
           <w:b/>
           <w:bCs/>
           <w:i/>
           <w:iCs/>
         </w:rPr>
-      </w:pPr>
-    </w:p>
-    <w:p>
-      <w:pPr>
-        <w:ind w:firstLine="708"/>
-        <w:rPr>
-          <w:b/>
-          <w:bCs/>
-          <w:i/>
-          <w:iCs/>
-        </w:rPr>
-      </w:pPr>
-      <w:r>
-        <w:rPr>
-          <w:b/>
-          <w:bCs/>
-          <w:i/>
-          <w:iCs/>
-        </w:rPr>
-        <w:t>владеть</w:t>
-      </w:r>
-      <w:r>
-        <w:rPr>
-          <w:b/>
-          <w:bCs/>
-          <w:i/>
-          <w:iCs/>
-        </w:rPr>
         <w:t xml:space="preserve"> </w:t>
       </w:r>
     </w:p>
@@ -2826,7 +2176,6 @@
         </w:rPr>
         <w:t>${</w:t>
       </w:r>
-      <w:proofErr w:type="spellStart"/>
       <w:r>
         <w:rPr>
           <w:bCs/>
@@ -2834,7 +2183,6 @@
         </w:rPr>
         <w:t>outcomes</w:t>
       </w:r>
-      <w:proofErr w:type="spellEnd"/>
       <w:r>
         <w:rPr>
           <w:bCs/>
@@ -3098,18 +2446,19 @@
               <w:jc w:val="center"/>
             </w:pPr>
             <w:r>
+              <w:rPr>
+                <w:lang w:val="en-US"/>
+              </w:rPr>
+              <w:t>$</w:t>
+            </w:r>
+            <w:r>
               <w:t>{</w:t>
             </w:r>
-            <w:proofErr w:type="spellStart"/>
             <w:r>
               <w:t>sem_</w:t>
             </w:r>
             <w:r>
-              <w:t>list</w:t>
-            </w:r>
-            <w:proofErr w:type="spellEnd"/>
-            <w:r>
-              <w:t>}</w:t>
+              <w:t>list}</w:t>
             </w:r>
           </w:p>
         </w:tc>
@@ -3141,18 +2490,19 @@
               <w:jc w:val="center"/>
             </w:pPr>
             <w:r>
+              <w:rPr>
+                <w:lang w:val="en-US"/>
+              </w:rPr>
+              <w:t>$</w:t>
+            </w:r>
+            <w:r>
               <w:t>{</w:t>
             </w:r>
-            <w:proofErr w:type="spellStart"/>
             <w:r>
               <w:t>all_</w:t>
             </w:r>
             <w:r>
-              <w:t>aud</w:t>
-            </w:r>
-            <w:proofErr w:type="spellEnd"/>
-            <w:r>
-              <w:t>}</w:t>
+              <w:t>aud}</w:t>
             </w:r>
           </w:p>
         </w:tc>
@@ -3165,18 +2515,19 @@
               <w:jc w:val="center"/>
             </w:pPr>
             <w:r>
+              <w:rPr>
+                <w:lang w:val="en-US"/>
+              </w:rPr>
+              <w:t>$</w:t>
+            </w:r>
+            <w:r>
               <w:t>{</w:t>
             </w:r>
-            <w:proofErr w:type="spellStart"/>
             <w:r>
               <w:t>sem_</w:t>
             </w:r>
             <w:r>
-              <w:t>aud</w:t>
-            </w:r>
-            <w:proofErr w:type="spellEnd"/>
-            <w:r>
-              <w:t>}</w:t>
+              <w:t>aud}</w:t>
             </w:r>
           </w:p>
         </w:tc>
@@ -3241,18 +2592,19 @@
               <w:jc w:val="center"/>
             </w:pPr>
             <w:r>
+              <w:rPr>
+                <w:lang w:val="en-US"/>
+              </w:rPr>
+              <w:t>$</w:t>
+            </w:r>
+            <w:r>
               <w:t>{</w:t>
             </w:r>
-            <w:proofErr w:type="spellStart"/>
             <w:r>
               <w:t>all_</w:t>
             </w:r>
             <w:r>
-              <w:t>lec</w:t>
-            </w:r>
-            <w:proofErr w:type="spellEnd"/>
-            <w:r>
-              <w:t>}</w:t>
+              <w:t>lec}</w:t>
             </w:r>
           </w:p>
         </w:tc>
@@ -3265,18 +2617,19 @@
               <w:jc w:val="center"/>
             </w:pPr>
             <w:r>
+              <w:rPr>
+                <w:lang w:val="en-US"/>
+              </w:rPr>
+              <w:t>$</w:t>
+            </w:r>
+            <w:r>
               <w:t>{</w:t>
             </w:r>
-            <w:proofErr w:type="spellStart"/>
             <w:r>
               <w:t>sem_</w:t>
             </w:r>
             <w:r>
-              <w:t>lec</w:t>
-            </w:r>
-            <w:proofErr w:type="spellEnd"/>
-            <w:r>
-              <w:t>}</w:t>
+              <w:t>lec}</w:t>
             </w:r>
           </w:p>
         </w:tc>
@@ -3305,15 +2658,13 @@
               <w:jc w:val="center"/>
             </w:pPr>
             <w:r>
-              <w:t>{</w:t>
-            </w:r>
-            <w:proofErr w:type="spellStart"/>
-            <w:r>
-              <w:t>all_prac</w:t>
-            </w:r>
-            <w:proofErr w:type="spellEnd"/>
-            <w:r>
-              <w:t>}</w:t>
+              <w:rPr>
+                <w:lang w:val="en-US"/>
+              </w:rPr>
+              <w:t>$</w:t>
+            </w:r>
+            <w:r>
+              <w:t>{all_prac}</w:t>
             </w:r>
           </w:p>
         </w:tc>
@@ -3326,15 +2677,13 @@
               <w:jc w:val="center"/>
             </w:pPr>
             <w:r>
-              <w:t>{</w:t>
-            </w:r>
-            <w:proofErr w:type="spellStart"/>
-            <w:r>
-              <w:t>sem_prac</w:t>
-            </w:r>
-            <w:proofErr w:type="spellEnd"/>
-            <w:r>
-              <w:t>}</w:t>
+              <w:rPr>
+                <w:lang w:val="en-US"/>
+              </w:rPr>
+              <w:t>$</w:t>
+            </w:r>
+            <w:r>
+              <w:t>{sem_prac}</w:t>
             </w:r>
           </w:p>
         </w:tc>
@@ -3363,18 +2712,19 @@
               <w:jc w:val="center"/>
             </w:pPr>
             <w:r>
+              <w:rPr>
+                <w:lang w:val="en-US"/>
+              </w:rPr>
+              <w:t>$</w:t>
+            </w:r>
+            <w:r>
               <w:t>{</w:t>
             </w:r>
-            <w:proofErr w:type="spellStart"/>
             <w:r>
               <w:t>all_</w:t>
             </w:r>
             <w:r>
-              <w:t>lab</w:t>
-            </w:r>
-            <w:proofErr w:type="spellEnd"/>
-            <w:r>
-              <w:t>}</w:t>
+              <w:t>lab}</w:t>
             </w:r>
           </w:p>
         </w:tc>
@@ -3387,18 +2737,19 @@
               <w:jc w:val="center"/>
             </w:pPr>
             <w:r>
+              <w:rPr>
+                <w:lang w:val="en-US"/>
+              </w:rPr>
+              <w:t>$</w:t>
+            </w:r>
+            <w:r>
               <w:t>{</w:t>
             </w:r>
-            <w:proofErr w:type="spellStart"/>
             <w:r>
               <w:t>sem_</w:t>
             </w:r>
             <w:r>
-              <w:t>lab</w:t>
-            </w:r>
-            <w:proofErr w:type="spellEnd"/>
-            <w:r>
-              <w:t>}</w:t>
+              <w:t>lab}</w:t>
             </w:r>
           </w:p>
         </w:tc>
@@ -3433,18 +2784,19 @@
               <w:jc w:val="center"/>
             </w:pPr>
             <w:r>
+              <w:rPr>
+                <w:lang w:val="en-US"/>
+              </w:rPr>
+              <w:t>$</w:t>
+            </w:r>
+            <w:r>
               <w:t>{</w:t>
             </w:r>
-            <w:proofErr w:type="spellStart"/>
             <w:r>
               <w:t>all_</w:t>
             </w:r>
             <w:r>
-              <w:t>srs</w:t>
-            </w:r>
-            <w:proofErr w:type="spellEnd"/>
-            <w:r>
-              <w:t>}</w:t>
+              <w:t>srs}</w:t>
             </w:r>
           </w:p>
         </w:tc>
@@ -3457,18 +2809,19 @@
               <w:jc w:val="center"/>
             </w:pPr>
             <w:r>
+              <w:rPr>
+                <w:lang w:val="en-US"/>
+              </w:rPr>
+              <w:t>$</w:t>
+            </w:r>
+            <w:r>
               <w:t>{</w:t>
             </w:r>
-            <w:proofErr w:type="spellStart"/>
             <w:r>
               <w:t>sem_</w:t>
             </w:r>
             <w:r>
-              <w:t>srs</w:t>
-            </w:r>
-            <w:proofErr w:type="spellEnd"/>
-            <w:r>
-              <w:t>}</w:t>
+              <w:t>srs}</w:t>
             </w:r>
           </w:p>
         </w:tc>
@@ -3503,16 +2856,23 @@
               <w:jc w:val="center"/>
             </w:pPr>
             <w:r>
+              <w:rPr>
+                <w:lang w:val="en-US"/>
+              </w:rPr>
+              <w:t>$</w:t>
+            </w:r>
+            <w:r>
               <w:t>{</w:t>
             </w:r>
-            <w:proofErr w:type="spellStart"/>
             <w:r>
               <w:t>all_</w:t>
             </w:r>
             <w:r>
-              <w:t>cont</w:t>
-            </w:r>
-            <w:proofErr w:type="spellEnd"/>
+              <w:rPr>
+                <w:lang w:val="en-US"/>
+              </w:rPr>
+              <w:t>exam</w:t>
+            </w:r>
             <w:r>
               <w:t>}</w:t>
             </w:r>
@@ -3527,16 +2887,23 @@
               <w:jc w:val="center"/>
             </w:pPr>
             <w:r>
+              <w:rPr>
+                <w:lang w:val="en-US"/>
+              </w:rPr>
+              <w:t>$</w:t>
+            </w:r>
+            <w:r>
               <w:t>{</w:t>
             </w:r>
-            <w:proofErr w:type="spellStart"/>
             <w:r>
               <w:t>sem_</w:t>
             </w:r>
             <w:r>
-              <w:t>cont</w:t>
-            </w:r>
-            <w:proofErr w:type="spellEnd"/>
+              <w:rPr>
+                <w:lang w:val="en-US"/>
+              </w:rPr>
+              <w:t>exam</w:t>
+            </w:r>
             <w:r>
               <w:t>}</w:t>
             </w:r>
@@ -3577,16 +2944,26 @@
               <w:jc w:val="center"/>
             </w:pPr>
             <w:r>
+              <w:rPr>
+                <w:lang w:val="en-US"/>
+              </w:rPr>
+              <w:t>$</w:t>
+            </w:r>
+            <w:r>
               <w:t>{</w:t>
             </w:r>
-            <w:proofErr w:type="spellStart"/>
             <w:r>
               <w:t>sem_</w:t>
             </w:r>
             <w:r>
               <w:t>exam</w:t>
             </w:r>
-            <w:proofErr w:type="spellEnd"/>
+            <w:r>
+              <w:rPr>
+                <w:lang w:val="en-US"/>
+              </w:rPr>
+              <w:t>_name</w:t>
+            </w:r>
             <w:r>
               <w:t>}</w:t>
             </w:r>
@@ -3642,9 +3019,14 @@
               <w:jc w:val="center"/>
             </w:pPr>
             <w:r>
+              <w:rPr>
+                <w:lang w:val="en-US"/>
+              </w:rPr>
+              <w:t>$</w:t>
+            </w:r>
+            <w:r>
               <w:t>{</w:t>
             </w:r>
-            <w:proofErr w:type="spellStart"/>
             <w:r>
               <w:t>all_</w:t>
             </w:r>
@@ -3654,7 +3036,6 @@
             <w:r>
               <w:t>s</w:t>
             </w:r>
-            <w:proofErr w:type="spellEnd"/>
             <w:r>
               <w:t>}</w:t>
             </w:r>
@@ -3669,18 +3050,19 @@
               <w:jc w:val="center"/>
             </w:pPr>
             <w:r>
+              <w:rPr>
+                <w:lang w:val="en-US"/>
+              </w:rPr>
+              <w:t>$</w:t>
+            </w:r>
+            <w:r>
               <w:t>{</w:t>
             </w:r>
-            <w:proofErr w:type="spellStart"/>
             <w:r>
               <w:t>sem_</w:t>
             </w:r>
             <w:r>
-              <w:t>hours</w:t>
-            </w:r>
-            <w:proofErr w:type="spellEnd"/>
-            <w:r>
-              <w:t>}</w:t>
+              <w:t>hours}</w:t>
             </w:r>
           </w:p>
         </w:tc>
@@ -3735,16 +3117,23 @@
               </w:rPr>
             </w:pPr>
             <w:r>
+              <w:rPr>
+                <w:lang w:val="en-US"/>
+              </w:rPr>
+              <w:t>$</w:t>
+            </w:r>
+            <w:r>
               <w:t>{</w:t>
             </w:r>
-            <w:proofErr w:type="spellStart"/>
             <w:r>
               <w:t>all_</w:t>
             </w:r>
             <w:r>
-              <w:t>credit</w:t>
-            </w:r>
-            <w:proofErr w:type="spellEnd"/>
+              <w:rPr>
+                <w:lang w:val="en-US"/>
+              </w:rPr>
+              <w:t>ze</w:t>
+            </w:r>
             <w:r>
               <w:t>}</w:t>
             </w:r>
@@ -3759,16 +3148,23 @@
               <w:jc w:val="center"/>
             </w:pPr>
             <w:r>
+              <w:rPr>
+                <w:lang w:val="en-US"/>
+              </w:rPr>
+              <w:t>$</w:t>
+            </w:r>
+            <w:r>
               <w:t>{</w:t>
             </w:r>
-            <w:proofErr w:type="spellStart"/>
             <w:r>
               <w:t>sem_</w:t>
             </w:r>
             <w:r>
-              <w:t>credit</w:t>
-            </w:r>
-            <w:proofErr w:type="spellEnd"/>
+              <w:rPr>
+                <w:lang w:val="en-US"/>
+              </w:rPr>
+              <w:t>ze</w:t>
+            </w:r>
             <w:r>
               <w:t>}</w:t>
             </w:r>
@@ -3819,6 +3215,7 @@
         <w:rPr>
           <w:b/>
         </w:rPr>
+        <w:lastRenderedPageBreak/>
         <w:t>5.1. Содержание разделов дисциплины</w:t>
       </w:r>
     </w:p>
@@ -3881,7 +3278,6 @@
               <w:rPr>
                 <w:bCs/>
               </w:rPr>
-              <w:lastRenderedPageBreak/>
               <w:t>п/п</w:t>
             </w:r>
           </w:p>
@@ -3895,14 +3291,12 @@
               <w:jc w:val="center"/>
             </w:pPr>
             <w:r>
-              <w:lastRenderedPageBreak/>
               <w:t>Наименование раздела</w:t>
             </w:r>
             <w:r>
               <w:t xml:space="preserve"> </w:t>
             </w:r>
             <w:r>
-              <w:lastRenderedPageBreak/>
               <w:t>дисциплины</w:t>
             </w:r>
           </w:p>
@@ -3916,7 +3310,6 @@
               <w:jc w:val="center"/>
             </w:pPr>
             <w:r>
-              <w:lastRenderedPageBreak/>
               <w:t>Содержание раздела дисциплины</w:t>
             </w:r>
           </w:p>
@@ -3943,11 +3336,9 @@
             <w:r>
               <w:t>{</w:t>
             </w:r>
-            <w:proofErr w:type="spellStart"/>
             <w:r>
               <w:t>parts_content</w:t>
             </w:r>
-            <w:proofErr w:type="spellEnd"/>
             <w:r>
               <w:t>}</w:t>
             </w:r>
@@ -3970,15 +3361,7 @@
               <w:t>$</w:t>
             </w:r>
             <w:r>
-              <w:t>{</w:t>
-            </w:r>
-            <w:proofErr w:type="spellStart"/>
-            <w:r>
-              <w:t>parts</w:t>
-            </w:r>
-            <w:proofErr w:type="spellEnd"/>
-            <w:r>
-              <w:t>_</w:t>
+              <w:t>{parts_</w:t>
             </w:r>
             <w:r>
               <w:rPr>
@@ -4109,13 +3492,8 @@
             <w:pPr>
               <w:jc w:val="center"/>
             </w:pPr>
-            <w:proofErr w:type="spellStart"/>
-            <w:r>
-              <w:t>Лекц</w:t>
-            </w:r>
-            <w:proofErr w:type="spellEnd"/>
-            <w:r>
-              <w:t>.</w:t>
+            <w:r>
+              <w:t>Лекц.</w:t>
             </w:r>
           </w:p>
         </w:tc>
@@ -4135,13 +3513,8 @@
             <w:pPr>
               <w:jc w:val="center"/>
             </w:pPr>
-            <w:proofErr w:type="spellStart"/>
-            <w:r>
-              <w:t>зан</w:t>
-            </w:r>
-            <w:proofErr w:type="spellEnd"/>
-            <w:r>
-              <w:t>.</w:t>
+            <w:r>
+              <w:t>зан.</w:t>
             </w:r>
           </w:p>
         </w:tc>
@@ -4161,13 +3534,8 @@
             <w:pPr>
               <w:jc w:val="center"/>
             </w:pPr>
-            <w:proofErr w:type="spellStart"/>
-            <w:r>
-              <w:t>зан</w:t>
-            </w:r>
-            <w:proofErr w:type="spellEnd"/>
-            <w:r>
-              <w:t>.</w:t>
+            <w:r>
+              <w:t>зан.</w:t>
             </w:r>
           </w:p>
         </w:tc>
@@ -4256,11 +3624,9 @@
             <w:r>
               <w:t>{</w:t>
             </w:r>
-            <w:proofErr w:type="spellStart"/>
             <w:r>
               <w:t>parts_hours</w:t>
             </w:r>
-            <w:proofErr w:type="spellEnd"/>
           </w:p>
           <w:p>
             <w:pPr>
@@ -4290,15 +3656,7 @@
               <w:t>$</w:t>
             </w:r>
             <w:r>
-              <w:t>{</w:t>
-            </w:r>
-            <w:proofErr w:type="spellStart"/>
-            <w:r>
-              <w:t>parts</w:t>
-            </w:r>
-            <w:proofErr w:type="spellEnd"/>
-            <w:r>
-              <w:t>_</w:t>
+              <w:t>{parts_</w:t>
             </w:r>
             <w:r>
               <w:rPr>
@@ -4329,15 +3687,7 @@
               <w:t>$</w:t>
             </w:r>
             <w:r>
-              <w:t>{</w:t>
-            </w:r>
-            <w:proofErr w:type="spellStart"/>
-            <w:r>
-              <w:t>lec</w:t>
-            </w:r>
-            <w:proofErr w:type="spellEnd"/>
-            <w:r>
-              <w:t>}</w:t>
+              <w:t>{lec}</w:t>
             </w:r>
           </w:p>
         </w:tc>
@@ -4359,15 +3709,7 @@
               <w:t>$</w:t>
             </w:r>
             <w:r>
-              <w:t>{</w:t>
-            </w:r>
-            <w:proofErr w:type="spellStart"/>
-            <w:r>
-              <w:t>prac</w:t>
-            </w:r>
-            <w:proofErr w:type="spellEnd"/>
-            <w:r>
-              <w:t>}</w:t>
+              <w:t>{prac}</w:t>
             </w:r>
           </w:p>
         </w:tc>
@@ -4389,15 +3731,7 @@
               <w:t>$</w:t>
             </w:r>
             <w:r>
-              <w:t>{</w:t>
-            </w:r>
-            <w:proofErr w:type="spellStart"/>
-            <w:r>
-              <w:t>lab</w:t>
-            </w:r>
-            <w:proofErr w:type="spellEnd"/>
-            <w:r>
-              <w:t>}</w:t>
+              <w:t>{lab}</w:t>
             </w:r>
           </w:p>
         </w:tc>
@@ -4419,15 +3753,7 @@
               <w:t>$</w:t>
             </w:r>
             <w:r>
-              <w:t>{</w:t>
-            </w:r>
-            <w:proofErr w:type="spellStart"/>
-            <w:r>
-              <w:t>srs</w:t>
-            </w:r>
-            <w:proofErr w:type="spellEnd"/>
-            <w:r>
-              <w:t>}</w:t>
+              <w:t>{srs}</w:t>
             </w:r>
           </w:p>
         </w:tc>
@@ -4483,15 +3809,7 @@
               <w:t>$</w:t>
             </w:r>
             <w:r>
-              <w:t>{</w:t>
-            </w:r>
-            <w:proofErr w:type="spellStart"/>
-            <w:r>
-              <w:t>all</w:t>
-            </w:r>
-            <w:proofErr w:type="spellEnd"/>
-            <w:r>
-              <w:t>}</w:t>
+              <w:t>{all}</w:t>
             </w:r>
           </w:p>
         </w:tc>
@@ -4543,16 +3861,11 @@
         <w:t>$</w:t>
       </w:r>
       <w:r>
-        <w:t>{</w:t>
-      </w:r>
-      <w:proofErr w:type="spellStart"/>
-      <w:r>
-        <w:t>biblio_</w:t>
+        <w:t>{biblio_</w:t>
       </w:r>
       <w:r>
         <w:t>basic</w:t>
       </w:r>
-      <w:proofErr w:type="spellEnd"/>
       <w:r>
         <w:t>}</w:t>
       </w:r>
@@ -4586,16 +3899,11 @@
         <w:t>$</w:t>
       </w:r>
       <w:r>
-        <w:t>{</w:t>
-      </w:r>
-      <w:proofErr w:type="spellStart"/>
-      <w:r>
-        <w:t>biblio_</w:t>
+        <w:t>{biblio_</w:t>
       </w:r>
       <w:r>
         <w:t>additional</w:t>
       </w:r>
-      <w:proofErr w:type="spellEnd"/>
       <w:r>
         <w:t>}</w:t>
       </w:r>
@@ -4649,17 +3957,8 @@
         <w:t>$</w:t>
       </w:r>
       <w:r>
-        <w:t>{</w:t>
-      </w:r>
-      <w:proofErr w:type="spellStart"/>
-      <w:r>
-        <w:t>it</w:t>
-      </w:r>
-      <w:proofErr w:type="spellEnd"/>
-      <w:r>
-        <w:t>_</w:t>
-      </w:r>
-      <w:proofErr w:type="spellStart"/>
+        <w:t>{it_</w:t>
+      </w:r>
       <w:r>
         <w:rPr>
           <w:lang w:val="en-US"/>
@@ -4678,7 +3977,6 @@
         </w:rPr>
         <w:t>et</w:t>
       </w:r>
-      <w:proofErr w:type="spellEnd"/>
       <w:r>
         <w:t>}</w:t>
       </w:r>
@@ -4815,7 +4113,6 @@
       <w:r>
         <w:t>{</w:t>
       </w:r>
-      <w:proofErr w:type="spellStart"/>
       <w:r>
         <w:rPr>
           <w:lang w:val="en-US"/>
@@ -4828,7 +4125,6 @@
         </w:rPr>
         <w:t>to</w:t>
       </w:r>
-      <w:proofErr w:type="spellEnd"/>
       <w:r>
         <w:t>}</w:t>
       </w:r>
@@ -4873,15 +4169,7 @@
         </w:rPr>
       </w:pPr>
       <w:r>
-        <w:t>{</w:t>
-      </w:r>
-      <w:proofErr w:type="spellStart"/>
-      <w:r>
-        <w:t>guidelines</w:t>
-      </w:r>
-      <w:proofErr w:type="spellEnd"/>
-      <w:r>
-        <w:t>}</w:t>
+        <w:t>{guidelines}</w:t>
       </w:r>
     </w:p>
     <w:p>
@@ -4927,21 +4215,8 @@
         <w:rPr>
           <w:bCs/>
         </w:rPr>
-        <w:t>{</w:t>
-      </w:r>
-      <w:proofErr w:type="spellStart"/>
-      <w:r>
-        <w:rPr>
-          <w:bCs/>
-        </w:rPr>
-        <w:t>srs</w:t>
-      </w:r>
-      <w:proofErr w:type="spellEnd"/>
-      <w:r>
-        <w:rPr>
-          <w:bCs/>
-        </w:rPr>
-        <w:t>}</w:t>
+        <w:lastRenderedPageBreak/>
+        <w:t>{srs}</w:t>
       </w:r>
     </w:p>
     <w:p>

--- a/templates/docx/program.docx
+++ b/templates/docx/program.docx
@@ -126,21 +126,19 @@
           <w:szCs w:val="28"/>
           <w:lang w:val="ru-RU" w:eastAsia="ar-SA" w:bidi="ar-SA"/>
         </w:rPr>
-        <w:t>{faculty}</w:t>
-      </w:r>
-    </w:p>
-    <w:p>
-      <w:pPr>
-        <w:pStyle w:val="ae"/>
-        <w:spacing w:after="0"/>
-        <w:jc w:val="center"/>
+        <w:t>{</w:t>
+      </w:r>
+      <w:proofErr w:type="spellStart"/>
+      <w:r>
         <w:rPr>
           <w:rFonts w:eastAsia="Times New Roman" w:cs="Times New Roman"/>
           <w:sz w:val="28"/>
           <w:szCs w:val="28"/>
           <w:lang w:val="ru-RU" w:eastAsia="ar-SA" w:bidi="ar-SA"/>
         </w:rPr>
-      </w:pPr>
+        <w:t>faculty</w:t>
+      </w:r>
+      <w:proofErr w:type="spellEnd"/>
       <w:r>
         <w:rPr>
           <w:rFonts w:eastAsia="Times New Roman" w:cs="Times New Roman"/>
@@ -148,29 +146,71 @@
           <w:szCs w:val="28"/>
           <w:lang w:val="ru-RU" w:eastAsia="ar-SA" w:bidi="ar-SA"/>
         </w:rPr>
-        <w:t>$</w:t>
-      </w:r>
-      <w:r>
+        <w:t>}</w:t>
+      </w:r>
+    </w:p>
+    <w:p>
+      <w:pPr>
+        <w:pStyle w:val="ae"/>
+        <w:spacing w:after="0"/>
+        <w:jc w:val="center"/>
         <w:rPr>
           <w:rFonts w:eastAsia="Times New Roman" w:cs="Times New Roman"/>
           <w:sz w:val="28"/>
           <w:szCs w:val="28"/>
           <w:lang w:val="ru-RU" w:eastAsia="ar-SA" w:bidi="ar-SA"/>
         </w:rPr>
-        <w:t>{departament}</w:t>
-      </w:r>
-    </w:p>
-    <w:p>
-      <w:pPr>
-        <w:pStyle w:val="ae"/>
-        <w:spacing w:after="0"/>
-        <w:jc w:val="center"/>
+      </w:pPr>
+      <w:r>
         <w:rPr>
           <w:rFonts w:eastAsia="Times New Roman" w:cs="Times New Roman"/>
           <w:sz w:val="28"/>
           <w:szCs w:val="28"/>
           <w:lang w:val="ru-RU" w:eastAsia="ar-SA" w:bidi="ar-SA"/>
         </w:rPr>
+        <w:t>$</w:t>
+      </w:r>
+      <w:r>
+        <w:rPr>
+          <w:rFonts w:eastAsia="Times New Roman" w:cs="Times New Roman"/>
+          <w:sz w:val="28"/>
+          <w:szCs w:val="28"/>
+          <w:lang w:val="ru-RU" w:eastAsia="ar-SA" w:bidi="ar-SA"/>
+        </w:rPr>
+        <w:t>{</w:t>
+      </w:r>
+      <w:proofErr w:type="spellStart"/>
+      <w:r>
+        <w:rPr>
+          <w:rFonts w:eastAsia="Times New Roman" w:cs="Times New Roman"/>
+          <w:sz w:val="28"/>
+          <w:szCs w:val="28"/>
+          <w:lang w:val="ru-RU" w:eastAsia="ar-SA" w:bidi="ar-SA"/>
+        </w:rPr>
+        <w:t>departament</w:t>
+      </w:r>
+      <w:proofErr w:type="spellEnd"/>
+      <w:r>
+        <w:rPr>
+          <w:rFonts w:eastAsia="Times New Roman" w:cs="Times New Roman"/>
+          <w:sz w:val="28"/>
+          <w:szCs w:val="28"/>
+          <w:lang w:val="ru-RU" w:eastAsia="ar-SA" w:bidi="ar-SA"/>
+        </w:rPr>
+        <w:t>}</w:t>
+      </w:r>
+    </w:p>
+    <w:p>
+      <w:pPr>
+        <w:pStyle w:val="ae"/>
+        <w:spacing w:after="0"/>
+        <w:jc w:val="center"/>
+        <w:rPr>
+          <w:rFonts w:eastAsia="Times New Roman" w:cs="Times New Roman"/>
+          <w:sz w:val="28"/>
+          <w:szCs w:val="28"/>
+          <w:lang w:val="ru-RU" w:eastAsia="ar-SA" w:bidi="ar-SA"/>
+        </w:rPr>
       </w:pPr>
     </w:p>
     <w:p>
@@ -245,8 +285,18 @@
           <w:szCs w:val="28"/>
           <w:lang w:eastAsia="ar-SA"/>
         </w:rPr>
-        <w:t>Ю. А. Жадаев</w:t>
-      </w:r>
+        <w:t xml:space="preserve">Ю. А. </w:t>
+      </w:r>
+      <w:proofErr w:type="spellStart"/>
+      <w:r>
+        <w:rPr>
+          <w:sz w:val="28"/>
+          <w:szCs w:val="28"/>
+          <w:lang w:eastAsia="ar-SA"/>
+        </w:rPr>
+        <w:t>Жадаев</w:t>
+      </w:r>
+      <w:proofErr w:type="spellEnd"/>
     </w:p>
     <w:p>
       <w:pPr>
@@ -258,6 +308,7 @@
           <w:lang w:eastAsia="ar-SA"/>
         </w:rPr>
       </w:pPr>
+      <w:proofErr w:type="gramStart"/>
       <w:r>
         <w:rPr>
           <w:sz w:val="28"/>
@@ -272,15 +323,42 @@
           <w:szCs w:val="28"/>
           <w:lang w:eastAsia="ar-SA"/>
         </w:rPr>
-        <w:t>___</w:t>
-      </w:r>
+        <w:t>_</w:t>
+      </w:r>
+      <w:proofErr w:type="gramEnd"/>
       <w:r>
         <w:rPr>
           <w:sz w:val="28"/>
           <w:szCs w:val="28"/>
           <w:lang w:eastAsia="ar-SA"/>
         </w:rPr>
-        <w:t xml:space="preserve"> » </w:t>
+        <w:t>_</w:t>
+      </w:r>
+      <w:proofErr w:type="gramStart"/>
+      <w:r>
+        <w:rPr>
+          <w:sz w:val="28"/>
+          <w:szCs w:val="28"/>
+          <w:lang w:eastAsia="ar-SA"/>
+        </w:rPr>
+        <w:t>_</w:t>
+      </w:r>
+      <w:r>
+        <w:rPr>
+          <w:sz w:val="28"/>
+          <w:szCs w:val="28"/>
+          <w:lang w:eastAsia="ar-SA"/>
+        </w:rPr>
+        <w:t xml:space="preserve"> »</w:t>
+      </w:r>
+      <w:proofErr w:type="gramEnd"/>
+      <w:r>
+        <w:rPr>
+          <w:sz w:val="28"/>
+          <w:szCs w:val="28"/>
+          <w:lang w:eastAsia="ar-SA"/>
+        </w:rPr>
+        <w:t xml:space="preserve"> </w:t>
       </w:r>
       <w:r>
         <w:rPr>
@@ -385,6 +463,7 @@
               </w:rPr>
               <w:t>{</w:t>
             </w:r>
+            <w:proofErr w:type="spellStart"/>
             <w:r>
               <w:rPr>
                 <w:sz w:val="48"/>
@@ -392,6 +471,7 @@
               </w:rPr>
               <w:t>name</w:t>
             </w:r>
+            <w:proofErr w:type="spellEnd"/>
             <w:r>
               <w:rPr>
                 <w:sz w:val="48"/>
@@ -454,27 +534,59 @@
                 <w:b w:val="0"/>
                 <w:szCs w:val="28"/>
               </w:rPr>
-              <w:t>{direction}</w:t>
-            </w:r>
-            <w:r>
-              <w:rPr>
-                <w:szCs w:val="28"/>
-              </w:rPr>
-              <w:br/>
-            </w:r>
+              <w:t>{</w:t>
+            </w:r>
+            <w:proofErr w:type="spellStart"/>
             <w:r>
               <w:rPr>
                 <w:b w:val="0"/>
                 <w:szCs w:val="28"/>
               </w:rPr>
-              <w:t>$</w:t>
-            </w:r>
+              <w:t>direction</w:t>
+            </w:r>
+            <w:proofErr w:type="spellEnd"/>
             <w:r>
               <w:rPr>
                 <w:b w:val="0"/>
                 <w:szCs w:val="28"/>
               </w:rPr>
-              <w:t>{profile}</w:t>
+              <w:t>}</w:t>
+            </w:r>
+            <w:r>
+              <w:rPr>
+                <w:szCs w:val="28"/>
+              </w:rPr>
+              <w:br/>
+            </w:r>
+            <w:r>
+              <w:rPr>
+                <w:b w:val="0"/>
+                <w:szCs w:val="28"/>
+              </w:rPr>
+              <w:t>$</w:t>
+            </w:r>
+            <w:r>
+              <w:rPr>
+                <w:b w:val="0"/>
+                <w:szCs w:val="28"/>
+              </w:rPr>
+              <w:t>{</w:t>
+            </w:r>
+            <w:proofErr w:type="spellStart"/>
+            <w:r>
+              <w:rPr>
+                <w:b w:val="0"/>
+                <w:szCs w:val="28"/>
+              </w:rPr>
+              <w:t>profile</w:t>
+            </w:r>
+            <w:proofErr w:type="spellEnd"/>
+            <w:r>
+              <w:rPr>
+                <w:b w:val="0"/>
+                <w:szCs w:val="28"/>
+              </w:rPr>
+              <w:t>}</w:t>
             </w:r>
           </w:p>
           <w:p>
@@ -518,7 +630,25 @@
                 <w:i/>
                 <w:szCs w:val="28"/>
               </w:rPr>
-              <w:t>{formes}</w:t>
+              <w:t>{</w:t>
+            </w:r>
+            <w:proofErr w:type="spellStart"/>
+            <w:r>
+              <w:rPr>
+                <w:b w:val="0"/>
+                <w:i/>
+                <w:szCs w:val="28"/>
+              </w:rPr>
+              <w:t>formes</w:t>
+            </w:r>
+            <w:proofErr w:type="spellEnd"/>
+            <w:r>
+              <w:rPr>
+                <w:b w:val="0"/>
+                <w:i/>
+                <w:szCs w:val="28"/>
+              </w:rPr>
+              <w:t>}</w:t>
             </w:r>
           </w:p>
           <w:p>
@@ -662,7 +792,14 @@
         <w:rPr>
           <w:lang w:eastAsia="ar-SA"/>
         </w:rPr>
-        <w:t>__</w:t>
+        <w:t>_</w:t>
+      </w:r>
+      <w:proofErr w:type="gramStart"/>
+      <w:r>
+        <w:rPr>
+          <w:lang w:eastAsia="ar-SA"/>
+        </w:rPr>
+        <w:t>_</w:t>
       </w:r>
       <w:r>
         <w:rPr>
@@ -670,6 +807,7 @@
         </w:rPr>
         <w:t> »</w:t>
       </w:r>
+      <w:proofErr w:type="gramEnd"/>
       <w:r>
         <w:rPr>
           <w:lang w:eastAsia="ar-SA"/>
@@ -698,13 +836,27 @@
         <w:rPr>
           <w:lang w:eastAsia="ar-SA"/>
         </w:rPr>
-        <w:t>г., протокол №  </w:t>
-      </w:r>
-      <w:r>
-        <w:rPr>
-          <w:lang w:eastAsia="ar-SA"/>
-        </w:rPr>
-        <w:t>__</w:t>
+        <w:t xml:space="preserve">г., протокол </w:t>
+      </w:r>
+      <w:proofErr w:type="gramStart"/>
+      <w:r>
+        <w:rPr>
+          <w:lang w:eastAsia="ar-SA"/>
+        </w:rPr>
+        <w:t>№  </w:t>
+      </w:r>
+      <w:r>
+        <w:rPr>
+          <w:lang w:eastAsia="ar-SA"/>
+        </w:rPr>
+        <w:t>_</w:t>
+      </w:r>
+      <w:proofErr w:type="gramEnd"/>
+      <w:r>
+        <w:rPr>
+          <w:lang w:eastAsia="ar-SA"/>
+        </w:rPr>
+        <w:t>_</w:t>
       </w:r>
       <w:r>
         <w:rPr>
@@ -762,13 +914,41 @@
         <w:rPr>
           <w:lang w:eastAsia="ar-SA"/>
         </w:rPr>
-        <w:t>    </w:t>
-      </w:r>
-      <w:r>
-        <w:rPr>
-          <w:lang w:eastAsia="ar-SA"/>
-        </w:rPr>
-        <w:t>« __ » ________ 2</w:t>
+        <w:t> </w:t>
+      </w:r>
+      <w:proofErr w:type="gramStart"/>
+      <w:r>
+        <w:rPr>
+          <w:lang w:eastAsia="ar-SA"/>
+        </w:rPr>
+        <w:t>   </w:t>
+      </w:r>
+      <w:r>
+        <w:rPr>
+          <w:lang w:eastAsia="ar-SA"/>
+        </w:rPr>
+        <w:t>«</w:t>
+      </w:r>
+      <w:proofErr w:type="gramEnd"/>
+      <w:r>
+        <w:rPr>
+          <w:lang w:eastAsia="ar-SA"/>
+        </w:rPr>
+        <w:t> _</w:t>
+      </w:r>
+      <w:proofErr w:type="gramStart"/>
+      <w:r>
+        <w:rPr>
+          <w:lang w:eastAsia="ar-SA"/>
+        </w:rPr>
+        <w:t>_ »</w:t>
+      </w:r>
+      <w:proofErr w:type="gramEnd"/>
+      <w:r>
+        <w:rPr>
+          <w:lang w:eastAsia="ar-SA"/>
+        </w:rPr>
+        <w:t> ________ 2</w:t>
       </w:r>
       <w:r>
         <w:rPr>
@@ -802,39 +982,103 @@
           <w:szCs w:val="20"/>
           <w:lang w:eastAsia="ar-SA"/>
         </w:rPr>
-        <w:t>          (подпись)                   (зав.</w:t>
-      </w:r>
+        <w:t>       </w:t>
+      </w:r>
+      <w:proofErr w:type="gramStart"/>
       <w:r>
         <w:rPr>
           <w:sz w:val="20"/>
           <w:szCs w:val="20"/>
           <w:lang w:eastAsia="ar-SA"/>
         </w:rPr>
-        <w:t xml:space="preserve"> </w:t>
-      </w:r>
+        <w:t>   (подпись)   </w:t>
+      </w:r>
+      <w:proofErr w:type="gramEnd"/>
       <w:r>
         <w:rPr>
           <w:sz w:val="20"/>
           <w:szCs w:val="20"/>
           <w:lang w:eastAsia="ar-SA"/>
         </w:rPr>
-        <w:t xml:space="preserve">кафедрой)                  </w:t>
-      </w:r>
+        <w:t xml:space="preserve">             </w:t>
+      </w:r>
+      <w:proofErr w:type="gramStart"/>
       <w:r>
         <w:rPr>
           <w:sz w:val="20"/>
           <w:szCs w:val="20"/>
           <w:lang w:eastAsia="ar-SA"/>
         </w:rPr>
-        <w:t xml:space="preserve">   </w:t>
-      </w:r>
+        <w:t xml:space="preserve">   (</w:t>
+      </w:r>
+      <w:proofErr w:type="gramEnd"/>
       <w:r>
         <w:rPr>
           <w:sz w:val="20"/>
           <w:szCs w:val="20"/>
           <w:lang w:eastAsia="ar-SA"/>
         </w:rPr>
-        <w:t xml:space="preserve">     (дата)</w:t>
+        <w:t>зав.</w:t>
+      </w:r>
+      <w:r>
+        <w:rPr>
+          <w:sz w:val="20"/>
+          <w:szCs w:val="20"/>
+          <w:lang w:eastAsia="ar-SA"/>
+        </w:rPr>
+        <w:t xml:space="preserve"> </w:t>
+      </w:r>
+      <w:proofErr w:type="gramStart"/>
+      <w:r>
+        <w:rPr>
+          <w:sz w:val="20"/>
+          <w:szCs w:val="20"/>
+          <w:lang w:eastAsia="ar-SA"/>
+        </w:rPr>
+        <w:t>кафедрой)   </w:t>
+      </w:r>
+      <w:proofErr w:type="gramEnd"/>
+      <w:r>
+        <w:rPr>
+          <w:sz w:val="20"/>
+          <w:szCs w:val="20"/>
+          <w:lang w:eastAsia="ar-SA"/>
+        </w:rPr>
+        <w:t xml:space="preserve">               </w:t>
+      </w:r>
+      <w:r>
+        <w:rPr>
+          <w:sz w:val="20"/>
+          <w:szCs w:val="20"/>
+          <w:lang w:eastAsia="ar-SA"/>
+        </w:rPr>
+        <w:t xml:space="preserve">   </w:t>
+      </w:r>
+      <w:r>
+        <w:rPr>
+          <w:sz w:val="20"/>
+          <w:szCs w:val="20"/>
+          <w:lang w:eastAsia="ar-SA"/>
+        </w:rPr>
+        <w:t xml:space="preserve">  </w:t>
+      </w:r>
+      <w:proofErr w:type="gramStart"/>
+      <w:r>
+        <w:rPr>
+          <w:sz w:val="20"/>
+          <w:szCs w:val="20"/>
+          <w:lang w:eastAsia="ar-SA"/>
+        </w:rPr>
+        <w:t xml:space="preserve">   (</w:t>
+      </w:r>
+      <w:proofErr w:type="gramEnd"/>
+      <w:r>
+        <w:rPr>
+          <w:sz w:val="20"/>
+          <w:szCs w:val="20"/>
+          <w:lang w:eastAsia="ar-SA"/>
+        </w:rPr>
+        <w:t>дата)</w:t>
       </w:r>
     </w:p>
     <w:p>
@@ -923,6 +1167,7 @@
         </w:rPr>
         <w:t xml:space="preserve"> </w:t>
       </w:r>
+      <w:proofErr w:type="gramStart"/>
       <w:r>
         <w:rPr>
           <w:b w:val="0"/>
@@ -931,8 +1176,9 @@
           <w:szCs w:val="24"/>
           <w:lang w:eastAsia="ar-SA"/>
         </w:rPr>
-        <w:t>« __ » ________ 20</w:t>
-      </w:r>
+        <w:t>« __ »</w:t>
+      </w:r>
+      <w:proofErr w:type="gramEnd"/>
       <w:r>
         <w:rPr>
           <w:b w:val="0"/>
@@ -941,7 +1187,7 @@
           <w:szCs w:val="24"/>
           <w:lang w:eastAsia="ar-SA"/>
         </w:rPr>
-        <w:t>20</w:t>
+        <w:t> ________ 20</w:t>
       </w:r>
       <w:r>
         <w:rPr>
@@ -951,7 +1197,7 @@
           <w:szCs w:val="24"/>
           <w:lang w:eastAsia="ar-SA"/>
         </w:rPr>
-        <w:t> г</w:t>
+        <w:t>20</w:t>
       </w:r>
       <w:r>
         <w:rPr>
@@ -961,7 +1207,61 @@
           <w:szCs w:val="24"/>
           <w:lang w:eastAsia="ar-SA"/>
         </w:rPr>
-        <w:t>. , протокол №  __</w:t>
+        <w:t> </w:t>
+      </w:r>
+      <w:proofErr w:type="gramStart"/>
+      <w:r>
+        <w:rPr>
+          <w:b w:val="0"/>
+          <w:i w:val="0"/>
+          <w:sz w:val="24"/>
+          <w:szCs w:val="24"/>
+          <w:lang w:eastAsia="ar-SA"/>
+        </w:rPr>
+        <w:t>г</w:t>
+      </w:r>
+      <w:r>
+        <w:rPr>
+          <w:b w:val="0"/>
+          <w:i w:val="0"/>
+          <w:sz w:val="24"/>
+          <w:szCs w:val="24"/>
+          <w:lang w:eastAsia="ar-SA"/>
+        </w:rPr>
+        <w:t>. ,</w:t>
+      </w:r>
+      <w:proofErr w:type="gramEnd"/>
+      <w:r>
+        <w:rPr>
+          <w:b w:val="0"/>
+          <w:i w:val="0"/>
+          <w:sz w:val="24"/>
+          <w:szCs w:val="24"/>
+          <w:lang w:eastAsia="ar-SA"/>
+        </w:rPr>
+        <w:t xml:space="preserve"> протокол </w:t>
+      </w:r>
+      <w:proofErr w:type="gramStart"/>
+      <w:r>
+        <w:rPr>
+          <w:b w:val="0"/>
+          <w:i w:val="0"/>
+          <w:sz w:val="24"/>
+          <w:szCs w:val="24"/>
+          <w:lang w:eastAsia="ar-SA"/>
+        </w:rPr>
+        <w:t>№  _</w:t>
+      </w:r>
+      <w:proofErr w:type="gramEnd"/>
+      <w:r>
+        <w:rPr>
+          <w:b w:val="0"/>
+          <w:i w:val="0"/>
+          <w:sz w:val="24"/>
+          <w:szCs w:val="24"/>
+          <w:lang w:eastAsia="ar-SA"/>
+        </w:rPr>
+        <w:t>_</w:t>
       </w:r>
     </w:p>
     <w:p>
@@ -1005,7 +1305,35 @@
         <w:rPr>
           <w:lang w:eastAsia="ar-SA"/>
         </w:rPr>
-        <w:t>_____________    ___________    « __ » ________ 20</w:t>
+        <w:t>_____________    ___________ </w:t>
+      </w:r>
+      <w:proofErr w:type="gramStart"/>
+      <w:r>
+        <w:rPr>
+          <w:lang w:eastAsia="ar-SA"/>
+        </w:rPr>
+        <w:t>   «</w:t>
+      </w:r>
+      <w:proofErr w:type="gramEnd"/>
+      <w:r>
+        <w:rPr>
+          <w:lang w:eastAsia="ar-SA"/>
+        </w:rPr>
+        <w:t> _</w:t>
+      </w:r>
+      <w:proofErr w:type="gramStart"/>
+      <w:r>
+        <w:rPr>
+          <w:lang w:eastAsia="ar-SA"/>
+        </w:rPr>
+        <w:t>_ »</w:t>
+      </w:r>
+      <w:proofErr w:type="gramEnd"/>
+      <w:r>
+        <w:rPr>
+          <w:lang w:eastAsia="ar-SA"/>
+        </w:rPr>
+        <w:t> ________ 20</w:t>
       </w:r>
       <w:r>
         <w:rPr>
@@ -1047,7 +1375,43 @@
           <w:szCs w:val="20"/>
           <w:lang w:eastAsia="ar-SA"/>
         </w:rPr>
-        <w:t>        (подпись)                           (дата)</w:t>
+        <w:t>     </w:t>
+      </w:r>
+      <w:proofErr w:type="gramStart"/>
+      <w:r>
+        <w:rPr>
+          <w:sz w:val="20"/>
+          <w:szCs w:val="20"/>
+          <w:lang w:eastAsia="ar-SA"/>
+        </w:rPr>
+        <w:t>   (подпись)   </w:t>
+      </w:r>
+      <w:proofErr w:type="gramEnd"/>
+      <w:r>
+        <w:rPr>
+          <w:sz w:val="20"/>
+          <w:szCs w:val="20"/>
+          <w:lang w:eastAsia="ar-SA"/>
+        </w:rPr>
+        <w:t>                     </w:t>
+      </w:r>
+      <w:proofErr w:type="gramStart"/>
+      <w:r>
+        <w:rPr>
+          <w:sz w:val="20"/>
+          <w:szCs w:val="20"/>
+          <w:lang w:eastAsia="ar-SA"/>
+        </w:rPr>
+        <w:t>   (</w:t>
+      </w:r>
+      <w:proofErr w:type="gramEnd"/>
+      <w:r>
+        <w:rPr>
+          <w:sz w:val="20"/>
+          <w:szCs w:val="20"/>
+          <w:lang w:eastAsia="ar-SA"/>
+        </w:rPr>
+        <w:t>дата)</w:t>
       </w:r>
     </w:p>
     <w:p>
@@ -1096,7 +1460,21 @@
           <w:lang w:eastAsia="ar-SA"/>
         </w:rPr>
         <w:br/>
-        <w:t>« __ » ________ 20</w:t>
+        <w:t>« _</w:t>
+      </w:r>
+      <w:proofErr w:type="gramStart"/>
+      <w:r>
+        <w:rPr>
+          <w:lang w:eastAsia="ar-SA"/>
+        </w:rPr>
+        <w:t>_ »</w:t>
+      </w:r>
+      <w:proofErr w:type="gramEnd"/>
+      <w:r>
+        <w:rPr>
+          <w:lang w:eastAsia="ar-SA"/>
+        </w:rPr>
+        <w:t> ________ 20</w:t>
       </w:r>
       <w:r>
         <w:rPr>
@@ -1108,7 +1486,35 @@
         <w:rPr>
           <w:lang w:eastAsia="ar-SA"/>
         </w:rPr>
-        <w:t> г. , протокол №  __</w:t>
+        <w:t> </w:t>
+      </w:r>
+      <w:proofErr w:type="gramStart"/>
+      <w:r>
+        <w:rPr>
+          <w:lang w:eastAsia="ar-SA"/>
+        </w:rPr>
+        <w:t>г. ,</w:t>
+      </w:r>
+      <w:proofErr w:type="gramEnd"/>
+      <w:r>
+        <w:rPr>
+          <w:lang w:eastAsia="ar-SA"/>
+        </w:rPr>
+        <w:t xml:space="preserve"> протокол </w:t>
+      </w:r>
+      <w:proofErr w:type="gramStart"/>
+      <w:r>
+        <w:rPr>
+          <w:lang w:eastAsia="ar-SA"/>
+        </w:rPr>
+        <w:t>№  _</w:t>
+      </w:r>
+      <w:proofErr w:type="gramEnd"/>
+      <w:r>
+        <w:rPr>
+          <w:lang w:eastAsia="ar-SA"/>
+        </w:rPr>
+        <w:t>_</w:t>
       </w:r>
     </w:p>
     <w:p/>
@@ -1244,23 +1650,95 @@
           <w:lang w:eastAsia="ar-SA"/>
         </w:rPr>
         <w:tab/>
-        <w:t>        (подпись)            (руководитель О</w:t>
-      </w:r>
+        <w:t>     </w:t>
+      </w:r>
+      <w:proofErr w:type="gramStart"/>
       <w:r>
         <w:rPr>
           <w:sz w:val="20"/>
           <w:szCs w:val="20"/>
           <w:lang w:eastAsia="ar-SA"/>
         </w:rPr>
-        <w:t>П</w:t>
-      </w:r>
+        <w:t>   (подпись)   </w:t>
+      </w:r>
+      <w:proofErr w:type="gramEnd"/>
       <w:r>
         <w:rPr>
           <w:sz w:val="20"/>
           <w:szCs w:val="20"/>
           <w:lang w:eastAsia="ar-SA"/>
         </w:rPr>
-        <w:t>ОП)             (дата)</w:t>
+        <w:t>      </w:t>
+      </w:r>
+      <w:proofErr w:type="gramStart"/>
+      <w:r>
+        <w:rPr>
+          <w:sz w:val="20"/>
+          <w:szCs w:val="20"/>
+          <w:lang w:eastAsia="ar-SA"/>
+        </w:rPr>
+        <w:t>   (</w:t>
+      </w:r>
+      <w:proofErr w:type="gramEnd"/>
+      <w:r>
+        <w:rPr>
+          <w:sz w:val="20"/>
+          <w:szCs w:val="20"/>
+          <w:lang w:eastAsia="ar-SA"/>
+        </w:rPr>
+        <w:t xml:space="preserve">руководитель </w:t>
+      </w:r>
+      <w:proofErr w:type="gramStart"/>
+      <w:r>
+        <w:rPr>
+          <w:sz w:val="20"/>
+          <w:szCs w:val="20"/>
+          <w:lang w:eastAsia="ar-SA"/>
+        </w:rPr>
+        <w:t>О</w:t>
+      </w:r>
+      <w:r>
+        <w:rPr>
+          <w:sz w:val="20"/>
+          <w:szCs w:val="20"/>
+          <w:lang w:eastAsia="ar-SA"/>
+        </w:rPr>
+        <w:t>П</w:t>
+      </w:r>
+      <w:r>
+        <w:rPr>
+          <w:sz w:val="20"/>
+          <w:szCs w:val="20"/>
+          <w:lang w:eastAsia="ar-SA"/>
+        </w:rPr>
+        <w:t>ОП)   </w:t>
+      </w:r>
+      <w:proofErr w:type="gramEnd"/>
+      <w:r>
+        <w:rPr>
+          <w:sz w:val="20"/>
+          <w:szCs w:val="20"/>
+          <w:lang w:eastAsia="ar-SA"/>
+        </w:rPr>
+        <w:t>       </w:t>
+      </w:r>
+      <w:proofErr w:type="gramStart"/>
+      <w:r>
+        <w:rPr>
+          <w:sz w:val="20"/>
+          <w:szCs w:val="20"/>
+          <w:lang w:eastAsia="ar-SA"/>
+        </w:rPr>
+        <w:t>   (</w:t>
+      </w:r>
+      <w:proofErr w:type="gramEnd"/>
+      <w:r>
+        <w:rPr>
+          <w:sz w:val="20"/>
+          <w:szCs w:val="20"/>
+          <w:lang w:eastAsia="ar-SA"/>
+        </w:rPr>
+        <w:t>дата)</w:t>
       </w:r>
     </w:p>
     <w:p>
@@ -1348,23 +1826,95 @@
           <w:lang w:eastAsia="ar-SA"/>
         </w:rPr>
         <w:tab/>
-        <w:t>        (подпись)            (руководитель О</w:t>
-      </w:r>
+        <w:t>     </w:t>
+      </w:r>
+      <w:proofErr w:type="gramStart"/>
       <w:r>
         <w:rPr>
           <w:sz w:val="20"/>
           <w:szCs w:val="20"/>
           <w:lang w:eastAsia="ar-SA"/>
         </w:rPr>
-        <w:t>П</w:t>
-      </w:r>
+        <w:t>   (подпись)   </w:t>
+      </w:r>
+      <w:proofErr w:type="gramEnd"/>
       <w:r>
         <w:rPr>
           <w:sz w:val="20"/>
           <w:szCs w:val="20"/>
           <w:lang w:eastAsia="ar-SA"/>
         </w:rPr>
-        <w:t>ОП)             (дата)</w:t>
+        <w:t>      </w:t>
+      </w:r>
+      <w:proofErr w:type="gramStart"/>
+      <w:r>
+        <w:rPr>
+          <w:sz w:val="20"/>
+          <w:szCs w:val="20"/>
+          <w:lang w:eastAsia="ar-SA"/>
+        </w:rPr>
+        <w:t>   (</w:t>
+      </w:r>
+      <w:proofErr w:type="gramEnd"/>
+      <w:r>
+        <w:rPr>
+          <w:sz w:val="20"/>
+          <w:szCs w:val="20"/>
+          <w:lang w:eastAsia="ar-SA"/>
+        </w:rPr>
+        <w:t xml:space="preserve">руководитель </w:t>
+      </w:r>
+      <w:proofErr w:type="gramStart"/>
+      <w:r>
+        <w:rPr>
+          <w:sz w:val="20"/>
+          <w:szCs w:val="20"/>
+          <w:lang w:eastAsia="ar-SA"/>
+        </w:rPr>
+        <w:t>О</w:t>
+      </w:r>
+      <w:r>
+        <w:rPr>
+          <w:sz w:val="20"/>
+          <w:szCs w:val="20"/>
+          <w:lang w:eastAsia="ar-SA"/>
+        </w:rPr>
+        <w:t>П</w:t>
+      </w:r>
+      <w:r>
+        <w:rPr>
+          <w:sz w:val="20"/>
+          <w:szCs w:val="20"/>
+          <w:lang w:eastAsia="ar-SA"/>
+        </w:rPr>
+        <w:t>ОП)   </w:t>
+      </w:r>
+      <w:proofErr w:type="gramEnd"/>
+      <w:r>
+        <w:rPr>
+          <w:sz w:val="20"/>
+          <w:szCs w:val="20"/>
+          <w:lang w:eastAsia="ar-SA"/>
+        </w:rPr>
+        <w:t>       </w:t>
+      </w:r>
+      <w:proofErr w:type="gramStart"/>
+      <w:r>
+        <w:rPr>
+          <w:sz w:val="20"/>
+          <w:szCs w:val="20"/>
+          <w:lang w:eastAsia="ar-SA"/>
+        </w:rPr>
+        <w:t>   (</w:t>
+      </w:r>
+      <w:proofErr w:type="gramEnd"/>
+      <w:r>
+        <w:rPr>
+          <w:sz w:val="20"/>
+          <w:szCs w:val="20"/>
+          <w:lang w:eastAsia="ar-SA"/>
+        </w:rPr>
+        <w:t>дата)</w:t>
       </w:r>
     </w:p>
     <w:p>
@@ -1452,23 +2002,95 @@
           <w:lang w:eastAsia="ar-SA"/>
         </w:rPr>
         <w:tab/>
-        <w:t>        (подпись)            (руководитель О</w:t>
-      </w:r>
+        <w:t>     </w:t>
+      </w:r>
+      <w:proofErr w:type="gramStart"/>
       <w:r>
         <w:rPr>
           <w:sz w:val="20"/>
           <w:szCs w:val="20"/>
           <w:lang w:eastAsia="ar-SA"/>
         </w:rPr>
-        <w:t>П</w:t>
-      </w:r>
+        <w:t>   (подпись)   </w:t>
+      </w:r>
+      <w:proofErr w:type="gramEnd"/>
       <w:r>
         <w:rPr>
           <w:sz w:val="20"/>
           <w:szCs w:val="20"/>
           <w:lang w:eastAsia="ar-SA"/>
         </w:rPr>
-        <w:t>ОП)             (дата)</w:t>
+        <w:t>      </w:t>
+      </w:r>
+      <w:proofErr w:type="gramStart"/>
+      <w:r>
+        <w:rPr>
+          <w:sz w:val="20"/>
+          <w:szCs w:val="20"/>
+          <w:lang w:eastAsia="ar-SA"/>
+        </w:rPr>
+        <w:t>   (</w:t>
+      </w:r>
+      <w:proofErr w:type="gramEnd"/>
+      <w:r>
+        <w:rPr>
+          <w:sz w:val="20"/>
+          <w:szCs w:val="20"/>
+          <w:lang w:eastAsia="ar-SA"/>
+        </w:rPr>
+        <w:t xml:space="preserve">руководитель </w:t>
+      </w:r>
+      <w:proofErr w:type="gramStart"/>
+      <w:r>
+        <w:rPr>
+          <w:sz w:val="20"/>
+          <w:szCs w:val="20"/>
+          <w:lang w:eastAsia="ar-SA"/>
+        </w:rPr>
+        <w:t>О</w:t>
+      </w:r>
+      <w:r>
+        <w:rPr>
+          <w:sz w:val="20"/>
+          <w:szCs w:val="20"/>
+          <w:lang w:eastAsia="ar-SA"/>
+        </w:rPr>
+        <w:t>П</w:t>
+      </w:r>
+      <w:r>
+        <w:rPr>
+          <w:sz w:val="20"/>
+          <w:szCs w:val="20"/>
+          <w:lang w:eastAsia="ar-SA"/>
+        </w:rPr>
+        <w:t>ОП)   </w:t>
+      </w:r>
+      <w:proofErr w:type="gramEnd"/>
+      <w:r>
+        <w:rPr>
+          <w:sz w:val="20"/>
+          <w:szCs w:val="20"/>
+          <w:lang w:eastAsia="ar-SA"/>
+        </w:rPr>
+        <w:t>       </w:t>
+      </w:r>
+      <w:proofErr w:type="gramStart"/>
+      <w:r>
+        <w:rPr>
+          <w:sz w:val="20"/>
+          <w:szCs w:val="20"/>
+          <w:lang w:eastAsia="ar-SA"/>
+        </w:rPr>
+        <w:t>   (</w:t>
+      </w:r>
+      <w:proofErr w:type="gramEnd"/>
+      <w:r>
+        <w:rPr>
+          <w:sz w:val="20"/>
+          <w:szCs w:val="20"/>
+          <w:lang w:eastAsia="ar-SA"/>
+        </w:rPr>
+        <w:t>дата)</w:t>
       </w:r>
     </w:p>
     <w:p>
@@ -1535,8 +2157,13 @@
         <w:t>$</w:t>
       </w:r>
       <w:r>
-        <w:t>{author</w:t>
-      </w:r>
+        <w:t>{</w:t>
+      </w:r>
+      <w:proofErr w:type="spellStart"/>
+      <w:r>
+        <w:t>author</w:t>
+      </w:r>
+      <w:proofErr w:type="spellEnd"/>
       <w:r>
         <w:rPr>
           <w:lang w:val="en-US"/>
@@ -1600,11 +2227,16 @@
         <w:t>$</w:t>
       </w:r>
       <w:r>
-        <w:t>{about_</w:t>
+        <w:t>{</w:t>
+      </w:r>
+      <w:proofErr w:type="spellStart"/>
+      <w:r>
+        <w:t>about_</w:t>
       </w:r>
       <w:r>
         <w:t>program</w:t>
       </w:r>
+      <w:proofErr w:type="spellEnd"/>
       <w:r>
         <w:t>}</w:t>
       </w:r>
@@ -1672,9 +2304,11 @@
       <w:r>
         <w:t>{</w:t>
       </w:r>
+      <w:proofErr w:type="spellStart"/>
       <w:r>
         <w:t>target</w:t>
       </w:r>
+      <w:proofErr w:type="spellEnd"/>
       <w:r>
         <w:t>}</w:t>
       </w:r>
@@ -1756,12 +2390,14 @@
       <w:r>
         <w:t>{</w:t>
       </w:r>
+      <w:proofErr w:type="spellStart"/>
       <w:r>
         <w:rPr>
           <w:lang w:val="en-US"/>
         </w:rPr>
         <w:t>prev</w:t>
       </w:r>
+      <w:proofErr w:type="spellEnd"/>
       <w:r>
         <w:t>_</w:t>
       </w:r>
@@ -1860,8 +2496,17 @@
           <w:bCs/>
           <w:iCs/>
         </w:rPr>
-        <w:t>{cmp</w:t>
-      </w:r>
+        <w:t>{</w:t>
+      </w:r>
+      <w:proofErr w:type="spellStart"/>
+      <w:r>
+        <w:rPr>
+          <w:bCs/>
+          <w:iCs/>
+        </w:rPr>
+        <w:t>cmp</w:t>
+      </w:r>
+      <w:proofErr w:type="spellEnd"/>
       <w:r>
         <w:rPr>
           <w:bCs/>
@@ -1989,6 +2634,7 @@
         </w:rPr>
         <w:t>{</w:t>
       </w:r>
+      <w:proofErr w:type="spellStart"/>
       <w:r>
         <w:rPr>
           <w:bCs/>
@@ -1996,6 +2642,7 @@
         </w:rPr>
         <w:t>outcomes</w:t>
       </w:r>
+      <w:proofErr w:type="spellEnd"/>
       <w:r>
         <w:rPr>
           <w:bCs/>
@@ -2078,6 +2725,7 @@
         </w:rPr>
         <w:t>${</w:t>
       </w:r>
+      <w:proofErr w:type="spellStart"/>
       <w:r>
         <w:rPr>
           <w:bCs/>
@@ -2085,6 +2733,7 @@
         </w:rPr>
         <w:t>outcomes</w:t>
       </w:r>
+      <w:proofErr w:type="spellEnd"/>
       <w:r>
         <w:rPr>
           <w:bCs/>
@@ -2176,6 +2825,7 @@
         </w:rPr>
         <w:t>${</w:t>
       </w:r>
+      <w:proofErr w:type="spellStart"/>
       <w:r>
         <w:rPr>
           <w:bCs/>
@@ -2183,6 +2833,7 @@
         </w:rPr>
         <w:t>outcomes</w:t>
       </w:r>
+      <w:proofErr w:type="spellEnd"/>
       <w:r>
         <w:rPr>
           <w:bCs/>
@@ -2454,11 +3105,16 @@
             <w:r>
               <w:t>{</w:t>
             </w:r>
+            <w:proofErr w:type="spellStart"/>
             <w:r>
               <w:t>sem_</w:t>
             </w:r>
             <w:r>
-              <w:t>list}</w:t>
+              <w:t>list</w:t>
+            </w:r>
+            <w:proofErr w:type="spellEnd"/>
+            <w:r>
+              <w:t>}</w:t>
             </w:r>
           </w:p>
         </w:tc>
@@ -2498,11 +3154,16 @@
             <w:r>
               <w:t>{</w:t>
             </w:r>
+            <w:proofErr w:type="spellStart"/>
             <w:r>
               <w:t>all_</w:t>
             </w:r>
             <w:r>
-              <w:t>aud}</w:t>
+              <w:t>aud</w:t>
+            </w:r>
+            <w:proofErr w:type="spellEnd"/>
+            <w:r>
+              <w:t>}</w:t>
             </w:r>
           </w:p>
         </w:tc>
@@ -2523,11 +3184,16 @@
             <w:r>
               <w:t>{</w:t>
             </w:r>
+            <w:proofErr w:type="spellStart"/>
             <w:r>
               <w:t>sem_</w:t>
             </w:r>
             <w:r>
-              <w:t>aud}</w:t>
+              <w:t>aud</w:t>
+            </w:r>
+            <w:proofErr w:type="spellEnd"/>
+            <w:r>
+              <w:t>}</w:t>
             </w:r>
           </w:p>
         </w:tc>
@@ -2600,11 +3266,16 @@
             <w:r>
               <w:t>{</w:t>
             </w:r>
+            <w:proofErr w:type="spellStart"/>
             <w:r>
               <w:t>all_</w:t>
             </w:r>
             <w:r>
-              <w:t>lec}</w:t>
+              <w:t>lec</w:t>
+            </w:r>
+            <w:proofErr w:type="spellEnd"/>
+            <w:r>
+              <w:t>}</w:t>
             </w:r>
           </w:p>
         </w:tc>
@@ -2625,11 +3296,16 @@
             <w:r>
               <w:t>{</w:t>
             </w:r>
+            <w:proofErr w:type="spellStart"/>
             <w:r>
               <w:t>sem_</w:t>
             </w:r>
             <w:r>
-              <w:t>lec}</w:t>
+              <w:t>lec</w:t>
+            </w:r>
+            <w:proofErr w:type="spellEnd"/>
+            <w:r>
+              <w:t>}</w:t>
             </w:r>
           </w:p>
         </w:tc>
@@ -2664,7 +3340,15 @@
               <w:t>$</w:t>
             </w:r>
             <w:r>
-              <w:t>{all_prac}</w:t>
+              <w:t>{</w:t>
+            </w:r>
+            <w:proofErr w:type="spellStart"/>
+            <w:r>
+              <w:t>all_prac</w:t>
+            </w:r>
+            <w:proofErr w:type="spellEnd"/>
+            <w:r>
+              <w:t>}</w:t>
             </w:r>
           </w:p>
         </w:tc>
@@ -2683,7 +3367,15 @@
               <w:t>$</w:t>
             </w:r>
             <w:r>
-              <w:t>{sem_prac}</w:t>
+              <w:t>{</w:t>
+            </w:r>
+            <w:proofErr w:type="spellStart"/>
+            <w:r>
+              <w:t>sem_prac</w:t>
+            </w:r>
+            <w:proofErr w:type="spellEnd"/>
+            <w:r>
+              <w:t>}</w:t>
             </w:r>
           </w:p>
         </w:tc>
@@ -2720,11 +3412,16 @@
             <w:r>
               <w:t>{</w:t>
             </w:r>
+            <w:proofErr w:type="spellStart"/>
             <w:r>
               <w:t>all_</w:t>
             </w:r>
             <w:r>
-              <w:t>lab}</w:t>
+              <w:t>lab</w:t>
+            </w:r>
+            <w:proofErr w:type="spellEnd"/>
+            <w:r>
+              <w:t>}</w:t>
             </w:r>
           </w:p>
         </w:tc>
@@ -2745,11 +3442,16 @@
             <w:r>
               <w:t>{</w:t>
             </w:r>
+            <w:proofErr w:type="spellStart"/>
             <w:r>
               <w:t>sem_</w:t>
             </w:r>
             <w:r>
-              <w:t>lab}</w:t>
+              <w:t>lab</w:t>
+            </w:r>
+            <w:proofErr w:type="spellEnd"/>
+            <w:r>
+              <w:t>}</w:t>
             </w:r>
           </w:p>
         </w:tc>
@@ -2792,11 +3494,16 @@
             <w:r>
               <w:t>{</w:t>
             </w:r>
+            <w:proofErr w:type="spellStart"/>
             <w:r>
               <w:t>all_</w:t>
             </w:r>
             <w:r>
-              <w:t>srs}</w:t>
+              <w:t>srs</w:t>
+            </w:r>
+            <w:proofErr w:type="spellEnd"/>
+            <w:r>
+              <w:t>}</w:t>
             </w:r>
           </w:p>
         </w:tc>
@@ -2817,11 +3524,16 @@
             <w:r>
               <w:t>{</w:t>
             </w:r>
+            <w:proofErr w:type="spellStart"/>
             <w:r>
               <w:t>sem_</w:t>
             </w:r>
             <w:r>
-              <w:t>srs}</w:t>
+              <w:t>srs</w:t>
+            </w:r>
+            <w:proofErr w:type="spellEnd"/>
+            <w:r>
+              <w:t>}</w:t>
             </w:r>
           </w:p>
         </w:tc>
@@ -2864,8 +3576,13 @@
             <w:r>
               <w:t>{</w:t>
             </w:r>
-            <w:r>
-              <w:t>all_</w:t>
+            <w:proofErr w:type="spellStart"/>
+            <w:r>
+              <w:t>all</w:t>
+            </w:r>
+            <w:proofErr w:type="spellEnd"/>
+            <w:r>
+              <w:t>_</w:t>
             </w:r>
             <w:r>
               <w:rPr>
@@ -2895,8 +3612,13 @@
             <w:r>
               <w:t>{</w:t>
             </w:r>
-            <w:r>
-              <w:t>sem_</w:t>
+            <w:proofErr w:type="spellStart"/>
+            <w:r>
+              <w:t>sem</w:t>
+            </w:r>
+            <w:proofErr w:type="spellEnd"/>
+            <w:r>
+              <w:t>_</w:t>
             </w:r>
             <w:r>
               <w:rPr>
@@ -2952,12 +3674,14 @@
             <w:r>
               <w:t>{</w:t>
             </w:r>
+            <w:proofErr w:type="spellStart"/>
             <w:r>
               <w:t>sem_</w:t>
             </w:r>
             <w:r>
               <w:t>exam</w:t>
             </w:r>
+            <w:proofErr w:type="spellEnd"/>
             <w:r>
               <w:rPr>
                 <w:lang w:val="en-US"/>
@@ -3027,6 +3751,7 @@
             <w:r>
               <w:t>{</w:t>
             </w:r>
+            <w:proofErr w:type="spellStart"/>
             <w:r>
               <w:t>all_</w:t>
             </w:r>
@@ -3036,6 +3761,7 @@
             <w:r>
               <w:t>s</w:t>
             </w:r>
+            <w:proofErr w:type="spellEnd"/>
             <w:r>
               <w:t>}</w:t>
             </w:r>
@@ -3058,11 +3784,16 @@
             <w:r>
               <w:t>{</w:t>
             </w:r>
+            <w:proofErr w:type="spellStart"/>
             <w:r>
               <w:t>sem_</w:t>
             </w:r>
             <w:r>
-              <w:t>hours}</w:t>
+              <w:t>hours</w:t>
+            </w:r>
+            <w:proofErr w:type="spellEnd"/>
+            <w:r>
+              <w:t>}</w:t>
             </w:r>
           </w:p>
         </w:tc>
@@ -3125,8 +3856,13 @@
             <w:r>
               <w:t>{</w:t>
             </w:r>
-            <w:r>
-              <w:t>all_</w:t>
+            <w:proofErr w:type="spellStart"/>
+            <w:r>
+              <w:t>all</w:t>
+            </w:r>
+            <w:proofErr w:type="spellEnd"/>
+            <w:r>
+              <w:t>_</w:t>
             </w:r>
             <w:r>
               <w:rPr>
@@ -3156,8 +3892,13 @@
             <w:r>
               <w:t>{</w:t>
             </w:r>
-            <w:r>
-              <w:t>sem_</w:t>
+            <w:proofErr w:type="spellStart"/>
+            <w:r>
+              <w:t>sem</w:t>
+            </w:r>
+            <w:proofErr w:type="spellEnd"/>
+            <w:r>
+              <w:t>_</w:t>
             </w:r>
             <w:r>
               <w:rPr>
@@ -3336,9 +4077,11 @@
             <w:r>
               <w:t>{</w:t>
             </w:r>
+            <w:proofErr w:type="spellStart"/>
             <w:r>
               <w:t>parts_content</w:t>
             </w:r>
+            <w:proofErr w:type="spellEnd"/>
             <w:r>
               <w:t>}</w:t>
             </w:r>
@@ -3361,7 +4104,15 @@
               <w:t>$</w:t>
             </w:r>
             <w:r>
-              <w:t>{parts_</w:t>
+              <w:t>{</w:t>
+            </w:r>
+            <w:proofErr w:type="spellStart"/>
+            <w:r>
+              <w:t>parts</w:t>
+            </w:r>
+            <w:proofErr w:type="spellEnd"/>
+            <w:r>
+              <w:t>_</w:t>
             </w:r>
             <w:r>
               <w:rPr>
@@ -3387,6 +4138,14 @@
             </w:r>
             <w:r>
               <w:t>{</w:t>
+            </w:r>
+            <w:proofErr w:type="spellStart"/>
+            <w:r>
+              <w:t>parts</w:t>
+            </w:r>
+            <w:proofErr w:type="spellEnd"/>
+            <w:r>
+              <w:t>_</w:t>
             </w:r>
             <w:r>
               <w:rPr>
@@ -3492,8 +4251,13 @@
             <w:pPr>
               <w:jc w:val="center"/>
             </w:pPr>
-            <w:r>
-              <w:t>Лекц.</w:t>
+            <w:proofErr w:type="spellStart"/>
+            <w:r>
+              <w:t>Лекц</w:t>
+            </w:r>
+            <w:proofErr w:type="spellEnd"/>
+            <w:r>
+              <w:t>.</w:t>
             </w:r>
           </w:p>
         </w:tc>
@@ -3513,8 +4277,13 @@
             <w:pPr>
               <w:jc w:val="center"/>
             </w:pPr>
-            <w:r>
-              <w:t>зан.</w:t>
+            <w:proofErr w:type="spellStart"/>
+            <w:r>
+              <w:t>зан</w:t>
+            </w:r>
+            <w:proofErr w:type="spellEnd"/>
+            <w:r>
+              <w:t>.</w:t>
             </w:r>
           </w:p>
         </w:tc>
@@ -3534,8 +4303,13 @@
             <w:pPr>
               <w:jc w:val="center"/>
             </w:pPr>
-            <w:r>
-              <w:t>зан.</w:t>
+            <w:proofErr w:type="spellStart"/>
+            <w:r>
+              <w:t>зан</w:t>
+            </w:r>
+            <w:proofErr w:type="spellEnd"/>
+            <w:r>
+              <w:t>.</w:t>
             </w:r>
           </w:p>
         </w:tc>
@@ -3624,9 +4398,11 @@
             <w:r>
               <w:t>{</w:t>
             </w:r>
+            <w:proofErr w:type="spellStart"/>
             <w:r>
               <w:t>parts_hours</w:t>
             </w:r>
+            <w:proofErr w:type="spellEnd"/>
           </w:p>
           <w:p>
             <w:pPr>
@@ -3656,7 +4432,15 @@
               <w:t>$</w:t>
             </w:r>
             <w:r>
-              <w:t>{parts_</w:t>
+              <w:t>{</w:t>
+            </w:r>
+            <w:proofErr w:type="spellStart"/>
+            <w:r>
+              <w:t>parts</w:t>
+            </w:r>
+            <w:proofErr w:type="spellEnd"/>
+            <w:r>
+              <w:t>_</w:t>
             </w:r>
             <w:r>
               <w:rPr>
@@ -3687,7 +4471,15 @@
               <w:t>$</w:t>
             </w:r>
             <w:r>
-              <w:t>{lec}</w:t>
+              <w:t>{</w:t>
+            </w:r>
+            <w:proofErr w:type="spellStart"/>
+            <w:r>
+              <w:t>lec</w:t>
+            </w:r>
+            <w:proofErr w:type="spellEnd"/>
+            <w:r>
+              <w:t>}</w:t>
             </w:r>
           </w:p>
         </w:tc>
@@ -3709,7 +4501,15 @@
               <w:t>$</w:t>
             </w:r>
             <w:r>
-              <w:t>{prac}</w:t>
+              <w:t>{</w:t>
+            </w:r>
+            <w:proofErr w:type="spellStart"/>
+            <w:r>
+              <w:t>prac</w:t>
+            </w:r>
+            <w:proofErr w:type="spellEnd"/>
+            <w:r>
+              <w:t>}</w:t>
             </w:r>
           </w:p>
         </w:tc>
@@ -3731,7 +4531,15 @@
               <w:t>$</w:t>
             </w:r>
             <w:r>
-              <w:t>{lab}</w:t>
+              <w:t>{</w:t>
+            </w:r>
+            <w:proofErr w:type="spellStart"/>
+            <w:r>
+              <w:t>lab</w:t>
+            </w:r>
+            <w:proofErr w:type="spellEnd"/>
+            <w:r>
+              <w:t>}</w:t>
             </w:r>
           </w:p>
         </w:tc>
@@ -3753,7 +4561,15 @@
               <w:t>$</w:t>
             </w:r>
             <w:r>
-              <w:t>{srs}</w:t>
+              <w:t>{</w:t>
+            </w:r>
+            <w:proofErr w:type="spellStart"/>
+            <w:r>
+              <w:t>srs</w:t>
+            </w:r>
+            <w:proofErr w:type="spellEnd"/>
+            <w:r>
+              <w:t>}</w:t>
             </w:r>
           </w:p>
         </w:tc>
@@ -3809,7 +4625,15 @@
               <w:t>$</w:t>
             </w:r>
             <w:r>
-              <w:t>{all}</w:t>
+              <w:t>{</w:t>
+            </w:r>
+            <w:proofErr w:type="spellStart"/>
+            <w:r>
+              <w:t>all</w:t>
+            </w:r>
+            <w:proofErr w:type="spellEnd"/>
+            <w:r>
+              <w:t>}</w:t>
             </w:r>
           </w:p>
         </w:tc>
@@ -3861,11 +4685,16 @@
         <w:t>$</w:t>
       </w:r>
       <w:r>
-        <w:t>{biblio_</w:t>
+        <w:t>{</w:t>
+      </w:r>
+      <w:proofErr w:type="spellStart"/>
+      <w:r>
+        <w:t>biblio_</w:t>
       </w:r>
       <w:r>
         <w:t>basic</w:t>
       </w:r>
+      <w:proofErr w:type="spellEnd"/>
       <w:r>
         <w:t>}</w:t>
       </w:r>
@@ -3899,11 +4728,16 @@
         <w:t>$</w:t>
       </w:r>
       <w:r>
-        <w:t>{biblio_</w:t>
+        <w:t>{</w:t>
+      </w:r>
+      <w:proofErr w:type="spellStart"/>
+      <w:r>
+        <w:t>biblio_</w:t>
       </w:r>
       <w:r>
         <w:t>additional</w:t>
       </w:r>
+      <w:proofErr w:type="spellEnd"/>
       <w:r>
         <w:t>}</w:t>
       </w:r>
@@ -3957,8 +4791,17 @@
         <w:t>$</w:t>
       </w:r>
       <w:r>
-        <w:t>{it_</w:t>
-      </w:r>
+        <w:t>{</w:t>
+      </w:r>
+      <w:proofErr w:type="spellStart"/>
+      <w:r>
+        <w:t>it</w:t>
+      </w:r>
+      <w:proofErr w:type="spellEnd"/>
+      <w:r>
+        <w:t>_</w:t>
+      </w:r>
+      <w:proofErr w:type="spellStart"/>
       <w:r>
         <w:rPr>
           <w:lang w:val="en-US"/>
@@ -3977,6 +4820,7 @@
         </w:rPr>
         <w:t>et</w:t>
       </w:r>
+      <w:proofErr w:type="spellEnd"/>
       <w:r>
         <w:t>}</w:t>
       </w:r>
@@ -4113,6 +4957,7 @@
       <w:r>
         <w:t>{</w:t>
       </w:r>
+      <w:proofErr w:type="spellStart"/>
       <w:r>
         <w:rPr>
           <w:lang w:val="en-US"/>
@@ -4125,6 +4970,7 @@
         </w:rPr>
         <w:t>to</w:t>
       </w:r>
+      <w:proofErr w:type="spellEnd"/>
       <w:r>
         <w:t>}</w:t>
       </w:r>
@@ -4169,7 +5015,15 @@
         </w:rPr>
       </w:pPr>
       <w:r>
-        <w:t>{guidelines}</w:t>
+        <w:t>{</w:t>
+      </w:r>
+      <w:proofErr w:type="spellStart"/>
+      <w:r>
+        <w:t>guidelines</w:t>
+      </w:r>
+      <w:proofErr w:type="spellEnd"/>
+      <w:r>
+        <w:t>}</w:t>
       </w:r>
     </w:p>
     <w:p>
@@ -4216,7 +5070,21 @@
           <w:bCs/>
         </w:rPr>
         <w:lastRenderedPageBreak/>
-        <w:t>{srs}</w:t>
+        <w:t>{</w:t>
+      </w:r>
+      <w:proofErr w:type="spellStart"/>
+      <w:r>
+        <w:rPr>
+          <w:bCs/>
+        </w:rPr>
+        <w:t>srs</w:t>
+      </w:r>
+      <w:proofErr w:type="spellEnd"/>
+      <w:r>
+        <w:rPr>
+          <w:bCs/>
+        </w:rPr>
+        <w:t>}</w:t>
       </w:r>
     </w:p>
     <w:p>
@@ -4277,6 +5145,2230 @@
       <w:r>
         <w:t xml:space="preserve"> является приложением к программе учебной дисциплины.</w:t>
       </w:r>
+    </w:p>
+    <w:p>
+      <w:pPr>
+        <w:ind w:firstLine="709"/>
+        <w:jc w:val="both"/>
+      </w:pPr>
+    </w:p>
+    <w:p>
+      <w:pPr>
+        <w:ind w:firstLine="709"/>
+        <w:jc w:val="both"/>
+      </w:pPr>
+    </w:p>
+    <w:p>
+      <w:r>
+        <w:br w:type="page"/>
+      </w:r>
+    </w:p>
+    <w:p>
+      <w:pPr>
+        <w:widowControl w:val="0"/>
+        <w:autoSpaceDE w:val="0"/>
+        <w:spacing w:line="100" w:lineRule="atLeast"/>
+        <w:jc w:val="center"/>
+        <w:rPr>
+          <w:sz w:val="28"/>
+          <w:lang w:eastAsia="ar-SA"/>
+        </w:rPr>
+      </w:pPr>
+      <w:r>
+        <w:rPr>
+          <w:sz w:val="28"/>
+          <w:lang w:eastAsia="ar-SA"/>
+        </w:rPr>
+        <w:lastRenderedPageBreak/>
+        <w:t>МИНОБРНАУКИ РОССИИ</w:t>
+      </w:r>
+    </w:p>
+    <w:p>
+      <w:pPr>
+        <w:widowControl w:val="0"/>
+        <w:autoSpaceDE w:val="0"/>
+        <w:spacing w:line="100" w:lineRule="atLeast"/>
+        <w:jc w:val="center"/>
+        <w:rPr>
+          <w:sz w:val="28"/>
+          <w:lang w:eastAsia="ar-SA"/>
+        </w:rPr>
+      </w:pPr>
+      <w:r>
+        <w:rPr>
+          <w:sz w:val="28"/>
+          <w:lang w:eastAsia="ar-SA"/>
+        </w:rPr>
+        <w:t>Федеральное государственное бюджетное образовательное учреждение</w:t>
+      </w:r>
+    </w:p>
+    <w:p>
+      <w:pPr>
+        <w:widowControl w:val="0"/>
+        <w:autoSpaceDE w:val="0"/>
+        <w:spacing w:line="100" w:lineRule="atLeast"/>
+        <w:jc w:val="center"/>
+        <w:rPr>
+          <w:sz w:val="28"/>
+          <w:lang w:eastAsia="ar-SA"/>
+        </w:rPr>
+      </w:pPr>
+      <w:r>
+        <w:rPr>
+          <w:sz w:val="28"/>
+          <w:lang w:eastAsia="ar-SA"/>
+        </w:rPr>
+        <w:t>высшего образования</w:t>
+      </w:r>
+    </w:p>
+    <w:p>
+      <w:pPr>
+        <w:widowControl w:val="0"/>
+        <w:autoSpaceDE w:val="0"/>
+        <w:spacing w:line="100" w:lineRule="atLeast"/>
+        <w:jc w:val="center"/>
+        <w:rPr>
+          <w:sz w:val="28"/>
+          <w:lang w:eastAsia="ar-SA"/>
+        </w:rPr>
+      </w:pPr>
+      <w:r>
+        <w:rPr>
+          <w:sz w:val="28"/>
+          <w:lang w:eastAsia="ar-SA"/>
+        </w:rPr>
+        <w:t>«Волгоградский государственный социально-педагогический университет»</w:t>
+      </w:r>
+    </w:p>
+    <w:p>
+      <w:pPr>
+        <w:widowControl w:val="0"/>
+        <w:autoSpaceDE w:val="0"/>
+        <w:spacing w:line="100" w:lineRule="atLeast"/>
+        <w:jc w:val="center"/>
+        <w:rPr>
+          <w:sz w:val="28"/>
+          <w:lang w:eastAsia="ar-SA"/>
+        </w:rPr>
+      </w:pPr>
+      <w:r>
+        <w:rPr>
+          <w:sz w:val="28"/>
+          <w:lang w:eastAsia="ar-SA"/>
+        </w:rPr>
+        <w:t>{</w:t>
+      </w:r>
+      <w:proofErr w:type="spellStart"/>
+      <w:r>
+        <w:rPr>
+          <w:sz w:val="28"/>
+          <w:lang w:eastAsia="ar-SA"/>
+        </w:rPr>
+        <w:t>faculty</w:t>
+      </w:r>
+      <w:proofErr w:type="spellEnd"/>
+      <w:r>
+        <w:rPr>
+          <w:sz w:val="28"/>
+          <w:lang w:eastAsia="ar-SA"/>
+        </w:rPr>
+        <w:t>}</w:t>
+      </w:r>
+    </w:p>
+    <w:p>
+      <w:pPr>
+        <w:jc w:val="center"/>
+        <w:rPr>
+          <w:sz w:val="28"/>
+          <w:u w:val="single"/>
+          <w:lang w:eastAsia="ar-SA"/>
+        </w:rPr>
+      </w:pPr>
+      <w:r>
+        <w:rPr>
+          <w:sz w:val="28"/>
+          <w:lang w:eastAsia="ar-SA"/>
+        </w:rPr>
+        <w:t>{</w:t>
+      </w:r>
+      <w:proofErr w:type="spellStart"/>
+      <w:r>
+        <w:rPr>
+          <w:sz w:val="28"/>
+          <w:lang w:eastAsia="ar-SA"/>
+        </w:rPr>
+        <w:t>departament</w:t>
+      </w:r>
+      <w:proofErr w:type="spellEnd"/>
+      <w:r>
+        <w:rPr>
+          <w:sz w:val="28"/>
+          <w:lang w:eastAsia="ar-SA"/>
+        </w:rPr>
+        <w:t>}</w:t>
+      </w:r>
+    </w:p>
+    <w:p>
+      <w:pPr>
+        <w:rPr>
+          <w:sz w:val="28"/>
+          <w:szCs w:val="28"/>
+        </w:rPr>
+      </w:pPr>
+    </w:p>
+    <w:p>
+      <w:pPr>
+        <w:rPr>
+          <w:sz w:val="28"/>
+          <w:szCs w:val="28"/>
+        </w:rPr>
+      </w:pPr>
+    </w:p>
+    <w:p>
+      <w:pPr>
+        <w:widowControl w:val="0"/>
+        <w:autoSpaceDE w:val="0"/>
+        <w:spacing w:line="100" w:lineRule="atLeast"/>
+        <w:ind w:left="6237"/>
+        <w:rPr>
+          <w:i/>
+          <w:sz w:val="28"/>
+          <w:lang w:eastAsia="ar-SA"/>
+        </w:rPr>
+      </w:pPr>
+      <w:r>
+        <w:rPr>
+          <w:i/>
+          <w:sz w:val="28"/>
+          <w:lang w:eastAsia="ar-SA"/>
+        </w:rPr>
+        <w:t>Приложение к программе учебной дисциплины</w:t>
+      </w:r>
+    </w:p>
+    <w:p>
+      <w:pPr>
+        <w:rPr>
+          <w:sz w:val="28"/>
+          <w:szCs w:val="28"/>
+        </w:rPr>
+      </w:pPr>
+    </w:p>
+    <w:p>
+      <w:pPr>
+        <w:rPr>
+          <w:sz w:val="28"/>
+          <w:szCs w:val="28"/>
+        </w:rPr>
+      </w:pPr>
+    </w:p>
+    <w:p>
+      <w:pPr>
+        <w:rPr>
+          <w:sz w:val="28"/>
+          <w:szCs w:val="28"/>
+        </w:rPr>
+      </w:pPr>
+    </w:p>
+    <w:tbl>
+      <w:tblPr>
+        <w:tblStyle w:val="a5"/>
+        <w:tblW w:w="0" w:type="auto"/>
+        <w:tblLook w:val="04A0" w:firstRow="1" w:lastRow="0" w:firstColumn="1" w:lastColumn="0" w:noHBand="0" w:noVBand="1"/>
+      </w:tblPr>
+      <w:tblGrid>
+        <w:gridCol w:w="9853"/>
+      </w:tblGrid>
+      <w:tr>
+        <w:trPr>
+          <w:trHeight w:val="5913"/>
+        </w:trPr>
+        <w:tc>
+          <w:tcPr>
+            <w:tcW w:w="9853" w:type="dxa"/>
+            <w:tcBorders>
+              <w:top w:val="nil"/>
+              <w:left w:val="nil"/>
+              <w:bottom w:val="nil"/>
+              <w:right w:val="nil"/>
+            </w:tcBorders>
+          </w:tcPr>
+          <w:p>
+            <w:pPr>
+              <w:jc w:val="center"/>
+              <w:rPr>
+                <w:b/>
+                <w:sz w:val="32"/>
+                <w:szCs w:val="28"/>
+              </w:rPr>
+            </w:pPr>
+            <w:r>
+              <w:rPr>
+                <w:b/>
+                <w:sz w:val="32"/>
+                <w:szCs w:val="28"/>
+              </w:rPr>
+              <w:t>ФОНД ОЦЕНОЧНЫХ СРЕДСТВ</w:t>
+            </w:r>
+          </w:p>
+          <w:p>
+            <w:pPr>
+              <w:jc w:val="center"/>
+              <w:rPr>
+                <w:sz w:val="28"/>
+                <w:szCs w:val="28"/>
+              </w:rPr>
+            </w:pPr>
+          </w:p>
+          <w:p>
+            <w:pPr>
+              <w:spacing w:line="360" w:lineRule="auto"/>
+              <w:jc w:val="center"/>
+              <w:rPr>
+                <w:b/>
+                <w:sz w:val="28"/>
+                <w:szCs w:val="28"/>
+              </w:rPr>
+            </w:pPr>
+            <w:r>
+              <w:rPr>
+                <w:sz w:val="28"/>
+                <w:szCs w:val="28"/>
+              </w:rPr>
+              <w:t xml:space="preserve">для проведения текущего контроля и промежуточной аттестации студентов </w:t>
+            </w:r>
+            <w:r>
+              <w:rPr>
+                <w:sz w:val="28"/>
+                <w:szCs w:val="28"/>
+              </w:rPr>
+              <w:br/>
+              <w:t>по дисциплине</w:t>
+            </w:r>
+            <w:r>
+              <w:rPr>
+                <w:b/>
+                <w:sz w:val="28"/>
+                <w:szCs w:val="28"/>
+              </w:rPr>
+              <w:t xml:space="preserve"> «</w:t>
+            </w:r>
+            <w:r>
+              <w:rPr>
+                <w:b/>
+                <w:sz w:val="28"/>
+                <w:szCs w:val="28"/>
+                <w:lang w:val="en-US"/>
+              </w:rPr>
+              <w:t>$</w:t>
+            </w:r>
+            <w:r>
+              <w:rPr>
+                <w:b/>
+                <w:sz w:val="28"/>
+                <w:szCs w:val="28"/>
+              </w:rPr>
+              <w:t>{</w:t>
+            </w:r>
+            <w:proofErr w:type="spellStart"/>
+            <w:r>
+              <w:rPr>
+                <w:b/>
+                <w:sz w:val="28"/>
+                <w:szCs w:val="28"/>
+              </w:rPr>
+              <w:t>name</w:t>
+            </w:r>
+            <w:proofErr w:type="spellEnd"/>
+            <w:r>
+              <w:rPr>
+                <w:b/>
+                <w:sz w:val="28"/>
+                <w:szCs w:val="28"/>
+              </w:rPr>
+              <w:t>}»</w:t>
+            </w:r>
+          </w:p>
+          <w:p>
+            <w:pPr>
+              <w:spacing w:line="360" w:lineRule="auto"/>
+              <w:rPr>
+                <w:sz w:val="28"/>
+                <w:szCs w:val="28"/>
+              </w:rPr>
+            </w:pPr>
+          </w:p>
+          <w:p>
+            <w:pPr>
+              <w:spacing w:line="360" w:lineRule="auto"/>
+              <w:jc w:val="center"/>
+              <w:rPr>
+                <w:sz w:val="28"/>
+                <w:szCs w:val="28"/>
+              </w:rPr>
+            </w:pPr>
+            <w:r>
+              <w:rPr>
+                <w:sz w:val="28"/>
+                <w:szCs w:val="28"/>
+              </w:rPr>
+              <w:t>{</w:t>
+            </w:r>
+            <w:proofErr w:type="spellStart"/>
+            <w:r>
+              <w:rPr>
+                <w:sz w:val="28"/>
+                <w:szCs w:val="28"/>
+              </w:rPr>
+              <w:t>direction</w:t>
+            </w:r>
+            <w:proofErr w:type="spellEnd"/>
+            <w:r>
+              <w:rPr>
+                <w:sz w:val="28"/>
+                <w:szCs w:val="28"/>
+              </w:rPr>
+              <w:t>}</w:t>
+            </w:r>
+          </w:p>
+          <w:p>
+            <w:pPr>
+              <w:spacing w:line="360" w:lineRule="auto"/>
+              <w:jc w:val="center"/>
+              <w:rPr>
+                <w:sz w:val="28"/>
+                <w:szCs w:val="28"/>
+              </w:rPr>
+            </w:pPr>
+            <w:r>
+              <w:rPr>
+                <w:sz w:val="28"/>
+                <w:szCs w:val="28"/>
+              </w:rPr>
+              <w:t>{</w:t>
+            </w:r>
+            <w:proofErr w:type="spellStart"/>
+            <w:r>
+              <w:rPr>
+                <w:sz w:val="28"/>
+                <w:szCs w:val="28"/>
+              </w:rPr>
+              <w:t>profile</w:t>
+            </w:r>
+            <w:proofErr w:type="spellEnd"/>
+            <w:r>
+              <w:rPr>
+                <w:sz w:val="28"/>
+                <w:szCs w:val="28"/>
+              </w:rPr>
+              <w:t>}</w:t>
+            </w:r>
+          </w:p>
+          <w:p>
+            <w:pPr>
+              <w:pStyle w:val="FR1"/>
+              <w:widowControl/>
+              <w:spacing w:before="0" w:line="360" w:lineRule="auto"/>
+              <w:ind w:left="0"/>
+              <w:jc w:val="center"/>
+              <w:rPr>
+                <w:b w:val="0"/>
+                <w:szCs w:val="28"/>
+              </w:rPr>
+            </w:pPr>
+          </w:p>
+          <w:p>
+            <w:pPr>
+              <w:pStyle w:val="FR1"/>
+              <w:widowControl/>
+              <w:spacing w:before="0" w:line="360" w:lineRule="auto"/>
+              <w:ind w:left="0"/>
+              <w:jc w:val="center"/>
+              <w:rPr>
+                <w:b w:val="0"/>
+                <w:i/>
+                <w:szCs w:val="28"/>
+              </w:rPr>
+            </w:pPr>
+            <w:r>
+              <w:rPr>
+                <w:b w:val="0"/>
+                <w:i/>
+                <w:szCs w:val="28"/>
+              </w:rPr>
+              <w:t>{</w:t>
+            </w:r>
+            <w:proofErr w:type="spellStart"/>
+            <w:r>
+              <w:rPr>
+                <w:b w:val="0"/>
+                <w:i/>
+                <w:szCs w:val="28"/>
+                <w:lang w:val="en-US"/>
+              </w:rPr>
+              <w:t>formes</w:t>
+            </w:r>
+            <w:proofErr w:type="spellEnd"/>
+            <w:r>
+              <w:rPr>
+                <w:b w:val="0"/>
+                <w:i/>
+                <w:szCs w:val="28"/>
+              </w:rPr>
+              <w:t>}</w:t>
+            </w:r>
+          </w:p>
+          <w:p>
+            <w:pPr>
+              <w:rPr>
+                <w:sz w:val="28"/>
+                <w:szCs w:val="28"/>
+              </w:rPr>
+            </w:pPr>
+          </w:p>
+        </w:tc>
+      </w:tr>
+    </w:tbl>
+    <w:p>
+      <w:pPr>
+        <w:spacing w:line="360" w:lineRule="auto"/>
+        <w:ind w:left="4820"/>
+        <w:rPr>
+          <w:sz w:val="28"/>
+          <w:lang w:eastAsia="ar-SA"/>
+        </w:rPr>
+      </w:pPr>
+      <w:r>
+        <w:rPr>
+          <w:sz w:val="28"/>
+          <w:lang w:eastAsia="ar-SA"/>
+        </w:rPr>
+        <w:t>Заведующий кафедрой</w:t>
+      </w:r>
+    </w:p>
+    <w:p>
+      <w:pPr>
+        <w:spacing w:line="360" w:lineRule="auto"/>
+        <w:ind w:left="4820"/>
+        <w:rPr>
+          <w:sz w:val="28"/>
+          <w:lang w:eastAsia="ar-SA"/>
+        </w:rPr>
+      </w:pPr>
+      <w:r>
+        <w:rPr>
+          <w:sz w:val="28"/>
+          <w:lang w:eastAsia="ar-SA"/>
+        </w:rPr>
+        <w:t>_____________ /____________</w:t>
+      </w:r>
+    </w:p>
+    <w:p>
+      <w:pPr>
+        <w:spacing w:line="360" w:lineRule="auto"/>
+        <w:ind w:left="4820"/>
+        <w:rPr>
+          <w:sz w:val="28"/>
+          <w:lang w:eastAsia="ar-SA"/>
+        </w:rPr>
+      </w:pPr>
+      <w:proofErr w:type="gramStart"/>
+      <w:r>
+        <w:rPr>
+          <w:sz w:val="28"/>
+          <w:lang w:eastAsia="ar-SA"/>
+        </w:rPr>
+        <w:t>« __ »</w:t>
+      </w:r>
+      <w:proofErr w:type="gramEnd"/>
+      <w:r>
+        <w:rPr>
+          <w:sz w:val="28"/>
+          <w:lang w:eastAsia="ar-SA"/>
+        </w:rPr>
+        <w:t xml:space="preserve"> _____________20</w:t>
+      </w:r>
+      <w:r>
+        <w:rPr>
+          <w:sz w:val="28"/>
+          <w:lang w:val="en-US" w:eastAsia="ar-SA"/>
+        </w:rPr>
+        <w:t>20</w:t>
+      </w:r>
+      <w:r>
+        <w:rPr>
+          <w:sz w:val="28"/>
+          <w:lang w:eastAsia="ar-SA"/>
+        </w:rPr>
+        <w:t xml:space="preserve"> г.</w:t>
+      </w:r>
+    </w:p>
+    <w:p>
+      <w:pPr>
+        <w:rPr>
+          <w:sz w:val="28"/>
+          <w:szCs w:val="28"/>
+        </w:rPr>
+      </w:pPr>
+    </w:p>
+    <w:p>
+      <w:pPr>
+        <w:rPr>
+          <w:sz w:val="28"/>
+          <w:szCs w:val="28"/>
+        </w:rPr>
+      </w:pPr>
+    </w:p>
+    <w:p>
+      <w:pPr>
+        <w:rPr>
+          <w:sz w:val="28"/>
+          <w:szCs w:val="28"/>
+        </w:rPr>
+      </w:pPr>
+    </w:p>
+    <w:p>
+      <w:pPr>
+        <w:jc w:val="center"/>
+        <w:rPr>
+          <w:sz w:val="28"/>
+          <w:szCs w:val="28"/>
+          <w:lang w:val="en-US"/>
+        </w:rPr>
+      </w:pPr>
+      <w:r>
+        <w:rPr>
+          <w:sz w:val="28"/>
+          <w:szCs w:val="28"/>
+        </w:rPr>
+        <w:t>Волгоград</w:t>
+      </w:r>
+      <w:r>
+        <w:rPr>
+          <w:sz w:val="28"/>
+          <w:szCs w:val="28"/>
+        </w:rPr>
+        <w:br/>
+        <w:t>20</w:t>
+      </w:r>
+      <w:r>
+        <w:rPr>
+          <w:sz w:val="28"/>
+          <w:szCs w:val="28"/>
+          <w:lang w:val="en-US"/>
+        </w:rPr>
+        <w:t>20</w:t>
+      </w:r>
+    </w:p>
+    <w:p>
+      <w:pPr>
+        <w:rPr>
+          <w:lang w:eastAsia="ar-SA"/>
+        </w:rPr>
+      </w:pPr>
+      <w:r>
+        <w:rPr>
+          <w:lang w:eastAsia="ar-SA"/>
+        </w:rPr>
+        <w:br w:type="page"/>
+      </w:r>
+    </w:p>
+    <w:p>
+      <w:pPr>
+        <w:spacing w:before="120"/>
+        <w:jc w:val="center"/>
+        <w:rPr>
+          <w:b/>
+          <w:bCs/>
+          <w:lang w:eastAsia="ar-SA"/>
+        </w:rPr>
+      </w:pPr>
+      <w:r>
+        <w:rPr>
+          <w:b/>
+          <w:bCs/>
+        </w:rPr>
+        <w:lastRenderedPageBreak/>
+        <w:t xml:space="preserve">1. </w:t>
+      </w:r>
+      <w:r>
+        <w:rPr>
+          <w:b/>
+          <w:bCs/>
+          <w:lang w:eastAsia="ar-SA"/>
+        </w:rPr>
+        <w:t>ПАСПОРТ ФОНДА ОЦЕНОЧНЫХ СРЕДСТВ</w:t>
+      </w:r>
+    </w:p>
+    <w:p>
+      <w:pPr>
+        <w:spacing w:before="120"/>
+        <w:rPr>
+          <w:b/>
+          <w:bCs/>
+        </w:rPr>
+      </w:pPr>
+      <w:r>
+        <w:rPr>
+          <w:b/>
+          <w:bCs/>
+          <w:lang w:eastAsia="ar-SA"/>
+        </w:rPr>
+        <w:t>1.1. Перечень компетенций с указанием этапов их формирования в процессе освоения</w:t>
+      </w:r>
+      <w:r>
+        <w:rPr>
+          <w:b/>
+          <w:bCs/>
+        </w:rPr>
+        <w:t xml:space="preserve"> образовательной программы</w:t>
+      </w:r>
+    </w:p>
+    <w:p>
+      <w:pPr>
+        <w:spacing w:before="120"/>
+        <w:rPr>
+          <w:b/>
+          <w:bCs/>
+        </w:rPr>
+      </w:pPr>
+    </w:p>
+    <w:p>
+      <w:pPr>
+        <w:spacing w:before="120"/>
+        <w:rPr>
+          <w:lang w:eastAsia="ar-SA"/>
+        </w:rPr>
+      </w:pPr>
+      <w:r>
+        <w:rPr>
+          <w:lang w:eastAsia="ar-SA"/>
+        </w:rPr>
+        <w:t>Процесс освоения дисциплины направлен на овладение следующими компетенциями:</w:t>
+      </w:r>
+    </w:p>
+    <w:p>
+      <w:pPr>
+        <w:rPr>
+          <w:bCs/>
+          <w:iCs/>
+        </w:rPr>
+      </w:pPr>
+      <w:r>
+        <w:rPr>
+          <w:bCs/>
+          <w:iCs/>
+        </w:rPr>
+        <w:t>$</w:t>
+      </w:r>
+      <w:r>
+        <w:rPr>
+          <w:bCs/>
+          <w:iCs/>
+        </w:rPr>
+        <w:t>{</w:t>
+      </w:r>
+      <w:proofErr w:type="spellStart"/>
+      <w:r>
+        <w:rPr>
+          <w:bCs/>
+          <w:iCs/>
+        </w:rPr>
+        <w:t>cmp</w:t>
+      </w:r>
+      <w:proofErr w:type="spellEnd"/>
+      <w:r>
+        <w:rPr>
+          <w:bCs/>
+          <w:iCs/>
+        </w:rPr>
+        <w:t>_</w:t>
+      </w:r>
+      <w:r>
+        <w:rPr>
+          <w:bCs/>
+          <w:iCs/>
+          <w:lang w:val="en-US"/>
+        </w:rPr>
+        <w:t>total</w:t>
+      </w:r>
+      <w:r>
+        <w:rPr>
+          <w:bCs/>
+          <w:iCs/>
+        </w:rPr>
+        <w:t>}</w:t>
+      </w:r>
+    </w:p>
+    <w:p>
+      <w:pPr>
+        <w:spacing w:before="120"/>
+        <w:jc w:val="center"/>
+        <w:rPr>
+          <w:b/>
+          <w:lang w:eastAsia="ar-SA"/>
+        </w:rPr>
+      </w:pPr>
+    </w:p>
+    <w:p>
+      <w:pPr>
+        <w:spacing w:before="120"/>
+        <w:jc w:val="center"/>
+        <w:rPr>
+          <w:b/>
+          <w:lang w:eastAsia="ar-SA"/>
+        </w:rPr>
+      </w:pPr>
+      <w:r>
+        <w:rPr>
+          <w:b/>
+          <w:lang w:eastAsia="ar-SA"/>
+        </w:rPr>
+        <w:t>Этапы формирования компетенций в процессе освоения ОПОП</w:t>
+      </w:r>
+    </w:p>
+    <w:p>
+      <w:pPr>
+        <w:spacing w:before="120"/>
+        <w:jc w:val="center"/>
+        <w:rPr>
+          <w:b/>
+          <w:lang w:eastAsia="ar-SA"/>
+        </w:rPr>
+      </w:pPr>
+    </w:p>
+    <w:tbl>
+      <w:tblPr>
+        <w:tblStyle w:val="a5"/>
+        <w:tblW w:w="9498" w:type="dxa"/>
+        <w:tblInd w:w="108" w:type="dxa"/>
+        <w:tblLayout w:type="fixed"/>
+        <w:tblLook w:val="04A0" w:firstRow="1" w:lastRow="0" w:firstColumn="1" w:lastColumn="0" w:noHBand="0" w:noVBand="1"/>
+      </w:tblPr>
+      <w:tblGrid>
+        <w:gridCol w:w="1276"/>
+        <w:gridCol w:w="2740"/>
+        <w:gridCol w:w="2741"/>
+        <w:gridCol w:w="2741"/>
+      </w:tblGrid>
+      <w:tr>
+        <w:trPr>
+          <w:trHeight w:val="1064"/>
+        </w:trPr>
+        <w:tc>
+          <w:tcPr>
+            <w:tcW w:w="1276" w:type="dxa"/>
+            <w:vAlign w:val="center"/>
+          </w:tcPr>
+          <w:p>
+            <w:pPr>
+              <w:jc w:val="center"/>
+              <w:rPr>
+                <w:b/>
+                <w:lang w:eastAsia="ar-SA"/>
+              </w:rPr>
+            </w:pPr>
+            <w:r>
+              <w:rPr>
+                <w:b/>
+                <w:lang w:eastAsia="ar-SA"/>
+              </w:rPr>
+              <w:t>Код компе</w:t>
+            </w:r>
+            <w:r>
+              <w:rPr>
+                <w:b/>
+                <w:lang w:eastAsia="ar-SA"/>
+              </w:rPr>
+              <w:softHyphen/>
+              <w:t>тенции</w:t>
+            </w:r>
+          </w:p>
+        </w:tc>
+        <w:tc>
+          <w:tcPr>
+            <w:tcW w:w="2740" w:type="dxa"/>
+            <w:vAlign w:val="center"/>
+          </w:tcPr>
+          <w:p>
+            <w:pPr>
+              <w:jc w:val="center"/>
+              <w:rPr>
+                <w:b/>
+                <w:lang w:eastAsia="ar-SA"/>
+              </w:rPr>
+            </w:pPr>
+            <w:r>
+              <w:rPr>
+                <w:b/>
+                <w:lang w:eastAsia="ar-SA"/>
+              </w:rPr>
+              <w:t xml:space="preserve">Этап </w:t>
+            </w:r>
+            <w:r>
+              <w:rPr>
+                <w:b/>
+                <w:lang w:eastAsia="ar-SA"/>
+              </w:rPr>
+              <w:br/>
+              <w:t>базовой подготовки</w:t>
+            </w:r>
+          </w:p>
+        </w:tc>
+        <w:tc>
+          <w:tcPr>
+            <w:tcW w:w="2741" w:type="dxa"/>
+            <w:vAlign w:val="center"/>
+          </w:tcPr>
+          <w:p>
+            <w:pPr>
+              <w:jc w:val="center"/>
+              <w:rPr>
+                <w:b/>
+                <w:lang w:eastAsia="ar-SA"/>
+              </w:rPr>
+            </w:pPr>
+            <w:r>
+              <w:rPr>
+                <w:b/>
+                <w:lang w:eastAsia="ar-SA"/>
+              </w:rPr>
+              <w:t>Этап расширения и углубления подготовки</w:t>
+            </w:r>
+          </w:p>
+        </w:tc>
+        <w:tc>
+          <w:tcPr>
+            <w:tcW w:w="2741" w:type="dxa"/>
+            <w:vAlign w:val="center"/>
+          </w:tcPr>
+          <w:p>
+            <w:pPr>
+              <w:jc w:val="center"/>
+              <w:rPr>
+                <w:b/>
+                <w:lang w:eastAsia="ar-SA"/>
+              </w:rPr>
+            </w:pPr>
+            <w:r>
+              <w:rPr>
+                <w:b/>
+                <w:lang w:eastAsia="ar-SA"/>
+              </w:rPr>
+              <w:t>Этап профессионально-практической подготовки</w:t>
+            </w:r>
+          </w:p>
+        </w:tc>
+      </w:tr>
+      <w:tr>
+        <w:tc>
+          <w:tcPr>
+            <w:tcW w:w="1276" w:type="dxa"/>
+          </w:tcPr>
+          <w:p>
+            <w:pPr>
+              <w:rPr>
+                <w:lang w:eastAsia="ar-SA"/>
+              </w:rPr>
+            </w:pPr>
+            <w:r>
+              <w:rPr>
+                <w:lang w:val="en-US" w:eastAsia="ar-SA"/>
+              </w:rPr>
+              <w:t>$</w:t>
+            </w:r>
+            <w:r>
+              <w:rPr>
+                <w:lang w:eastAsia="ar-SA"/>
+              </w:rPr>
+              <w:t>{</w:t>
+            </w:r>
+            <w:proofErr w:type="spellStart"/>
+            <w:r>
+              <w:rPr>
+                <w:lang w:eastAsia="ar-SA"/>
+              </w:rPr>
+              <w:t>stage_cmp</w:t>
+            </w:r>
+            <w:proofErr w:type="spellEnd"/>
+            <w:r>
+              <w:rPr>
+                <w:lang w:eastAsia="ar-SA"/>
+              </w:rPr>
+              <w:t>}</w:t>
+            </w:r>
+          </w:p>
+        </w:tc>
+        <w:tc>
+          <w:tcPr>
+            <w:tcW w:w="2740" w:type="dxa"/>
+          </w:tcPr>
+          <w:p>
+            <w:pPr>
+              <w:rPr>
+                <w:lang w:eastAsia="ar-SA"/>
+              </w:rPr>
+            </w:pPr>
+            <w:r>
+              <w:rPr>
+                <w:lang w:val="en-US" w:eastAsia="ar-SA"/>
+              </w:rPr>
+              <w:t>$</w:t>
+            </w:r>
+            <w:r>
+              <w:rPr>
+                <w:lang w:eastAsia="ar-SA"/>
+              </w:rPr>
+              <w:t>{stage_1}</w:t>
+            </w:r>
+          </w:p>
+        </w:tc>
+        <w:tc>
+          <w:tcPr>
+            <w:tcW w:w="2741" w:type="dxa"/>
+          </w:tcPr>
+          <w:p>
+            <w:pPr>
+              <w:rPr>
+                <w:lang w:eastAsia="ar-SA"/>
+              </w:rPr>
+            </w:pPr>
+            <w:r>
+              <w:rPr>
+                <w:lang w:val="en-US" w:eastAsia="ar-SA"/>
+              </w:rPr>
+              <w:t>$</w:t>
+            </w:r>
+            <w:r>
+              <w:rPr>
+                <w:lang w:eastAsia="ar-SA"/>
+              </w:rPr>
+              <w:t>{stage_2}</w:t>
+            </w:r>
+          </w:p>
+        </w:tc>
+        <w:tc>
+          <w:tcPr>
+            <w:tcW w:w="2741" w:type="dxa"/>
+          </w:tcPr>
+          <w:p>
+            <w:pPr>
+              <w:rPr>
+                <w:lang w:eastAsia="ar-SA"/>
+              </w:rPr>
+            </w:pPr>
+            <w:r>
+              <w:rPr>
+                <w:lang w:val="en-US" w:eastAsia="ar-SA"/>
+              </w:rPr>
+              <w:t>$</w:t>
+            </w:r>
+            <w:r>
+              <w:rPr>
+                <w:lang w:eastAsia="ar-SA"/>
+              </w:rPr>
+              <w:t>{stage_3}</w:t>
+            </w:r>
+          </w:p>
+        </w:tc>
+      </w:tr>
+    </w:tbl>
+    <w:p>
+      <w:pPr>
+        <w:spacing w:before="120"/>
+        <w:rPr>
+          <w:lang w:eastAsia="ar-SA"/>
+        </w:rPr>
+      </w:pPr>
+    </w:p>
+    <w:p>
+      <w:pPr>
+        <w:spacing w:before="120"/>
+        <w:rPr>
+          <w:lang w:eastAsia="ar-SA"/>
+        </w:rPr>
+      </w:pPr>
+    </w:p>
+    <w:p>
+      <w:pPr>
+        <w:jc w:val="center"/>
+        <w:rPr>
+          <w:b/>
+          <w:lang w:eastAsia="ar-SA"/>
+        </w:rPr>
+      </w:pPr>
+      <w:r>
+        <w:rPr>
+          <w:b/>
+          <w:lang w:eastAsia="ar-SA"/>
+        </w:rPr>
+        <w:t>1.2. Описание показателей и критериев оценивания компетенций на различных этапах их формирования, описание шкал оценивания</w:t>
+      </w:r>
+    </w:p>
+    <w:p>
+      <w:pPr>
+        <w:rPr>
+          <w:lang w:eastAsia="ar-SA"/>
+        </w:rPr>
+      </w:pPr>
+    </w:p>
+    <w:p>
+      <w:pPr>
+        <w:jc w:val="center"/>
+        <w:rPr>
+          <w:b/>
+          <w:lang w:eastAsia="ar-SA"/>
+        </w:rPr>
+      </w:pPr>
+      <w:r>
+        <w:rPr>
+          <w:b/>
+          <w:lang w:eastAsia="ar-SA"/>
+        </w:rPr>
+        <w:t xml:space="preserve">Показатели оценивания компетенций на различных этапах </w:t>
+      </w:r>
+      <w:r>
+        <w:rPr>
+          <w:b/>
+          <w:lang w:eastAsia="ar-SA"/>
+        </w:rPr>
+        <w:br/>
+        <w:t>их формирования в процессе освоения учебной дисциплины</w:t>
+      </w:r>
+    </w:p>
+    <w:p>
+      <w:pPr>
+        <w:rPr>
+          <w:lang w:eastAsia="ar-SA"/>
+        </w:rPr>
+      </w:pPr>
+    </w:p>
+    <w:tbl>
+      <w:tblPr>
+        <w:tblStyle w:val="a5"/>
+        <w:tblW w:w="0" w:type="auto"/>
+        <w:tblInd w:w="108" w:type="dxa"/>
+        <w:tblLayout w:type="fixed"/>
+        <w:tblLook w:val="04A0" w:firstRow="1" w:lastRow="0" w:firstColumn="1" w:lastColumn="0" w:noHBand="0" w:noVBand="1"/>
+      </w:tblPr>
+      <w:tblGrid>
+        <w:gridCol w:w="709"/>
+        <w:gridCol w:w="2126"/>
+        <w:gridCol w:w="1843"/>
+        <w:gridCol w:w="5067"/>
+      </w:tblGrid>
+      <w:tr>
+        <w:tc>
+          <w:tcPr>
+            <w:tcW w:w="709" w:type="dxa"/>
+            <w:tcMar>
+              <w:top w:w="113" w:type="dxa"/>
+              <w:bottom w:w="113" w:type="dxa"/>
+            </w:tcMar>
+            <w:vAlign w:val="center"/>
+          </w:tcPr>
+          <w:p>
+            <w:pPr>
+              <w:jc w:val="center"/>
+              <w:rPr>
+                <w:b/>
+                <w:lang w:eastAsia="ar-SA"/>
+              </w:rPr>
+            </w:pPr>
+            <w:r>
+              <w:rPr>
+                <w:b/>
+                <w:lang w:eastAsia="ar-SA"/>
+              </w:rPr>
+              <w:t>№</w:t>
+            </w:r>
+          </w:p>
+        </w:tc>
+        <w:tc>
+          <w:tcPr>
+            <w:tcW w:w="2126" w:type="dxa"/>
+            <w:tcMar>
+              <w:top w:w="113" w:type="dxa"/>
+              <w:bottom w:w="113" w:type="dxa"/>
+            </w:tcMar>
+            <w:vAlign w:val="center"/>
+          </w:tcPr>
+          <w:p>
+            <w:pPr>
+              <w:jc w:val="center"/>
+              <w:rPr>
+                <w:b/>
+                <w:lang w:eastAsia="ar-SA"/>
+              </w:rPr>
+            </w:pPr>
+            <w:r>
+              <w:rPr>
+                <w:b/>
+                <w:lang w:eastAsia="ar-SA"/>
+              </w:rPr>
+              <w:t>Разделы дисциплины</w:t>
+            </w:r>
+          </w:p>
+        </w:tc>
+        <w:tc>
+          <w:tcPr>
+            <w:tcW w:w="1843" w:type="dxa"/>
+            <w:tcMar>
+              <w:top w:w="113" w:type="dxa"/>
+              <w:bottom w:w="113" w:type="dxa"/>
+            </w:tcMar>
+            <w:vAlign w:val="center"/>
+          </w:tcPr>
+          <w:p>
+            <w:pPr>
+              <w:jc w:val="center"/>
+              <w:rPr>
+                <w:b/>
+                <w:lang w:eastAsia="ar-SA"/>
+              </w:rPr>
+            </w:pPr>
+            <w:r>
+              <w:rPr>
+                <w:b/>
+                <w:lang w:eastAsia="ar-SA"/>
+              </w:rPr>
+              <w:t>Формируемые компетенции</w:t>
+            </w:r>
+          </w:p>
+        </w:tc>
+        <w:tc>
+          <w:tcPr>
+            <w:tcW w:w="5067" w:type="dxa"/>
+            <w:tcMar>
+              <w:top w:w="113" w:type="dxa"/>
+              <w:bottom w:w="113" w:type="dxa"/>
+            </w:tcMar>
+            <w:vAlign w:val="center"/>
+          </w:tcPr>
+          <w:p>
+            <w:pPr>
+              <w:jc w:val="center"/>
+              <w:rPr>
+                <w:b/>
+                <w:lang w:eastAsia="ar-SA"/>
+              </w:rPr>
+            </w:pPr>
+            <w:r>
+              <w:rPr>
+                <w:b/>
+                <w:lang w:eastAsia="ar-SA"/>
+              </w:rPr>
+              <w:t xml:space="preserve">Показатели сформированности </w:t>
+            </w:r>
+            <w:r>
+              <w:rPr>
+                <w:b/>
+                <w:lang w:eastAsia="ar-SA"/>
+              </w:rPr>
+              <w:br/>
+              <w:t>(в терминах «знать», «уметь», «владеть»)</w:t>
+            </w:r>
+          </w:p>
+        </w:tc>
+      </w:tr>
+      <w:tr>
+        <w:tc>
+          <w:tcPr>
+            <w:tcW w:w="709" w:type="dxa"/>
+          </w:tcPr>
+          <w:p>
+            <w:pPr>
+              <w:jc w:val="center"/>
+              <w:rPr>
+                <w:lang w:eastAsia="ar-SA"/>
+              </w:rPr>
+            </w:pPr>
+            <w:r>
+              <w:rPr>
+                <w:lang w:val="en-US" w:eastAsia="ar-SA"/>
+              </w:rPr>
+              <w:t>$</w:t>
+            </w:r>
+            <w:r>
+              <w:rPr>
+                <w:lang w:eastAsia="ar-SA"/>
+              </w:rPr>
+              <w:t>{</w:t>
+            </w:r>
+            <w:proofErr w:type="spellStart"/>
+            <w:r>
+              <w:rPr>
+                <w:lang w:eastAsia="ar-SA"/>
+              </w:rPr>
+              <w:t>parts_</w:t>
+            </w:r>
+            <w:r>
+              <w:rPr>
+                <w:lang w:eastAsia="ar-SA"/>
+              </w:rPr>
+              <w:t>outcomes</w:t>
+            </w:r>
+            <w:proofErr w:type="spellEnd"/>
+            <w:r>
+              <w:rPr>
+                <w:lang w:eastAsia="ar-SA"/>
+              </w:rPr>
+              <w:t>}</w:t>
+            </w:r>
+          </w:p>
+        </w:tc>
+        <w:tc>
+          <w:tcPr>
+            <w:tcW w:w="2126" w:type="dxa"/>
+          </w:tcPr>
+          <w:p>
+            <w:pPr>
+              <w:rPr>
+                <w:lang w:eastAsia="ar-SA"/>
+              </w:rPr>
+            </w:pPr>
+            <w:r>
+              <w:rPr>
+                <w:lang w:val="en-US" w:eastAsia="ar-SA"/>
+              </w:rPr>
+              <w:t>$</w:t>
+            </w:r>
+            <w:r>
+              <w:rPr>
+                <w:lang w:eastAsia="ar-SA"/>
+              </w:rPr>
+              <w:t>{</w:t>
+            </w:r>
+            <w:proofErr w:type="spellStart"/>
+            <w:r>
+              <w:rPr>
+                <w:lang w:eastAsia="ar-SA"/>
+              </w:rPr>
+              <w:t>parts</w:t>
+            </w:r>
+            <w:proofErr w:type="spellEnd"/>
+            <w:r>
+              <w:rPr>
+                <w:lang w:eastAsia="ar-SA"/>
+              </w:rPr>
+              <w:t>_</w:t>
+            </w:r>
+            <w:r>
+              <w:rPr>
+                <w:lang w:val="en-US" w:eastAsia="ar-SA"/>
+              </w:rPr>
+              <w:t>name</w:t>
+            </w:r>
+            <w:r>
+              <w:rPr>
+                <w:lang w:eastAsia="ar-SA"/>
+              </w:rPr>
+              <w:t>}</w:t>
+            </w:r>
+          </w:p>
+        </w:tc>
+        <w:tc>
+          <w:tcPr>
+            <w:tcW w:w="1843" w:type="dxa"/>
+          </w:tcPr>
+          <w:p>
+            <w:pPr>
+              <w:rPr>
+                <w:lang w:eastAsia="ar-SA"/>
+              </w:rPr>
+            </w:pPr>
+            <w:r>
+              <w:rPr>
+                <w:lang w:val="en-US" w:eastAsia="ar-SA"/>
+              </w:rPr>
+              <w:t>$</w:t>
+            </w:r>
+            <w:r>
+              <w:rPr>
+                <w:lang w:eastAsia="ar-SA"/>
+              </w:rPr>
+              <w:t>{</w:t>
+            </w:r>
+            <w:proofErr w:type="spellStart"/>
+            <w:r>
+              <w:rPr>
+                <w:lang w:eastAsia="ar-SA"/>
+              </w:rPr>
+              <w:t>parts_cmp</w:t>
+            </w:r>
+            <w:proofErr w:type="spellEnd"/>
+            <w:r>
+              <w:rPr>
+                <w:lang w:eastAsia="ar-SA"/>
+              </w:rPr>
+              <w:t>}</w:t>
+            </w:r>
+          </w:p>
+        </w:tc>
+        <w:tc>
+          <w:tcPr>
+            <w:tcW w:w="5067" w:type="dxa"/>
+          </w:tcPr>
+          <w:p>
+            <w:pPr>
+              <w:rPr>
+                <w:lang w:eastAsia="ar-SA"/>
+              </w:rPr>
+            </w:pPr>
+            <w:r>
+              <w:rPr>
+                <w:lang w:val="en-US" w:eastAsia="ar-SA"/>
+              </w:rPr>
+              <w:t>$</w:t>
+            </w:r>
+            <w:r>
+              <w:rPr>
+                <w:lang w:eastAsia="ar-SA"/>
+              </w:rPr>
+              <w:t>{</w:t>
+            </w:r>
+            <w:proofErr w:type="spellStart"/>
+            <w:r>
+              <w:rPr>
+                <w:lang w:eastAsia="ar-SA"/>
+              </w:rPr>
+              <w:t>parts</w:t>
+            </w:r>
+            <w:proofErr w:type="spellEnd"/>
+            <w:r>
+              <w:rPr>
+                <w:lang w:eastAsia="ar-SA"/>
+              </w:rPr>
+              <w:t>_</w:t>
+            </w:r>
+            <w:r>
+              <w:rPr>
+                <w:lang w:val="en-US" w:eastAsia="ar-SA"/>
+              </w:rPr>
+              <w:t>data</w:t>
+            </w:r>
+            <w:r>
+              <w:rPr>
+                <w:lang w:eastAsia="ar-SA"/>
+              </w:rPr>
+              <w:t>}</w:t>
+            </w:r>
+          </w:p>
+        </w:tc>
+      </w:tr>
+    </w:tbl>
+    <w:p>
+      <w:pPr>
+        <w:rPr>
+          <w:lang w:eastAsia="ar-SA"/>
+        </w:rPr>
+      </w:pPr>
+    </w:p>
+    <w:p>
+      <w:pPr>
+        <w:jc w:val="center"/>
+        <w:rPr>
+          <w:b/>
+          <w:lang w:eastAsia="ar-SA"/>
+        </w:rPr>
+      </w:pPr>
+      <w:r>
+        <w:rPr>
+          <w:b/>
+          <w:lang w:eastAsia="ar-SA"/>
+        </w:rPr>
+        <w:t>Критерии оценивания компетенций</w:t>
+      </w:r>
+    </w:p>
+    <w:p>
+      <w:pPr>
+        <w:jc w:val="center"/>
+        <w:rPr>
+          <w:b/>
+          <w:lang w:eastAsia="ar-SA"/>
+        </w:rPr>
+      </w:pPr>
+    </w:p>
+    <w:tbl>
+      <w:tblPr>
+        <w:tblStyle w:val="a5"/>
+        <w:tblW w:w="9752" w:type="dxa"/>
+        <w:tblInd w:w="108" w:type="dxa"/>
+        <w:tblLayout w:type="fixed"/>
+        <w:tblLook w:val="04A0" w:firstRow="1" w:lastRow="0" w:firstColumn="1" w:lastColumn="0" w:noHBand="0" w:noVBand="1"/>
+      </w:tblPr>
+      <w:tblGrid>
+        <w:gridCol w:w="1276"/>
+        <w:gridCol w:w="8476"/>
+      </w:tblGrid>
+      <w:tr>
+        <w:trPr>
+          <w:trHeight w:val="681"/>
+        </w:trPr>
+        <w:tc>
+          <w:tcPr>
+            <w:tcW w:w="1276" w:type="dxa"/>
+            <w:vAlign w:val="center"/>
+          </w:tcPr>
+          <w:p>
+            <w:pPr>
+              <w:jc w:val="center"/>
+              <w:rPr>
+                <w:b/>
+                <w:lang w:eastAsia="ar-SA"/>
+              </w:rPr>
+            </w:pPr>
+            <w:r>
+              <w:rPr>
+                <w:b/>
+                <w:lang w:eastAsia="ar-SA"/>
+              </w:rPr>
+              <w:t>Код компетенции</w:t>
+            </w:r>
+          </w:p>
+        </w:tc>
+        <w:tc>
+          <w:tcPr>
+            <w:tcW w:w="8476" w:type="dxa"/>
+            <w:vAlign w:val="center"/>
+          </w:tcPr>
+          <w:p>
+            <w:pPr>
+              <w:jc w:val="center"/>
+              <w:rPr>
+                <w:b/>
+                <w:lang w:eastAsia="ar-SA"/>
+              </w:rPr>
+            </w:pPr>
+            <w:r>
+              <w:rPr>
+                <w:b/>
+                <w:lang w:eastAsia="ar-SA"/>
+              </w:rPr>
+              <w:t>Индикаторы</w:t>
+            </w:r>
+          </w:p>
+        </w:tc>
+      </w:tr>
+      <w:tr>
+        <w:tc>
+          <w:tcPr>
+            <w:tcW w:w="1276" w:type="dxa"/>
+          </w:tcPr>
+          <w:p>
+            <w:pPr>
+              <w:rPr>
+                <w:lang w:eastAsia="ar-SA"/>
+              </w:rPr>
+            </w:pPr>
+            <w:r>
+              <w:rPr>
+                <w:lang w:val="en-US" w:eastAsia="ar-SA"/>
+              </w:rPr>
+              <w:t>$</w:t>
+            </w:r>
+            <w:r>
+              <w:rPr>
+                <w:lang w:eastAsia="ar-SA"/>
+              </w:rPr>
+              <w:t>{</w:t>
+            </w:r>
+            <w:proofErr w:type="spellStart"/>
+            <w:r>
+              <w:rPr>
+                <w:lang w:eastAsia="ar-SA"/>
+              </w:rPr>
+              <w:t>cmp</w:t>
+            </w:r>
+            <w:proofErr w:type="spellEnd"/>
+            <w:r>
+              <w:rPr>
+                <w:lang w:val="en-US" w:eastAsia="ar-SA"/>
+              </w:rPr>
+              <w:t>_</w:t>
+            </w:r>
+            <w:r>
+              <w:rPr>
+                <w:lang w:val="en-US" w:eastAsia="ar-SA"/>
+              </w:rPr>
+              <w:t>i</w:t>
+            </w:r>
+            <w:r>
+              <w:rPr>
+                <w:lang w:val="en-US" w:eastAsia="ar-SA"/>
+              </w:rPr>
+              <w:t>ndicators</w:t>
+            </w:r>
+            <w:r>
+              <w:rPr>
+                <w:lang w:eastAsia="ar-SA"/>
+              </w:rPr>
+              <w:t>}</w:t>
+            </w:r>
+          </w:p>
+        </w:tc>
+        <w:tc>
+          <w:tcPr>
+            <w:tcW w:w="8476" w:type="dxa"/>
+          </w:tcPr>
+          <w:p>
+            <w:pPr>
+              <w:rPr>
+                <w:lang w:eastAsia="ar-SA"/>
+              </w:rPr>
+            </w:pPr>
+            <w:r>
+              <w:rPr>
+                <w:lang w:val="en-US" w:eastAsia="ar-SA"/>
+              </w:rPr>
+              <w:t>$</w:t>
+            </w:r>
+            <w:r>
+              <w:rPr>
+                <w:lang w:eastAsia="ar-SA"/>
+              </w:rPr>
+              <w:t>{</w:t>
+            </w:r>
+            <w:proofErr w:type="spellStart"/>
+            <w:r>
+              <w:rPr>
+                <w:lang w:val="en-US" w:eastAsia="ar-SA"/>
+              </w:rPr>
+              <w:t>cmp_data</w:t>
+            </w:r>
+            <w:proofErr w:type="spellEnd"/>
+            <w:r>
+              <w:rPr>
+                <w:lang w:eastAsia="ar-SA"/>
+              </w:rPr>
+              <w:t>}</w:t>
+            </w:r>
+          </w:p>
+        </w:tc>
+      </w:tr>
+    </w:tbl>
+    <w:p>
+      <w:pPr>
+        <w:rPr>
+          <w:lang w:eastAsia="ar-SA"/>
+        </w:rPr>
+      </w:pPr>
+    </w:p>
+    <w:p>
+      <w:pPr>
+        <w:rPr>
+          <w:lang w:eastAsia="ar-SA"/>
+        </w:rPr>
+      </w:pPr>
+    </w:p>
+    <w:p>
+      <w:pPr>
+        <w:jc w:val="center"/>
+        <w:rPr>
+          <w:b/>
+          <w:lang w:eastAsia="ar-SA"/>
+        </w:rPr>
+      </w:pPr>
+      <w:r>
+        <w:rPr>
+          <w:b/>
+          <w:lang w:eastAsia="ar-SA"/>
+        </w:rPr>
+        <w:t>Оценочные средства и шкала оценивания</w:t>
+      </w:r>
+      <w:r>
+        <w:rPr>
+          <w:b/>
+          <w:lang w:eastAsia="ar-SA"/>
+        </w:rPr>
+        <w:br/>
+        <w:t>(схема рейтинговой оценки)</w:t>
+      </w:r>
+    </w:p>
+    <w:p>
+      <w:pPr>
+        <w:jc w:val="center"/>
+        <w:rPr>
+          <w:b/>
+          <w:lang w:eastAsia="ar-SA"/>
+        </w:rPr>
+      </w:pPr>
+    </w:p>
+    <w:tbl>
+      <w:tblPr>
+        <w:tblStyle w:val="a5"/>
+        <w:tblW w:w="0" w:type="auto"/>
+        <w:tblInd w:w="108" w:type="dxa"/>
+        <w:tblLayout w:type="fixed"/>
+        <w:tblLook w:val="04A0" w:firstRow="1" w:lastRow="0" w:firstColumn="1" w:lastColumn="0" w:noHBand="0" w:noVBand="1"/>
+      </w:tblPr>
+      <w:tblGrid>
+        <w:gridCol w:w="709"/>
+        <w:gridCol w:w="4253"/>
+        <w:gridCol w:w="1134"/>
+        <w:gridCol w:w="2126"/>
+        <w:gridCol w:w="1240"/>
+      </w:tblGrid>
+      <w:tr>
+        <w:tc>
+          <w:tcPr>
+            <w:tcW w:w="709" w:type="dxa"/>
+            <w:tcMar>
+              <w:top w:w="113" w:type="dxa"/>
+              <w:bottom w:w="113" w:type="dxa"/>
+            </w:tcMar>
+            <w:vAlign w:val="center"/>
+          </w:tcPr>
+          <w:p>
+            <w:pPr>
+              <w:jc w:val="center"/>
+              <w:rPr>
+                <w:b/>
+                <w:lang w:eastAsia="ar-SA"/>
+              </w:rPr>
+            </w:pPr>
+            <w:r>
+              <w:rPr>
+                <w:b/>
+                <w:lang w:eastAsia="ar-SA"/>
+              </w:rPr>
+              <w:t>№</w:t>
+            </w:r>
+          </w:p>
+        </w:tc>
+        <w:tc>
+          <w:tcPr>
+            <w:tcW w:w="4253" w:type="dxa"/>
+            <w:tcMar>
+              <w:top w:w="113" w:type="dxa"/>
+              <w:bottom w:w="113" w:type="dxa"/>
+            </w:tcMar>
+            <w:vAlign w:val="center"/>
+          </w:tcPr>
+          <w:p>
+            <w:pPr>
+              <w:jc w:val="center"/>
+              <w:rPr>
+                <w:b/>
+                <w:lang w:eastAsia="ar-SA"/>
+              </w:rPr>
+            </w:pPr>
+            <w:r>
+              <w:rPr>
+                <w:b/>
+                <w:lang w:eastAsia="ar-SA"/>
+              </w:rPr>
+              <w:t>Оценочное средство</w:t>
+            </w:r>
+          </w:p>
+        </w:tc>
+        <w:tc>
+          <w:tcPr>
+            <w:tcW w:w="1134" w:type="dxa"/>
+            <w:tcMar>
+              <w:top w:w="113" w:type="dxa"/>
+              <w:bottom w:w="113" w:type="dxa"/>
+            </w:tcMar>
+            <w:vAlign w:val="center"/>
+          </w:tcPr>
+          <w:p>
+            <w:pPr>
+              <w:jc w:val="center"/>
+              <w:rPr>
+                <w:b/>
+                <w:lang w:eastAsia="ar-SA"/>
+              </w:rPr>
+            </w:pPr>
+            <w:r>
+              <w:rPr>
+                <w:b/>
+                <w:lang w:eastAsia="ar-SA"/>
+              </w:rPr>
+              <w:t>Баллы</w:t>
+            </w:r>
+          </w:p>
+        </w:tc>
+        <w:tc>
+          <w:tcPr>
+            <w:tcW w:w="2126" w:type="dxa"/>
+            <w:tcMar>
+              <w:top w:w="113" w:type="dxa"/>
+              <w:bottom w:w="113" w:type="dxa"/>
+            </w:tcMar>
+            <w:vAlign w:val="center"/>
+          </w:tcPr>
+          <w:p>
+            <w:pPr>
+              <w:jc w:val="center"/>
+              <w:rPr>
+                <w:b/>
+                <w:lang w:eastAsia="ar-SA"/>
+              </w:rPr>
+            </w:pPr>
+            <w:r>
+              <w:rPr>
+                <w:b/>
+                <w:lang w:eastAsia="ar-SA"/>
+              </w:rPr>
+              <w:t>Оцениваемые компетенции</w:t>
+            </w:r>
+          </w:p>
+        </w:tc>
+        <w:tc>
+          <w:tcPr>
+            <w:tcW w:w="1240" w:type="dxa"/>
+            <w:vAlign w:val="center"/>
+          </w:tcPr>
+          <w:p>
+            <w:pPr>
+              <w:jc w:val="center"/>
+              <w:rPr>
+                <w:b/>
+                <w:lang w:eastAsia="ar-SA"/>
+              </w:rPr>
+            </w:pPr>
+            <w:r>
+              <w:rPr>
+                <w:b/>
+                <w:lang w:eastAsia="ar-SA"/>
+              </w:rPr>
+              <w:t>Семестр</w:t>
+            </w:r>
+          </w:p>
+        </w:tc>
+      </w:tr>
+      <w:tr>
+        <w:tc>
+          <w:tcPr>
+            <w:tcW w:w="709" w:type="dxa"/>
+          </w:tcPr>
+          <w:p>
+            <w:pPr>
+              <w:jc w:val="center"/>
+              <w:rPr>
+                <w:lang w:eastAsia="ar-SA"/>
+              </w:rPr>
+            </w:pPr>
+            <w:r>
+              <w:rPr>
+                <w:lang w:val="en-US" w:eastAsia="ar-SA"/>
+              </w:rPr>
+              <w:t>$</w:t>
+            </w:r>
+            <w:r>
+              <w:rPr>
+                <w:lang w:eastAsia="ar-SA"/>
+              </w:rPr>
+              <w:t>{</w:t>
+            </w:r>
+            <w:proofErr w:type="spellStart"/>
+            <w:r>
+              <w:rPr>
+                <w:lang w:eastAsia="ar-SA"/>
+              </w:rPr>
+              <w:t>evaluat</w:t>
+            </w:r>
+            <w:r>
+              <w:rPr>
+                <w:lang w:eastAsia="ar-SA"/>
+              </w:rPr>
+              <w:lastRenderedPageBreak/>
+              <w:t>ions</w:t>
+            </w:r>
+            <w:proofErr w:type="spellEnd"/>
+            <w:r>
+              <w:rPr>
+                <w:lang w:eastAsia="ar-SA"/>
+              </w:rPr>
+              <w:t>}</w:t>
+            </w:r>
+          </w:p>
+        </w:tc>
+        <w:tc>
+          <w:tcPr>
+            <w:tcW w:w="4253" w:type="dxa"/>
+          </w:tcPr>
+          <w:p>
+            <w:pPr>
+              <w:rPr>
+                <w:lang w:eastAsia="ar-SA"/>
+              </w:rPr>
+            </w:pPr>
+            <w:r>
+              <w:rPr>
+                <w:lang w:val="en-US" w:eastAsia="ar-SA"/>
+              </w:rPr>
+              <w:lastRenderedPageBreak/>
+              <w:t>$</w:t>
+            </w:r>
+            <w:r>
+              <w:rPr>
+                <w:lang w:eastAsia="ar-SA"/>
+              </w:rPr>
+              <w:t>{</w:t>
+            </w:r>
+            <w:proofErr w:type="spellStart"/>
+            <w:r>
+              <w:rPr>
+                <w:lang w:eastAsia="ar-SA"/>
+              </w:rPr>
+              <w:t>evaluations</w:t>
+            </w:r>
+            <w:proofErr w:type="spellEnd"/>
+            <w:r>
+              <w:rPr>
+                <w:lang w:val="en-US" w:eastAsia="ar-SA"/>
+              </w:rPr>
+              <w:t>_</w:t>
+            </w:r>
+            <w:r>
+              <w:rPr>
+                <w:lang w:val="en-US" w:eastAsia="ar-SA"/>
+              </w:rPr>
+              <w:t>name</w:t>
+            </w:r>
+            <w:r>
+              <w:rPr>
+                <w:lang w:eastAsia="ar-SA"/>
+              </w:rPr>
+              <w:t>}</w:t>
+            </w:r>
+          </w:p>
+        </w:tc>
+        <w:tc>
+          <w:tcPr>
+            <w:tcW w:w="1134" w:type="dxa"/>
+          </w:tcPr>
+          <w:p>
+            <w:pPr>
+              <w:jc w:val="center"/>
+              <w:rPr>
+                <w:lang w:eastAsia="ar-SA"/>
+              </w:rPr>
+            </w:pPr>
+            <w:r>
+              <w:rPr>
+                <w:lang w:val="en-US" w:eastAsia="ar-SA"/>
+              </w:rPr>
+              <w:t>$</w:t>
+            </w:r>
+            <w:r>
+              <w:rPr>
+                <w:lang w:eastAsia="ar-SA"/>
+              </w:rPr>
+              <w:t>{</w:t>
+            </w:r>
+            <w:proofErr w:type="spellStart"/>
+            <w:r>
+              <w:rPr>
+                <w:lang w:eastAsia="ar-SA"/>
+              </w:rPr>
+              <w:t>evaluations</w:t>
+            </w:r>
+            <w:proofErr w:type="spellEnd"/>
+            <w:r>
+              <w:rPr>
+                <w:lang w:val="en-US" w:eastAsia="ar-SA"/>
+              </w:rPr>
+              <w:t>_</w:t>
+            </w:r>
+            <w:proofErr w:type="spellStart"/>
+            <w:r>
+              <w:rPr>
+                <w:lang w:eastAsia="ar-SA"/>
+              </w:rPr>
+              <w:t>rati</w:t>
+            </w:r>
+            <w:r>
+              <w:rPr>
+                <w:lang w:eastAsia="ar-SA"/>
+              </w:rPr>
+              <w:lastRenderedPageBreak/>
+              <w:t>ng</w:t>
+            </w:r>
+            <w:proofErr w:type="spellEnd"/>
+            <w:r>
+              <w:rPr>
+                <w:lang w:eastAsia="ar-SA"/>
+              </w:rPr>
+              <w:t>}</w:t>
+            </w:r>
+          </w:p>
+        </w:tc>
+        <w:tc>
+          <w:tcPr>
+            <w:tcW w:w="2126" w:type="dxa"/>
+          </w:tcPr>
+          <w:p>
+            <w:pPr>
+              <w:rPr>
+                <w:lang w:eastAsia="ar-SA"/>
+              </w:rPr>
+            </w:pPr>
+            <w:r>
+              <w:rPr>
+                <w:lang w:val="en-US" w:eastAsia="ar-SA"/>
+              </w:rPr>
+              <w:lastRenderedPageBreak/>
+              <w:t>$</w:t>
+            </w:r>
+            <w:r>
+              <w:rPr>
+                <w:lang w:eastAsia="ar-SA"/>
+              </w:rPr>
+              <w:t>{</w:t>
+            </w:r>
+            <w:proofErr w:type="spellStart"/>
+            <w:r>
+              <w:rPr>
+                <w:lang w:eastAsia="ar-SA"/>
+              </w:rPr>
+              <w:t>evaluations</w:t>
+            </w:r>
+            <w:proofErr w:type="spellEnd"/>
+            <w:r>
+              <w:rPr>
+                <w:lang w:val="en-US" w:eastAsia="ar-SA"/>
+              </w:rPr>
+              <w:t>_</w:t>
+            </w:r>
+            <w:proofErr w:type="spellStart"/>
+            <w:r>
+              <w:rPr>
+                <w:lang w:eastAsia="ar-SA"/>
+              </w:rPr>
+              <w:t>cmp</w:t>
+            </w:r>
+            <w:proofErr w:type="spellEnd"/>
+            <w:r>
+              <w:rPr>
+                <w:lang w:eastAsia="ar-SA"/>
+              </w:rPr>
+              <w:t>}</w:t>
+            </w:r>
+          </w:p>
+        </w:tc>
+        <w:tc>
+          <w:tcPr>
+            <w:tcW w:w="1240" w:type="dxa"/>
+          </w:tcPr>
+          <w:p>
+            <w:pPr>
+              <w:jc w:val="center"/>
+              <w:rPr>
+                <w:lang w:eastAsia="ar-SA"/>
+              </w:rPr>
+            </w:pPr>
+            <w:r>
+              <w:rPr>
+                <w:lang w:val="en-US" w:eastAsia="ar-SA"/>
+              </w:rPr>
+              <w:t>$</w:t>
+            </w:r>
+            <w:r>
+              <w:rPr>
+                <w:lang w:eastAsia="ar-SA"/>
+              </w:rPr>
+              <w:t>{</w:t>
+            </w:r>
+            <w:proofErr w:type="spellStart"/>
+            <w:r>
+              <w:rPr>
+                <w:lang w:eastAsia="ar-SA"/>
+              </w:rPr>
+              <w:t>evaluations</w:t>
+            </w:r>
+            <w:proofErr w:type="spellEnd"/>
+            <w:r>
+              <w:rPr>
+                <w:lang w:val="en-US" w:eastAsia="ar-SA"/>
+              </w:rPr>
+              <w:t>_</w:t>
+            </w:r>
+            <w:proofErr w:type="spellStart"/>
+            <w:r>
+              <w:rPr>
+                <w:lang w:eastAsia="ar-SA"/>
+              </w:rPr>
+              <w:t>sem</w:t>
+            </w:r>
+            <w:proofErr w:type="spellEnd"/>
+            <w:r>
+              <w:rPr>
+                <w:lang w:eastAsia="ar-SA"/>
+              </w:rPr>
+              <w:t>}</w:t>
+            </w:r>
+          </w:p>
+        </w:tc>
+      </w:tr>
+    </w:tbl>
+    <w:p>
+      <w:pPr>
+        <w:rPr>
+          <w:lang w:eastAsia="ar-SA"/>
+        </w:rPr>
+      </w:pPr>
+    </w:p>
+    <w:p>
+      <w:pPr>
+        <w:spacing w:before="120"/>
+        <w:rPr>
+          <w:lang w:eastAsia="ar-SA"/>
+        </w:rPr>
+      </w:pPr>
+      <w:r>
+        <w:rPr>
+          <w:lang w:eastAsia="ar-SA"/>
+        </w:rPr>
+        <w:t xml:space="preserve">Итоговая оценка по дисциплине определяется преподавателем на основании суммы баллов, набранных студентом в течение семестра и период промежуточной аттестации. </w:t>
+      </w:r>
+    </w:p>
+    <w:p>
+      <w:pPr>
+        <w:spacing w:before="120"/>
+        <w:rPr>
+          <w:lang w:eastAsia="ar-SA"/>
+        </w:rPr>
+      </w:pPr>
+      <w:r>
+        <w:rPr>
+          <w:lang w:eastAsia="ar-SA"/>
+        </w:rPr>
+        <w:t>{</w:t>
+      </w:r>
+      <w:proofErr w:type="spellStart"/>
+      <w:r>
+        <w:rPr>
+          <w:lang w:eastAsia="ar-SA"/>
+        </w:rPr>
+        <w:t>exam_explanation</w:t>
+      </w:r>
+      <w:proofErr w:type="spellEnd"/>
+      <w:r>
+        <w:rPr>
+          <w:lang w:eastAsia="ar-SA"/>
+        </w:rPr>
+        <w:t>}</w:t>
+      </w:r>
+    </w:p>
+    <w:p>
+      <w:pPr>
+        <w:rPr>
+          <w:lang w:eastAsia="ar-SA"/>
+        </w:rPr>
+      </w:pPr>
+    </w:p>
+    <w:p>
+      <w:pPr>
+        <w:jc w:val="center"/>
+        <w:rPr>
+          <w:b/>
+          <w:bCs/>
+          <w:lang w:eastAsia="ar-SA"/>
+        </w:rPr>
+      </w:pPr>
+      <w:r>
+        <w:rPr>
+          <w:b/>
+          <w:bCs/>
+          <w:lang w:eastAsia="ar-SA"/>
+        </w:rPr>
+        <w:t>2. ОЦЕНОЧНЫЕ СРЕДСТВА</w:t>
+      </w:r>
+    </w:p>
+    <w:p>
+      <w:pPr>
+        <w:rPr>
+          <w:lang w:eastAsia="ar-SA"/>
+        </w:rPr>
+      </w:pPr>
+    </w:p>
+    <w:p>
+      <w:pPr>
+        <w:rPr>
+          <w:lang w:eastAsia="ar-SA"/>
+        </w:rPr>
+      </w:pPr>
+      <w:r>
+        <w:rPr>
+          <w:lang w:eastAsia="ar-SA"/>
+        </w:rPr>
+        <w:t>Данный раздел содержит типовые контрольные задания или иные материалы, необходимые для оценки знаний, умений, навыков и (или) опыта деятельности, характеризующих этапы формирования компетенций в процессе освоения образовательной программы. Описание каждого оценочного средства содержит методические материалы, определяющие процедуры оценивания знаний, умений, навыков и (или) опыта деятельности, характеризующих этапы формирования компетенций.</w:t>
+      </w:r>
+    </w:p>
+    <w:p>
+      <w:pPr>
+        <w:rPr>
+          <w:lang w:eastAsia="ar-SA"/>
+        </w:rPr>
+      </w:pPr>
+    </w:p>
+    <w:p>
+      <w:pPr>
+        <w:rPr>
+          <w:lang w:eastAsia="ar-SA"/>
+        </w:rPr>
+      </w:pPr>
+      <w:r>
+        <w:rPr>
+          <w:lang w:eastAsia="ar-SA"/>
+        </w:rPr>
+        <w:t>Перечень оценочных средств, материалы которых представлены в данном разделе:</w:t>
+      </w:r>
+    </w:p>
+    <w:p>
+      <w:pPr>
+        <w:rPr>
+          <w:lang w:eastAsia="ar-SA"/>
+        </w:rPr>
+      </w:pPr>
+    </w:p>
+    <w:p>
+      <w:pPr>
+        <w:rPr>
+          <w:lang w:eastAsia="ar-SA"/>
+        </w:rPr>
+      </w:pPr>
+      <w:r>
+        <w:rPr>
+          <w:lang w:val="en-US" w:eastAsia="ar-SA"/>
+        </w:rPr>
+        <w:t>$</w:t>
+      </w:r>
+      <w:r>
+        <w:rPr>
+          <w:lang w:eastAsia="ar-SA"/>
+        </w:rPr>
+        <w:t>{</w:t>
+      </w:r>
+      <w:proofErr w:type="spellStart"/>
+      <w:r>
+        <w:rPr>
+          <w:lang w:eastAsia="ar-SA"/>
+        </w:rPr>
+        <w:t>evaluations</w:t>
+      </w:r>
+      <w:r>
+        <w:rPr>
+          <w:lang w:eastAsia="ar-SA"/>
+        </w:rPr>
+        <w:t>_list</w:t>
+      </w:r>
+      <w:proofErr w:type="spellEnd"/>
+      <w:r>
+        <w:rPr>
+          <w:lang w:eastAsia="ar-SA"/>
+        </w:rPr>
+        <w:t>}</w:t>
+      </w:r>
+    </w:p>
+    <w:p>
+      <w:pPr>
+        <w:rPr>
+          <w:b/>
+          <w:lang w:eastAsia="ar-SA"/>
+        </w:rPr>
+      </w:pPr>
     </w:p>
     <w:p>
       <w:pPr>
@@ -7066,6 +10158,7 @@
     <w:lsdException w:name="Table Web 2" w:semiHidden="1" w:unhideWhenUsed="1"/>
     <w:lsdException w:name="Table Web 3" w:semiHidden="1" w:unhideWhenUsed="1"/>
     <w:lsdException w:name="Balloon Text" w:semiHidden="1" w:unhideWhenUsed="1"/>
+    <w:lsdException w:name="Table Grid" w:uiPriority="59"/>
     <w:lsdException w:name="Table Theme" w:semiHidden="1" w:unhideWhenUsed="1"/>
     <w:lsdException w:name="Placeholder Text" w:semiHidden="1" w:uiPriority="99"/>
     <w:lsdException w:name="No Spacing" w:uiPriority="1" w:qFormat="1"/>
@@ -7291,7 +10384,7 @@
   <w:style w:type="paragraph" w:default="1" w:styleId="a">
     <w:name w:val="Normal"/>
     <w:qFormat/>
-    <w:rsid w:val="00C343CE"/>
+    <w:rsid w:val="00EE26CB"/>
     <w:rPr>
       <w:sz w:val="24"/>
       <w:szCs w:val="24"/>
@@ -7454,6 +10547,7 @@
   <w:style w:type="table" w:styleId="a5">
     <w:name w:val="Table Grid"/>
     <w:basedOn w:val="a1"/>
+    <w:uiPriority w:val="59"/>
     <w:rsid w:val="003107C9"/>
     <w:tblPr>
       <w:tblBorders>
